--- a/Quotations/Kavita Goswami 20_22_Feb_2026/Quotation With Budget (1).docx
+++ b/Quotations/Kavita Goswami 20_22_Feb_2026/Quotation With Budget (1).docx
@@ -1050,7 +1050,7 @@
                   <w14:round/>
                 </w14:textOutline>
               </w:rPr>
-              <w:t xml:space="preserve">Diwan-E-Aam </w:t>
+              <w:t xml:space="preserve">Diwan-E-Aam &amp; </w:t>
             </w:r>
             <w:r>
               <w:rPr>
@@ -1071,9 +1071,11 @@
                   <w14:round/>
                 </w14:textOutline>
               </w:rPr>
-              <w:t>&amp;</w:t>
-            </w:r>
-            <w:r>
+              <w:t xml:space="preserve">Ballroom </w:t>
+            </w:r>
+          </w:p>
+          <w:p>
+            <w:pPr>
               <w:rPr>
                 <w:rFonts w:ascii="Abadi" w:eastAsiaTheme="majorEastAsia" w:hAnsi="Abadi" w:cs="ADLaM Display"/>
                 <w:bCs/>
@@ -1092,8 +1094,7 @@
                   <w14:round/>
                 </w14:textOutline>
               </w:rPr>
-              <w:t xml:space="preserve"> </w:t>
-            </w:r>
+            </w:pPr>
             <w:r>
               <w:rPr>
                 <w:rFonts w:ascii="Abadi" w:eastAsiaTheme="majorEastAsia" w:hAnsi="Abadi" w:cs="ADLaM Display"/>
@@ -1113,11 +1114,9 @@
                   <w14:round/>
                 </w14:textOutline>
               </w:rPr>
-              <w:t xml:space="preserve">Ballroom </w:t>
-            </w:r>
-          </w:p>
-          <w:p>
-            <w:pPr>
+              <w:t>T</w:t>
+            </w:r>
+            <w:r>
               <w:rPr>
                 <w:rFonts w:ascii="Abadi" w:eastAsiaTheme="majorEastAsia" w:hAnsi="Abadi" w:cs="ADLaM Display"/>
                 <w:bCs/>
@@ -1136,7 +1135,8 @@
                   <w14:round/>
                 </w14:textOutline>
               </w:rPr>
-            </w:pPr>
+              <w:t>ime</w:t>
+            </w:r>
             <w:r>
               <w:rPr>
                 <w:rFonts w:ascii="Abadi" w:eastAsiaTheme="majorEastAsia" w:hAnsi="Abadi" w:cs="ADLaM Display"/>
@@ -1156,7 +1156,7 @@
                   <w14:round/>
                 </w14:textOutline>
               </w:rPr>
-              <w:t>T</w:t>
+              <w:t xml:space="preserve">   </w:t>
             </w:r>
             <w:r>
               <w:rPr>
@@ -1177,7 +1177,7 @@
                   <w14:round/>
                 </w14:textOutline>
               </w:rPr>
-              <w:t>ime</w:t>
+              <w:t xml:space="preserve">   </w:t>
             </w:r>
             <w:r>
               <w:rPr>
@@ -1198,7 +1198,7 @@
                   <w14:round/>
                 </w14:textOutline>
               </w:rPr>
-              <w:t xml:space="preserve">   </w:t>
+              <w:t>0</w:t>
             </w:r>
             <w:r>
               <w:rPr>
@@ -1219,7 +1219,7 @@
                   <w14:round/>
                 </w14:textOutline>
               </w:rPr>
-              <w:t xml:space="preserve">   1</w:t>
+              <w:t>9</w:t>
             </w:r>
             <w:r>
               <w:rPr>
@@ -1240,7 +1240,7 @@
                   <w14:round/>
                 </w14:textOutline>
               </w:rPr>
-              <w:t xml:space="preserve">0:00 </w:t>
+              <w:t xml:space="preserve">:00 </w:t>
             </w:r>
             <w:r>
               <w:rPr>
@@ -1491,7 +1491,7 @@
       </w:tr>
       <w:tr>
         <w:trPr>
-          <w:trHeight w:val="908"/>
+          <w:trHeight w:val="2357"/>
         </w:trPr>
         <w:tc>
           <w:tcPr>
@@ -1516,6 +1516,15 @@
           <w:p/>
           <w:p>
             <w:pPr>
+              <w:rPr>
+                <w:rFonts w:cstheme="minorHAnsi"/>
+                <w:sz w:val="24"/>
+                <w:szCs w:val="24"/>
+              </w:rPr>
+            </w:pPr>
+          </w:p>
+          <w:p>
+            <w:pPr>
               <w:pStyle w:val="ListParagraph"/>
               <w:numPr>
                 <w:ilvl w:val="0"/>
@@ -1533,180 +1542,15 @@
                 <w:sz w:val="24"/>
                 <w:szCs w:val="24"/>
               </w:rPr>
-              <w:t>Sound Setup [Monitors]</w:t>
-            </w:r>
-          </w:p>
-          <w:p>
-            <w:pPr>
-              <w:rPr>
-                <w:rFonts w:cstheme="minorHAnsi"/>
-                <w:sz w:val="24"/>
-                <w:szCs w:val="24"/>
-              </w:rPr>
-            </w:pPr>
-          </w:p>
-          <w:p>
-            <w:pPr>
-              <w:pStyle w:val="ListParagraph"/>
-              <w:numPr>
-                <w:ilvl w:val="0"/>
-                <w:numId w:val="21"/>
-              </w:numPr>
-              <w:rPr>
-                <w:rFonts w:cstheme="minorHAnsi"/>
-                <w:sz w:val="24"/>
-                <w:szCs w:val="24"/>
-              </w:rPr>
-            </w:pPr>
-            <w:r>
-              <w:rPr>
-                <w:rFonts w:cstheme="minorHAnsi"/>
-                <w:sz w:val="24"/>
-                <w:szCs w:val="24"/>
-              </w:rPr>
               <w:t>Bollywood Style Singer</w:t>
             </w:r>
-          </w:p>
-          <w:p>
-            <w:pPr>
-              <w:pStyle w:val="ListParagraph"/>
-              <w:rPr>
-                <w:rFonts w:cstheme="minorHAnsi"/>
-                <w:sz w:val="24"/>
-                <w:szCs w:val="24"/>
-              </w:rPr>
-            </w:pPr>
-          </w:p>
-          <w:p>
-            <w:pPr>
-              <w:pStyle w:val="Heading1"/>
-            </w:pPr>
-            <w:r>
-              <w:t>Ballroom</w:t>
-            </w:r>
-          </w:p>
-          <w:p>
-            <w:pPr>
-              <w:rPr>
-                <w:rFonts w:cstheme="minorHAnsi"/>
-                <w:sz w:val="24"/>
-                <w:szCs w:val="24"/>
-              </w:rPr>
-            </w:pPr>
-          </w:p>
-          <w:p>
-            <w:pPr>
-              <w:pStyle w:val="ListParagraph"/>
-              <w:numPr>
-                <w:ilvl w:val="0"/>
-                <w:numId w:val="21"/>
-              </w:numPr>
-              <w:rPr>
-                <w:rFonts w:cstheme="minorHAnsi"/>
-                <w:sz w:val="24"/>
-                <w:szCs w:val="24"/>
-              </w:rPr>
-            </w:pPr>
-            <w:r>
-              <w:rPr>
-                <w:rFonts w:cstheme="minorHAnsi"/>
-                <w:sz w:val="24"/>
-                <w:szCs w:val="24"/>
-              </w:rPr>
-              <w:t xml:space="preserve">DJ Setup </w:t>
-            </w:r>
-          </w:p>
-          <w:p>
-            <w:pPr>
-              <w:rPr>
-                <w:rFonts w:cstheme="minorHAnsi"/>
-                <w:sz w:val="24"/>
-                <w:szCs w:val="24"/>
-              </w:rPr>
-            </w:pPr>
-          </w:p>
-          <w:p>
-            <w:pPr>
-              <w:pStyle w:val="ListParagraph"/>
-              <w:numPr>
-                <w:ilvl w:val="0"/>
-                <w:numId w:val="21"/>
-              </w:numPr>
-              <w:rPr>
-                <w:rFonts w:cstheme="minorHAnsi"/>
-                <w:sz w:val="24"/>
-                <w:szCs w:val="24"/>
-              </w:rPr>
-            </w:pPr>
-            <w:r>
-              <w:rPr>
-                <w:rFonts w:cstheme="minorHAnsi"/>
-                <w:sz w:val="24"/>
-                <w:szCs w:val="24"/>
-              </w:rPr>
-              <w:t>Professional Jockey</w:t>
-            </w:r>
-          </w:p>
-          <w:p>
-            <w:pPr>
-              <w:rPr>
-                <w:rFonts w:cstheme="minorHAnsi"/>
-                <w:sz w:val="24"/>
-                <w:szCs w:val="24"/>
-              </w:rPr>
-            </w:pPr>
-          </w:p>
-          <w:p>
-            <w:pPr>
-              <w:pStyle w:val="ListParagraph"/>
-              <w:numPr>
-                <w:ilvl w:val="0"/>
-                <w:numId w:val="21"/>
-              </w:numPr>
-              <w:rPr>
-                <w:rFonts w:cstheme="minorHAnsi"/>
-                <w:sz w:val="24"/>
-                <w:szCs w:val="24"/>
-              </w:rPr>
-            </w:pPr>
-            <w:r>
-              <w:rPr>
-                <w:rFonts w:cstheme="minorHAnsi"/>
-                <w:sz w:val="24"/>
-                <w:szCs w:val="24"/>
-              </w:rPr>
-              <w:t>Sharpy Lights</w:t>
-            </w:r>
-          </w:p>
-          <w:p>
-            <w:pPr>
-              <w:rPr>
-                <w:rFonts w:cstheme="minorHAnsi"/>
-                <w:sz w:val="24"/>
-                <w:szCs w:val="24"/>
-              </w:rPr>
-            </w:pPr>
-          </w:p>
-          <w:p>
-            <w:pPr>
-              <w:pStyle w:val="ListParagraph"/>
-              <w:numPr>
-                <w:ilvl w:val="0"/>
-                <w:numId w:val="21"/>
-              </w:numPr>
-              <w:rPr>
-                <w:rFonts w:cstheme="minorHAnsi"/>
-                <w:sz w:val="24"/>
-                <w:szCs w:val="24"/>
-              </w:rPr>
-            </w:pPr>
-            <w:r>
-              <w:rPr>
-                <w:rFonts w:cstheme="minorHAnsi"/>
-                <w:sz w:val="24"/>
-                <w:szCs w:val="24"/>
-              </w:rPr>
-              <w:t>Led Floor [Size 12x12]</w:t>
+            <w:r>
+              <w:rPr>
+                <w:rFonts w:cstheme="minorHAnsi"/>
+                <w:sz w:val="24"/>
+                <w:szCs w:val="24"/>
+              </w:rPr>
+              <w:t xml:space="preserve"> With Sound Setup</w:t>
             </w:r>
           </w:p>
           <w:p>
@@ -1723,6 +1567,73 @@
           <w:tcPr>
             <w:tcW w:w="2880" w:type="dxa"/>
           </w:tcPr>
+          <w:p>
+            <w:pPr>
+              <w:jc w:val="center"/>
+              <w:rPr>
+                <w:rFonts w:cstheme="minorHAnsi"/>
+                <w:sz w:val="24"/>
+                <w:szCs w:val="24"/>
+              </w:rPr>
+            </w:pPr>
+          </w:p>
+          <w:p>
+            <w:pPr>
+              <w:jc w:val="center"/>
+              <w:rPr>
+                <w:rFonts w:cstheme="minorHAnsi"/>
+                <w:sz w:val="24"/>
+                <w:szCs w:val="24"/>
+              </w:rPr>
+            </w:pPr>
+          </w:p>
+          <w:p>
+            <w:pPr>
+              <w:jc w:val="center"/>
+              <w:rPr>
+                <w:rFonts w:cstheme="minorHAnsi"/>
+                <w:sz w:val="24"/>
+                <w:szCs w:val="24"/>
+              </w:rPr>
+            </w:pPr>
+          </w:p>
+          <w:p>
+            <w:pPr>
+              <w:jc w:val="center"/>
+              <w:rPr>
+                <w:rFonts w:cstheme="minorHAnsi"/>
+                <w:sz w:val="24"/>
+                <w:szCs w:val="24"/>
+              </w:rPr>
+            </w:pPr>
+          </w:p>
+          <w:p>
+            <w:pPr>
+              <w:rPr>
+                <w:rFonts w:cstheme="minorHAnsi"/>
+                <w:sz w:val="24"/>
+                <w:szCs w:val="24"/>
+              </w:rPr>
+            </w:pPr>
+          </w:p>
+          <w:p>
+            <w:pPr>
+              <w:jc w:val="center"/>
+              <w:rPr>
+                <w:rFonts w:cstheme="minorHAnsi"/>
+                <w:sz w:val="24"/>
+                <w:szCs w:val="24"/>
+              </w:rPr>
+            </w:pPr>
+            <w:r>
+              <w:rPr>
+                <w:rFonts w:cstheme="minorHAnsi"/>
+                <w:sz w:val="24"/>
+                <w:szCs w:val="24"/>
+              </w:rPr>
+              <w:t>On Final Selection</w:t>
+            </w:r>
+          </w:p>
           <w:p>
             <w:pPr>
               <w:jc w:val="center"/>
@@ -1745,7 +1656,170 @@
           </w:tcPr>
           <w:p>
             <w:pPr>
-              <w:jc w:val="center"/>
+              <w:pStyle w:val="Heading1"/>
+            </w:pPr>
+            <w:r>
+              <w:t>Ballroom</w:t>
+            </w:r>
+          </w:p>
+          <w:p>
+            <w:pPr>
+              <w:rPr>
+                <w:rFonts w:cstheme="minorHAnsi"/>
+                <w:sz w:val="24"/>
+                <w:szCs w:val="24"/>
+              </w:rPr>
+            </w:pPr>
+          </w:p>
+          <w:p>
+            <w:pPr>
+              <w:pStyle w:val="ListParagraph"/>
+              <w:numPr>
+                <w:ilvl w:val="0"/>
+                <w:numId w:val="21"/>
+              </w:numPr>
+              <w:rPr>
+                <w:rFonts w:cstheme="minorHAnsi"/>
+                <w:sz w:val="24"/>
+                <w:szCs w:val="24"/>
+              </w:rPr>
+            </w:pPr>
+            <w:r>
+              <w:rPr>
+                <w:rFonts w:cstheme="minorHAnsi"/>
+                <w:sz w:val="24"/>
+                <w:szCs w:val="24"/>
+              </w:rPr>
+              <w:t xml:space="preserve">DJ Setup </w:t>
+            </w:r>
+          </w:p>
+          <w:p>
+            <w:pPr>
+              <w:rPr>
+                <w:rFonts w:cstheme="minorHAnsi"/>
+                <w:sz w:val="24"/>
+                <w:szCs w:val="24"/>
+              </w:rPr>
+            </w:pPr>
+          </w:p>
+          <w:p>
+            <w:pPr>
+              <w:pStyle w:val="ListParagraph"/>
+              <w:numPr>
+                <w:ilvl w:val="0"/>
+                <w:numId w:val="21"/>
+              </w:numPr>
+              <w:rPr>
+                <w:rFonts w:cstheme="minorHAnsi"/>
+                <w:sz w:val="24"/>
+                <w:szCs w:val="24"/>
+              </w:rPr>
+            </w:pPr>
+            <w:r>
+              <w:rPr>
+                <w:rFonts w:cstheme="minorHAnsi"/>
+                <w:sz w:val="24"/>
+                <w:szCs w:val="24"/>
+              </w:rPr>
+              <w:t>Professional Jockey</w:t>
+            </w:r>
+          </w:p>
+          <w:p>
+            <w:pPr>
+              <w:rPr>
+                <w:rFonts w:cstheme="minorHAnsi"/>
+                <w:sz w:val="24"/>
+                <w:szCs w:val="24"/>
+              </w:rPr>
+            </w:pPr>
+          </w:p>
+          <w:p>
+            <w:pPr>
+              <w:pStyle w:val="ListParagraph"/>
+              <w:numPr>
+                <w:ilvl w:val="0"/>
+                <w:numId w:val="21"/>
+              </w:numPr>
+              <w:rPr>
+                <w:rFonts w:cstheme="minorHAnsi"/>
+                <w:sz w:val="24"/>
+                <w:szCs w:val="24"/>
+              </w:rPr>
+            </w:pPr>
+            <w:r>
+              <w:rPr>
+                <w:rFonts w:cstheme="minorHAnsi"/>
+                <w:sz w:val="24"/>
+                <w:szCs w:val="24"/>
+              </w:rPr>
+              <w:t>Sharpy Lights</w:t>
+            </w:r>
+          </w:p>
+          <w:p>
+            <w:pPr>
+              <w:rPr>
+                <w:rFonts w:cstheme="minorHAnsi"/>
+                <w:sz w:val="24"/>
+                <w:szCs w:val="24"/>
+              </w:rPr>
+            </w:pPr>
+          </w:p>
+          <w:p>
+            <w:pPr>
+              <w:pStyle w:val="ListParagraph"/>
+              <w:numPr>
+                <w:ilvl w:val="0"/>
+                <w:numId w:val="21"/>
+              </w:numPr>
+              <w:rPr>
+                <w:rFonts w:cstheme="minorHAnsi"/>
+                <w:sz w:val="24"/>
+                <w:szCs w:val="24"/>
+              </w:rPr>
+            </w:pPr>
+            <w:r>
+              <w:rPr>
+                <w:rFonts w:cstheme="minorHAnsi"/>
+                <w:sz w:val="24"/>
+                <w:szCs w:val="24"/>
+              </w:rPr>
+              <w:t>Led Floor [Size 12x12]</w:t>
+            </w:r>
+          </w:p>
+          <w:p>
+            <w:pPr>
+              <w:pStyle w:val="ListParagraph"/>
+              <w:rPr>
+                <w:rFonts w:cstheme="minorHAnsi"/>
+                <w:sz w:val="24"/>
+                <w:szCs w:val="24"/>
+              </w:rPr>
+            </w:pPr>
+          </w:p>
+          <w:p>
+            <w:pPr>
+              <w:pStyle w:val="ListParagraph"/>
+              <w:numPr>
+                <w:ilvl w:val="0"/>
+                <w:numId w:val="21"/>
+              </w:numPr>
+              <w:rPr>
+                <w:rFonts w:cstheme="minorHAnsi"/>
+                <w:sz w:val="24"/>
+                <w:szCs w:val="24"/>
+              </w:rPr>
+            </w:pPr>
+            <w:r>
+              <w:rPr>
+                <w:rFonts w:cstheme="minorHAnsi"/>
+                <w:sz w:val="24"/>
+                <w:szCs w:val="24"/>
+              </w:rPr>
+              <w:t>Led Console</w:t>
+            </w:r>
+          </w:p>
+          <w:p>
+            <w:pPr>
               <w:rPr>
                 <w:rFonts w:cstheme="minorHAnsi"/>
                 <w:b/>
@@ -1755,30 +1829,6 @@
                 <w:szCs w:val="24"/>
               </w:rPr>
             </w:pPr>
-          </w:p>
-          <w:p>
-            <w:pPr>
-              <w:jc w:val="center"/>
-              <w:rPr>
-                <w:rFonts w:cstheme="minorHAnsi"/>
-                <w:b/>
-                <w:bCs/>
-                <w:color w:val="C45911" w:themeColor="accent2" w:themeShade="BF"/>
-                <w:sz w:val="24"/>
-                <w:szCs w:val="24"/>
-              </w:rPr>
-            </w:pPr>
-            <w:r>
-              <w:rPr>
-                <w:rFonts w:cstheme="minorHAnsi"/>
-                <w:b/>
-                <w:bCs/>
-                <w:color w:val="C45911" w:themeColor="accent2" w:themeShade="BF"/>
-                <w:sz w:val="24"/>
-                <w:szCs w:val="24"/>
-              </w:rPr>
-              <w:t>TOTAL (A)</w:t>
-            </w:r>
           </w:p>
         </w:tc>
         <w:tc>
@@ -1797,6 +1847,188 @@
                 <w:szCs w:val="24"/>
               </w:rPr>
             </w:pPr>
+          </w:p>
+          <w:p>
+            <w:pPr>
+              <w:jc w:val="center"/>
+              <w:rPr>
+                <w:rFonts w:cstheme="minorHAnsi"/>
+                <w:b/>
+                <w:bCs/>
+                <w:color w:val="C45911" w:themeColor="accent2" w:themeShade="BF"/>
+                <w:sz w:val="24"/>
+                <w:szCs w:val="24"/>
+              </w:rPr>
+            </w:pPr>
+          </w:p>
+          <w:p>
+            <w:pPr>
+              <w:jc w:val="center"/>
+              <w:rPr>
+                <w:rFonts w:cstheme="minorHAnsi"/>
+                <w:b/>
+                <w:bCs/>
+                <w:color w:val="C45911" w:themeColor="accent2" w:themeShade="BF"/>
+                <w:sz w:val="24"/>
+                <w:szCs w:val="24"/>
+              </w:rPr>
+            </w:pPr>
+          </w:p>
+          <w:p>
+            <w:pPr>
+              <w:jc w:val="center"/>
+              <w:rPr>
+                <w:rFonts w:cstheme="minorHAnsi"/>
+                <w:b/>
+                <w:bCs/>
+                <w:color w:val="C45911" w:themeColor="accent2" w:themeShade="BF"/>
+                <w:sz w:val="24"/>
+                <w:szCs w:val="24"/>
+              </w:rPr>
+            </w:pPr>
+          </w:p>
+          <w:p>
+            <w:pPr>
+              <w:rPr>
+                <w:rFonts w:cstheme="minorHAnsi"/>
+                <w:b/>
+                <w:bCs/>
+                <w:color w:val="C45911" w:themeColor="accent2" w:themeShade="BF"/>
+                <w:sz w:val="24"/>
+                <w:szCs w:val="24"/>
+              </w:rPr>
+            </w:pPr>
+          </w:p>
+          <w:p>
+            <w:pPr>
+              <w:jc w:val="center"/>
+              <w:rPr>
+                <w:rFonts w:cstheme="minorHAnsi"/>
+                <w:b/>
+                <w:bCs/>
+                <w:color w:val="C45911" w:themeColor="accent2" w:themeShade="BF"/>
+                <w:sz w:val="24"/>
+                <w:szCs w:val="24"/>
+              </w:rPr>
+            </w:pPr>
+          </w:p>
+          <w:p>
+            <w:pPr>
+              <w:jc w:val="center"/>
+              <w:rPr>
+                <w:rFonts w:cstheme="minorHAnsi"/>
+                <w:b/>
+                <w:bCs/>
+                <w:color w:val="C45911" w:themeColor="accent2" w:themeShade="BF"/>
+                <w:sz w:val="24"/>
+                <w:szCs w:val="24"/>
+              </w:rPr>
+            </w:pPr>
+            <w:r>
+              <w:rPr>
+                <w:rFonts w:cstheme="minorHAnsi"/>
+                <w:sz w:val="24"/>
+                <w:szCs w:val="24"/>
+              </w:rPr>
+              <w:t>30</w:t>
+            </w:r>
+            <w:r>
+              <w:rPr>
+                <w:rFonts w:cstheme="minorHAnsi"/>
+                <w:sz w:val="24"/>
+                <w:szCs w:val="24"/>
+              </w:rPr>
+              <w:t>,000 /-</w:t>
+            </w:r>
+          </w:p>
+        </w:tc>
+      </w:tr>
+      <w:tr>
+        <w:trPr>
+          <w:trHeight w:val="908"/>
+        </w:trPr>
+        <w:tc>
+          <w:tcPr>
+            <w:tcW w:w="6475" w:type="dxa"/>
+          </w:tcPr>
+          <w:p>
+            <w:pPr>
+              <w:jc w:val="center"/>
+              <w:rPr>
+                <w:rFonts w:cstheme="minorHAnsi"/>
+                <w:b/>
+                <w:bCs/>
+                <w:color w:val="C45911" w:themeColor="accent2" w:themeShade="BF"/>
+                <w:sz w:val="24"/>
+                <w:szCs w:val="24"/>
+              </w:rPr>
+            </w:pPr>
+          </w:p>
+          <w:p>
+            <w:pPr>
+              <w:jc w:val="center"/>
+              <w:rPr>
+                <w:rFonts w:cstheme="minorHAnsi"/>
+                <w:b/>
+                <w:bCs/>
+                <w:color w:val="C45911" w:themeColor="accent2" w:themeShade="BF"/>
+                <w:sz w:val="24"/>
+                <w:szCs w:val="24"/>
+              </w:rPr>
+            </w:pPr>
+            <w:r>
+              <w:rPr>
+                <w:rFonts w:cstheme="minorHAnsi"/>
+                <w:b/>
+                <w:bCs/>
+                <w:color w:val="C45911" w:themeColor="accent2" w:themeShade="BF"/>
+                <w:sz w:val="24"/>
+                <w:szCs w:val="24"/>
+              </w:rPr>
+              <w:t>TOTAL (A)</w:t>
+            </w:r>
+          </w:p>
+        </w:tc>
+        <w:tc>
+          <w:tcPr>
+            <w:tcW w:w="2880" w:type="dxa"/>
+          </w:tcPr>
+          <w:p>
+            <w:pPr>
+              <w:jc w:val="center"/>
+              <w:rPr>
+                <w:rFonts w:cstheme="minorHAnsi"/>
+                <w:b/>
+                <w:bCs/>
+                <w:color w:val="C45911" w:themeColor="accent2" w:themeShade="BF"/>
+                <w:sz w:val="24"/>
+                <w:szCs w:val="24"/>
+              </w:rPr>
+            </w:pPr>
+          </w:p>
+          <w:p>
+            <w:pPr>
+              <w:jc w:val="center"/>
+              <w:rPr>
+                <w:rFonts w:cstheme="minorHAnsi"/>
+                <w:b/>
+                <w:bCs/>
+                <w:color w:val="C45911" w:themeColor="accent2" w:themeShade="BF"/>
+                <w:sz w:val="24"/>
+                <w:szCs w:val="24"/>
+              </w:rPr>
+            </w:pPr>
+            <w:r>
+              <w:rPr>
+                <w:rFonts w:cstheme="minorHAnsi"/>
+                <w:b/>
+                <w:bCs/>
+                <w:color w:val="C45911" w:themeColor="accent2" w:themeShade="BF"/>
+                <w:sz w:val="24"/>
+                <w:szCs w:val="24"/>
+              </w:rPr>
+              <w:t xml:space="preserve">On Final </w:t>
+            </w:r>
           </w:p>
         </w:tc>
       </w:tr>
@@ -2028,28 +2260,7 @@
                   <w14:round/>
                 </w14:textOutline>
               </w:rPr>
-              <w:t>February</w:t>
-            </w:r>
-            <w:r>
-              <w:rPr>
-                <w:rFonts w:ascii="Abadi" w:eastAsiaTheme="majorEastAsia" w:hAnsi="Abadi" w:cs="Aharoni"/>
-                <w:bCs/>
-                <w:smallCaps/>
-                <w:color w:val="C45911" w:themeColor="accent2" w:themeShade="BF"/>
-                <w:sz w:val="36"/>
-                <w:szCs w:val="36"/>
-                <w14:shadow w14:blurRad="38100" w14:dist="19050" w14:dir="2700000" w14:sx="100000" w14:sy="100000" w14:kx="0" w14:ky="0" w14:algn="tl">
-                  <w14:schemeClr w14:val="dk1">
-                    <w14:alpha w14:val="60000"/>
-                  </w14:schemeClr>
-                </w14:shadow>
-                <w14:textOutline w14:w="0" w14:cap="flat" w14:cmpd="sng" w14:algn="ctr">
-                  <w14:noFill/>
-                  <w14:prstDash w14:val="solid"/>
-                  <w14:round/>
-                </w14:textOutline>
-              </w:rPr>
-              <w:t xml:space="preserve"> 2026</w:t>
+              <w:t>February 2026</w:t>
             </w:r>
           </w:p>
           <w:p>
@@ -2113,9 +2324,11 @@
                   <w14:round/>
                 </w14:textOutline>
               </w:rPr>
-              <w:t xml:space="preserve">enue   </w:t>
-            </w:r>
-            <w:r>
+              <w:t>enue    Jal Mahal</w:t>
+            </w:r>
+          </w:p>
+          <w:p>
+            <w:pPr>
               <w:rPr>
                 <w:rFonts w:ascii="Abadi" w:eastAsiaTheme="majorEastAsia" w:hAnsi="Abadi" w:cs="ADLaM Display"/>
                 <w:bCs/>
@@ -2134,11 +2347,8 @@
                   <w14:round/>
                 </w14:textOutline>
               </w:rPr>
-              <w:t xml:space="preserve"> Jal Mahal</w:t>
-            </w:r>
-          </w:p>
-          <w:p>
-            <w:pPr>
+            </w:pPr>
+            <w:r>
               <w:rPr>
                 <w:rFonts w:ascii="Abadi" w:eastAsiaTheme="majorEastAsia" w:hAnsi="Abadi" w:cs="ADLaM Display"/>
                 <w:bCs/>
@@ -2157,6 +2367,16 @@
                   <w14:round/>
                 </w14:textOutline>
               </w:rPr>
+              <w:t>Time       09:00 AM</w:t>
+            </w:r>
+          </w:p>
+          <w:p>
+            <w:pPr>
+              <w:rPr>
+                <w:rFonts w:ascii="ADLaM Display" w:hAnsi="ADLaM Display" w:cs="ADLaM Display"/>
+                <w:sz w:val="28"/>
+                <w:szCs w:val="28"/>
+              </w:rPr>
             </w:pPr>
             <w:r>
               <w:rPr>
@@ -2177,7 +2397,7 @@
                   <w14:round/>
                 </w14:textOutline>
               </w:rPr>
-              <w:t xml:space="preserve">Time      </w:t>
+              <w:t>Event</w:t>
             </w:r>
             <w:r>
               <w:rPr>
@@ -2198,17 +2418,8 @@
                   <w14:round/>
                 </w14:textOutline>
               </w:rPr>
-              <w:t xml:space="preserve"> 09:00 AM</w:t>
-            </w:r>
-          </w:p>
-          <w:p>
-            <w:pPr>
-              <w:rPr>
-                <w:rFonts w:ascii="ADLaM Display" w:hAnsi="ADLaM Display" w:cs="ADLaM Display"/>
-                <w:sz w:val="28"/>
-                <w:szCs w:val="28"/>
-              </w:rPr>
-            </w:pPr>
+              <w:t xml:space="preserve">    </w:t>
+            </w:r>
             <w:r>
               <w:rPr>
                 <w:rFonts w:ascii="Abadi" w:eastAsiaTheme="majorEastAsia" w:hAnsi="Abadi" w:cs="ADLaM Display"/>
@@ -2228,7 +2439,7 @@
                   <w14:round/>
                 </w14:textOutline>
               </w:rPr>
-              <w:t>Event</w:t>
+              <w:t>Haldi [</w:t>
             </w:r>
             <w:r>
               <w:rPr>
@@ -2249,7 +2460,7 @@
                   <w14:round/>
                 </w14:textOutline>
               </w:rPr>
-              <w:t xml:space="preserve">    </w:t>
+              <w:t>Palm Springs</w:t>
             </w:r>
             <w:r>
               <w:rPr>
@@ -2270,48 +2481,6 @@
                   <w14:round/>
                 </w14:textOutline>
               </w:rPr>
-              <w:t>Haldi [</w:t>
-            </w:r>
-            <w:r>
-              <w:rPr>
-                <w:rFonts w:ascii="Abadi" w:eastAsiaTheme="majorEastAsia" w:hAnsi="Abadi" w:cs="ADLaM Display"/>
-                <w:bCs/>
-                <w:smallCaps/>
-                <w:color w:val="2F5496" w:themeColor="accent1" w:themeShade="BF"/>
-                <w:sz w:val="36"/>
-                <w:szCs w:val="36"/>
-                <w14:shadow w14:blurRad="38100" w14:dist="19050" w14:dir="2700000" w14:sx="100000" w14:sy="100000" w14:kx="0" w14:ky="0" w14:algn="tl">
-                  <w14:schemeClr w14:val="dk1">
-                    <w14:alpha w14:val="60000"/>
-                  </w14:schemeClr>
-                </w14:shadow>
-                <w14:textOutline w14:w="0" w14:cap="flat" w14:cmpd="sng" w14:algn="ctr">
-                  <w14:noFill/>
-                  <w14:prstDash w14:val="solid"/>
-                  <w14:round/>
-                </w14:textOutline>
-              </w:rPr>
-              <w:t>Palm Springs</w:t>
-            </w:r>
-            <w:r>
-              <w:rPr>
-                <w:rFonts w:ascii="Abadi" w:eastAsiaTheme="majorEastAsia" w:hAnsi="Abadi" w:cs="ADLaM Display"/>
-                <w:bCs/>
-                <w:smallCaps/>
-                <w:color w:val="2F5496" w:themeColor="accent1" w:themeShade="BF"/>
-                <w:sz w:val="36"/>
-                <w:szCs w:val="36"/>
-                <w14:shadow w14:blurRad="38100" w14:dist="19050" w14:dir="2700000" w14:sx="100000" w14:sy="100000" w14:kx="0" w14:ky="0" w14:algn="tl">
-                  <w14:schemeClr w14:val="dk1">
-                    <w14:alpha w14:val="60000"/>
-                  </w14:schemeClr>
-                </w14:shadow>
-                <w14:textOutline w14:w="0" w14:cap="flat" w14:cmpd="sng" w14:algn="ctr">
-                  <w14:noFill/>
-                  <w14:prstDash w14:val="solid"/>
-                  <w14:round/>
-                </w14:textOutline>
-              </w:rPr>
               <w:t>]</w:t>
             </w:r>
           </w:p>
@@ -2555,23 +2724,13 @@
               </w:rPr>
               <w:t xml:space="preserve">Flex Floor </w:t>
             </w:r>
-            <w:proofErr w:type="gramStart"/>
-            <w:r>
-              <w:rPr>
-                <w:rFonts w:cstheme="minorHAnsi"/>
-                <w:sz w:val="24"/>
-                <w:szCs w:val="24"/>
-              </w:rPr>
-              <w:t>As</w:t>
-            </w:r>
-            <w:proofErr w:type="gramEnd"/>
-            <w:r>
-              <w:rPr>
-                <w:rFonts w:cstheme="minorHAnsi"/>
-                <w:sz w:val="24"/>
-                <w:szCs w:val="24"/>
-              </w:rPr>
-              <w:t xml:space="preserve"> Per Theme Size[</w:t>
+            <w:r>
+              <w:rPr>
+                <w:rFonts w:cstheme="minorHAnsi"/>
+                <w:sz w:val="24"/>
+                <w:szCs w:val="24"/>
+              </w:rPr>
+              <w:t>As Per Theme Size[</w:t>
             </w:r>
             <w:r>
               <w:rPr>
@@ -2692,6 +2851,74 @@
                 <w:szCs w:val="24"/>
               </w:rPr>
             </w:pPr>
+          </w:p>
+          <w:p>
+            <w:pPr>
+              <w:jc w:val="center"/>
+              <w:rPr>
+                <w:rFonts w:cstheme="minorHAnsi"/>
+                <w:sz w:val="24"/>
+                <w:szCs w:val="24"/>
+              </w:rPr>
+            </w:pPr>
+          </w:p>
+          <w:p>
+            <w:pPr>
+              <w:jc w:val="center"/>
+              <w:rPr>
+                <w:rFonts w:cstheme="minorHAnsi"/>
+                <w:sz w:val="24"/>
+                <w:szCs w:val="24"/>
+              </w:rPr>
+            </w:pPr>
+          </w:p>
+          <w:p>
+            <w:pPr>
+              <w:jc w:val="center"/>
+              <w:rPr>
+                <w:rFonts w:cstheme="minorHAnsi"/>
+                <w:sz w:val="24"/>
+                <w:szCs w:val="24"/>
+              </w:rPr>
+            </w:pPr>
+          </w:p>
+          <w:p>
+            <w:pPr>
+              <w:jc w:val="center"/>
+              <w:rPr>
+                <w:rFonts w:cstheme="minorHAnsi"/>
+                <w:sz w:val="24"/>
+                <w:szCs w:val="24"/>
+              </w:rPr>
+            </w:pPr>
+          </w:p>
+          <w:p>
+            <w:pPr>
+              <w:jc w:val="center"/>
+              <w:rPr>
+                <w:rFonts w:cstheme="minorHAnsi"/>
+                <w:sz w:val="24"/>
+                <w:szCs w:val="24"/>
+              </w:rPr>
+            </w:pPr>
+          </w:p>
+          <w:p>
+            <w:pPr>
+              <w:jc w:val="center"/>
+              <w:rPr>
+                <w:rFonts w:cstheme="minorHAnsi"/>
+                <w:sz w:val="24"/>
+                <w:szCs w:val="24"/>
+              </w:rPr>
+            </w:pPr>
+            <w:r>
+              <w:rPr>
+                <w:rFonts w:cstheme="minorHAnsi"/>
+                <w:sz w:val="24"/>
+                <w:szCs w:val="24"/>
+              </w:rPr>
+              <w:t>75,000 /-</w:t>
+            </w:r>
           </w:p>
         </w:tc>
       </w:tr>
@@ -2759,6 +2986,24 @@
               </w:rPr>
             </w:pPr>
           </w:p>
+          <w:p>
+            <w:pPr>
+              <w:jc w:val="center"/>
+              <w:rPr>
+                <w:rFonts w:cstheme="minorHAnsi"/>
+                <w:sz w:val="24"/>
+                <w:szCs w:val="24"/>
+              </w:rPr>
+            </w:pPr>
+            <w:r>
+              <w:rPr>
+                <w:rFonts w:cstheme="minorHAnsi"/>
+                <w:sz w:val="24"/>
+                <w:szCs w:val="24"/>
+              </w:rPr>
+              <w:t>35,000 /-</w:t>
+            </w:r>
+          </w:p>
         </w:tc>
       </w:tr>
       <w:tr>
@@ -2857,6 +3102,16 @@
               </w:rPr>
             </w:pPr>
           </w:p>
+          <w:p>
+            <w:pPr>
+              <w:jc w:val="center"/>
+              <w:rPr>
+                <w:rFonts w:cstheme="minorHAnsi"/>
+                <w:sz w:val="24"/>
+                <w:szCs w:val="24"/>
+              </w:rPr>
+            </w:pPr>
+          </w:p>
         </w:tc>
       </w:tr>
       <w:tr>
@@ -2896,25 +3151,7 @@
                 <w:sz w:val="24"/>
                 <w:szCs w:val="24"/>
               </w:rPr>
-              <w:t xml:space="preserve">DJ Console </w:t>
-            </w:r>
-            <w:proofErr w:type="gramStart"/>
-            <w:r>
-              <w:rPr>
-                <w:rFonts w:cstheme="minorHAnsi"/>
-                <w:sz w:val="24"/>
-                <w:szCs w:val="24"/>
-              </w:rPr>
-              <w:t>For</w:t>
-            </w:r>
-            <w:proofErr w:type="gramEnd"/>
-            <w:r>
-              <w:rPr>
-                <w:rFonts w:cstheme="minorHAnsi"/>
-                <w:sz w:val="24"/>
-                <w:szCs w:val="24"/>
-              </w:rPr>
-              <w:t xml:space="preserve"> Jockey</w:t>
+              <w:t>DJ Console For Jockey</w:t>
             </w:r>
           </w:p>
           <w:p>
@@ -2940,6 +3177,24 @@
                 <w:szCs w:val="24"/>
               </w:rPr>
             </w:pPr>
+          </w:p>
+          <w:p>
+            <w:pPr>
+              <w:jc w:val="center"/>
+              <w:rPr>
+                <w:rFonts w:cstheme="minorHAnsi"/>
+                <w:sz w:val="24"/>
+                <w:szCs w:val="24"/>
+              </w:rPr>
+            </w:pPr>
+            <w:r>
+              <w:rPr>
+                <w:rFonts w:cstheme="minorHAnsi"/>
+                <w:sz w:val="24"/>
+                <w:szCs w:val="24"/>
+              </w:rPr>
+              <w:t>20,000 /-</w:t>
+            </w:r>
           </w:p>
         </w:tc>
       </w:tr>
@@ -3010,15 +3265,6 @@
               <w:t>Bubble Machine</w:t>
             </w:r>
           </w:p>
-          <w:p>
-            <w:pPr>
-              <w:rPr>
-                <w:rFonts w:cstheme="minorHAnsi"/>
-                <w:sz w:val="24"/>
-                <w:szCs w:val="24"/>
-              </w:rPr>
-            </w:pPr>
-          </w:p>
         </w:tc>
         <w:tc>
           <w:tcPr>
@@ -3033,6 +3279,34 @@
                 <w:szCs w:val="24"/>
               </w:rPr>
             </w:pPr>
+          </w:p>
+          <w:p>
+            <w:pPr>
+              <w:jc w:val="center"/>
+              <w:rPr>
+                <w:rFonts w:cstheme="minorHAnsi"/>
+                <w:sz w:val="24"/>
+                <w:szCs w:val="24"/>
+              </w:rPr>
+            </w:pPr>
+          </w:p>
+          <w:p>
+            <w:pPr>
+              <w:jc w:val="center"/>
+              <w:rPr>
+                <w:rFonts w:cstheme="minorHAnsi"/>
+                <w:sz w:val="24"/>
+                <w:szCs w:val="24"/>
+              </w:rPr>
+            </w:pPr>
+            <w:r>
+              <w:rPr>
+                <w:rFonts w:cstheme="minorHAnsi"/>
+                <w:sz w:val="24"/>
+                <w:szCs w:val="24"/>
+              </w:rPr>
+              <w:t>20,000 /-</w:t>
+            </w:r>
           </w:p>
         </w:tc>
       </w:tr>
@@ -3082,6 +3356,19 @@
               <w:t>TOTAL (B)</w:t>
             </w:r>
           </w:p>
+          <w:p>
+            <w:pPr>
+              <w:jc w:val="center"/>
+              <w:rPr>
+                <w:rFonts w:cstheme="minorHAnsi"/>
+                <w:b/>
+                <w:bCs/>
+                <w:color w:val="C45911" w:themeColor="accent2" w:themeShade="BF"/>
+                <w:sz w:val="24"/>
+                <w:szCs w:val="24"/>
+              </w:rPr>
+            </w:pPr>
+          </w:p>
         </w:tc>
         <w:tc>
           <w:tcPr>
@@ -3099,6 +3386,30 @@
                 <w:szCs w:val="28"/>
               </w:rPr>
             </w:pPr>
+          </w:p>
+          <w:p>
+            <w:pPr>
+              <w:jc w:val="center"/>
+              <w:rPr>
+                <w:rFonts w:cstheme="minorHAnsi"/>
+                <w:b/>
+                <w:bCs/>
+                <w:color w:val="C45911" w:themeColor="accent2" w:themeShade="BF"/>
+                <w:sz w:val="28"/>
+                <w:szCs w:val="28"/>
+              </w:rPr>
+            </w:pPr>
+            <w:r>
+              <w:rPr>
+                <w:rFonts w:cstheme="minorHAnsi"/>
+                <w:b/>
+                <w:bCs/>
+                <w:color w:val="C45911" w:themeColor="accent2" w:themeShade="BF"/>
+                <w:sz w:val="24"/>
+                <w:szCs w:val="24"/>
+              </w:rPr>
+              <w:t>On Final</w:t>
+            </w:r>
           </w:p>
         </w:tc>
       </w:tr>
@@ -3347,9 +3658,11 @@
                   <w14:round/>
                 </w14:textOutline>
               </w:rPr>
-              <w:t xml:space="preserve">enue    </w:t>
-            </w:r>
-            <w:r>
+              <w:t>enue    Rani Bagh</w:t>
+            </w:r>
+          </w:p>
+          <w:p>
+            <w:pPr>
               <w:rPr>
                 <w:rFonts w:ascii="Abadi" w:eastAsiaTheme="majorEastAsia" w:hAnsi="Abadi" w:cs="ADLaM Display"/>
                 <w:bCs/>
@@ -3368,8 +3681,7 @@
                   <w14:round/>
                 </w14:textOutline>
               </w:rPr>
-              <w:t>Rani</w:t>
-            </w:r>
+            </w:pPr>
             <w:r>
               <w:rPr>
                 <w:rFonts w:ascii="Abadi" w:eastAsiaTheme="majorEastAsia" w:hAnsi="Abadi" w:cs="ADLaM Display"/>
@@ -3389,8 +3701,17 @@
                   <w14:round/>
                 </w14:textOutline>
               </w:rPr>
-              <w:t xml:space="preserve"> </w:t>
-            </w:r>
+              <w:t>Time       07:00 PM</w:t>
+            </w:r>
+          </w:p>
+          <w:p>
+            <w:pPr>
+              <w:rPr>
+                <w:rFonts w:ascii="ADLaM Display" w:hAnsi="ADLaM Display" w:cs="ADLaM Display"/>
+                <w:sz w:val="28"/>
+                <w:szCs w:val="28"/>
+              </w:rPr>
+            </w:pPr>
             <w:r>
               <w:rPr>
                 <w:rFonts w:ascii="Abadi" w:eastAsiaTheme="majorEastAsia" w:hAnsi="Abadi" w:cs="ADLaM Display"/>
@@ -3410,11 +3731,9 @@
                   <w14:round/>
                 </w14:textOutline>
               </w:rPr>
-              <w:t>Bagh</w:t>
-            </w:r>
-          </w:p>
-          <w:p>
-            <w:pPr>
+              <w:t xml:space="preserve">Theme    </w:t>
+            </w:r>
+            <w:r>
               <w:rPr>
                 <w:rFonts w:ascii="Abadi" w:eastAsiaTheme="majorEastAsia" w:hAnsi="Abadi" w:cs="ADLaM Display"/>
                 <w:bCs/>
@@ -3433,7 +3752,8 @@
                   <w14:round/>
                 </w14:textOutline>
               </w:rPr>
-            </w:pPr>
+              <w:t>Sangeet [</w:t>
+            </w:r>
             <w:r>
               <w:rPr>
                 <w:rFonts w:ascii="Abadi" w:eastAsiaTheme="majorEastAsia" w:hAnsi="Abadi" w:cs="ADLaM Display"/>
@@ -3453,7 +3773,7 @@
                   <w14:round/>
                 </w14:textOutline>
               </w:rPr>
-              <w:t xml:space="preserve">Time       </w:t>
+              <w:t>A</w:t>
             </w:r>
             <w:r>
               <w:rPr>
@@ -3474,7 +3794,7 @@
                   <w14:round/>
                 </w14:textOutline>
               </w:rPr>
-              <w:t>07</w:t>
+              <w:t>rabian</w:t>
             </w:r>
             <w:r>
               <w:rPr>
@@ -3495,7 +3815,7 @@
                   <w14:round/>
                 </w14:textOutline>
               </w:rPr>
-              <w:t xml:space="preserve">:00 </w:t>
+              <w:t xml:space="preserve"> </w:t>
             </w:r>
             <w:r>
               <w:rPr>
@@ -3516,7 +3836,7 @@
                   <w14:round/>
                 </w14:textOutline>
               </w:rPr>
-              <w:t>P</w:t>
+              <w:t>Nights</w:t>
             </w:r>
             <w:r>
               <w:rPr>
@@ -3537,162 +3857,6 @@
                   <w14:round/>
                 </w14:textOutline>
               </w:rPr>
-              <w:t>M</w:t>
-            </w:r>
-          </w:p>
-          <w:p>
-            <w:pPr>
-              <w:rPr>
-                <w:rFonts w:ascii="ADLaM Display" w:hAnsi="ADLaM Display" w:cs="ADLaM Display"/>
-                <w:sz w:val="28"/>
-                <w:szCs w:val="28"/>
-              </w:rPr>
-            </w:pPr>
-            <w:r>
-              <w:rPr>
-                <w:rFonts w:ascii="Abadi" w:eastAsiaTheme="majorEastAsia" w:hAnsi="Abadi" w:cs="ADLaM Display"/>
-                <w:bCs/>
-                <w:smallCaps/>
-                <w:color w:val="2F5496" w:themeColor="accent1" w:themeShade="BF"/>
-                <w:sz w:val="36"/>
-                <w:szCs w:val="36"/>
-                <w14:shadow w14:blurRad="38100" w14:dist="19050" w14:dir="2700000" w14:sx="100000" w14:sy="100000" w14:kx="0" w14:ky="0" w14:algn="tl">
-                  <w14:schemeClr w14:val="dk1">
-                    <w14:alpha w14:val="60000"/>
-                  </w14:schemeClr>
-                </w14:shadow>
-                <w14:textOutline w14:w="0" w14:cap="flat" w14:cmpd="sng" w14:algn="ctr">
-                  <w14:noFill/>
-                  <w14:prstDash w14:val="solid"/>
-                  <w14:round/>
-                </w14:textOutline>
-              </w:rPr>
-              <w:t xml:space="preserve">Theme    </w:t>
-            </w:r>
-            <w:r>
-              <w:rPr>
-                <w:rFonts w:ascii="Abadi" w:eastAsiaTheme="majorEastAsia" w:hAnsi="Abadi" w:cs="ADLaM Display"/>
-                <w:bCs/>
-                <w:smallCaps/>
-                <w:color w:val="2F5496" w:themeColor="accent1" w:themeShade="BF"/>
-                <w:sz w:val="36"/>
-                <w:szCs w:val="36"/>
-                <w14:shadow w14:blurRad="38100" w14:dist="19050" w14:dir="2700000" w14:sx="100000" w14:sy="100000" w14:kx="0" w14:ky="0" w14:algn="tl">
-                  <w14:schemeClr w14:val="dk1">
-                    <w14:alpha w14:val="60000"/>
-                  </w14:schemeClr>
-                </w14:shadow>
-                <w14:textOutline w14:w="0" w14:cap="flat" w14:cmpd="sng" w14:algn="ctr">
-                  <w14:noFill/>
-                  <w14:prstDash w14:val="solid"/>
-                  <w14:round/>
-                </w14:textOutline>
-              </w:rPr>
-              <w:t>Sangeet [</w:t>
-            </w:r>
-            <w:r>
-              <w:rPr>
-                <w:rFonts w:ascii="Abadi" w:eastAsiaTheme="majorEastAsia" w:hAnsi="Abadi" w:cs="ADLaM Display"/>
-                <w:bCs/>
-                <w:smallCaps/>
-                <w:color w:val="2F5496" w:themeColor="accent1" w:themeShade="BF"/>
-                <w:sz w:val="36"/>
-                <w:szCs w:val="36"/>
-                <w14:shadow w14:blurRad="38100" w14:dist="19050" w14:dir="2700000" w14:sx="100000" w14:sy="100000" w14:kx="0" w14:ky="0" w14:algn="tl">
-                  <w14:schemeClr w14:val="dk1">
-                    <w14:alpha w14:val="60000"/>
-                  </w14:schemeClr>
-                </w14:shadow>
-                <w14:textOutline w14:w="0" w14:cap="flat" w14:cmpd="sng" w14:algn="ctr">
-                  <w14:noFill/>
-                  <w14:prstDash w14:val="solid"/>
-                  <w14:round/>
-                </w14:textOutline>
-              </w:rPr>
-              <w:t>A</w:t>
-            </w:r>
-            <w:r>
-              <w:rPr>
-                <w:rFonts w:ascii="Abadi" w:eastAsiaTheme="majorEastAsia" w:hAnsi="Abadi" w:cs="ADLaM Display"/>
-                <w:bCs/>
-                <w:smallCaps/>
-                <w:color w:val="2F5496" w:themeColor="accent1" w:themeShade="BF"/>
-                <w:sz w:val="36"/>
-                <w:szCs w:val="36"/>
-                <w14:shadow w14:blurRad="38100" w14:dist="19050" w14:dir="2700000" w14:sx="100000" w14:sy="100000" w14:kx="0" w14:ky="0" w14:algn="tl">
-                  <w14:schemeClr w14:val="dk1">
-                    <w14:alpha w14:val="60000"/>
-                  </w14:schemeClr>
-                </w14:shadow>
-                <w14:textOutline w14:w="0" w14:cap="flat" w14:cmpd="sng" w14:algn="ctr">
-                  <w14:noFill/>
-                  <w14:prstDash w14:val="solid"/>
-                  <w14:round/>
-                </w14:textOutline>
-              </w:rPr>
-              <w:t>rabian</w:t>
-            </w:r>
-            <w:r>
-              <w:rPr>
-                <w:rFonts w:ascii="Abadi" w:eastAsiaTheme="majorEastAsia" w:hAnsi="Abadi" w:cs="ADLaM Display"/>
-                <w:bCs/>
-                <w:smallCaps/>
-                <w:color w:val="2F5496" w:themeColor="accent1" w:themeShade="BF"/>
-                <w:sz w:val="36"/>
-                <w:szCs w:val="36"/>
-                <w14:shadow w14:blurRad="38100" w14:dist="19050" w14:dir="2700000" w14:sx="100000" w14:sy="100000" w14:kx="0" w14:ky="0" w14:algn="tl">
-                  <w14:schemeClr w14:val="dk1">
-                    <w14:alpha w14:val="60000"/>
-                  </w14:schemeClr>
-                </w14:shadow>
-                <w14:textOutline w14:w="0" w14:cap="flat" w14:cmpd="sng" w14:algn="ctr">
-                  <w14:noFill/>
-                  <w14:prstDash w14:val="solid"/>
-                  <w14:round/>
-                </w14:textOutline>
-              </w:rPr>
-              <w:t xml:space="preserve"> </w:t>
-            </w:r>
-            <w:r>
-              <w:rPr>
-                <w:rFonts w:ascii="Abadi" w:eastAsiaTheme="majorEastAsia" w:hAnsi="Abadi" w:cs="ADLaM Display"/>
-                <w:bCs/>
-                <w:smallCaps/>
-                <w:color w:val="2F5496" w:themeColor="accent1" w:themeShade="BF"/>
-                <w:sz w:val="36"/>
-                <w:szCs w:val="36"/>
-                <w14:shadow w14:blurRad="38100" w14:dist="19050" w14:dir="2700000" w14:sx="100000" w14:sy="100000" w14:kx="0" w14:ky="0" w14:algn="tl">
-                  <w14:schemeClr w14:val="dk1">
-                    <w14:alpha w14:val="60000"/>
-                  </w14:schemeClr>
-                </w14:shadow>
-                <w14:textOutline w14:w="0" w14:cap="flat" w14:cmpd="sng" w14:algn="ctr">
-                  <w14:noFill/>
-                  <w14:prstDash w14:val="solid"/>
-                  <w14:round/>
-                </w14:textOutline>
-              </w:rPr>
-              <w:t>Nights</w:t>
-            </w:r>
-            <w:r>
-              <w:rPr>
-                <w:rFonts w:ascii="Abadi" w:eastAsiaTheme="majorEastAsia" w:hAnsi="Abadi" w:cs="ADLaM Display"/>
-                <w:bCs/>
-                <w:smallCaps/>
-                <w:color w:val="2F5496" w:themeColor="accent1" w:themeShade="BF"/>
-                <w:sz w:val="36"/>
-                <w:szCs w:val="36"/>
-                <w14:shadow w14:blurRad="38100" w14:dist="19050" w14:dir="2700000" w14:sx="100000" w14:sy="100000" w14:kx="0" w14:ky="0" w14:algn="tl">
-                  <w14:schemeClr w14:val="dk1">
-                    <w14:alpha w14:val="60000"/>
-                  </w14:schemeClr>
-                </w14:shadow>
-                <w14:textOutline w14:w="0" w14:cap="flat" w14:cmpd="sng" w14:algn="ctr">
-                  <w14:noFill/>
-                  <w14:prstDash w14:val="solid"/>
-                  <w14:round/>
-                </w14:textOutline>
-              </w:rPr>
               <w:t>]</w:t>
             </w:r>
           </w:p>
@@ -3927,25 +4091,7 @@
                 <w:sz w:val="24"/>
                 <w:szCs w:val="24"/>
               </w:rPr>
-              <w:t xml:space="preserve"> </w:t>
-            </w:r>
-            <w:proofErr w:type="gramStart"/>
-            <w:r>
-              <w:rPr>
-                <w:rFonts w:cstheme="minorHAnsi"/>
-                <w:sz w:val="24"/>
-                <w:szCs w:val="24"/>
-              </w:rPr>
-              <w:t>As</w:t>
-            </w:r>
-            <w:proofErr w:type="gramEnd"/>
-            <w:r>
-              <w:rPr>
-                <w:rFonts w:cstheme="minorHAnsi"/>
-                <w:sz w:val="24"/>
-                <w:szCs w:val="24"/>
-              </w:rPr>
-              <w:t xml:space="preserve"> Per Theme Size [16x24]</w:t>
+              <w:t xml:space="preserve"> As Per Theme Size [16x24]</w:t>
             </w:r>
           </w:p>
           <w:p>
@@ -3978,6 +4124,38 @@
                 <w:szCs w:val="24"/>
               </w:rPr>
               <w:t>Complete Masking</w:t>
+            </w:r>
+          </w:p>
+          <w:p>
+            <w:pPr>
+              <w:pStyle w:val="ListParagraph"/>
+              <w:rPr>
+                <w:rFonts w:cstheme="minorHAnsi"/>
+                <w:sz w:val="24"/>
+                <w:szCs w:val="24"/>
+              </w:rPr>
+            </w:pPr>
+          </w:p>
+          <w:p>
+            <w:pPr>
+              <w:pStyle w:val="ListParagraph"/>
+              <w:numPr>
+                <w:ilvl w:val="0"/>
+                <w:numId w:val="21"/>
+              </w:numPr>
+              <w:rPr>
+                <w:rFonts w:cstheme="minorHAnsi"/>
+                <w:sz w:val="24"/>
+                <w:szCs w:val="24"/>
+              </w:rPr>
+            </w:pPr>
+            <w:r>
+              <w:rPr>
+                <w:rFonts w:cstheme="minorHAnsi"/>
+                <w:sz w:val="24"/>
+                <w:szCs w:val="24"/>
+              </w:rPr>
+              <w:t>Tech rider For Percussionist</w:t>
             </w:r>
           </w:p>
           <w:p>
@@ -4004,6 +4182,74 @@
                 <w:szCs w:val="24"/>
               </w:rPr>
             </w:pPr>
+          </w:p>
+          <w:p>
+            <w:pPr>
+              <w:jc w:val="center"/>
+              <w:rPr>
+                <w:rFonts w:cstheme="minorHAnsi"/>
+                <w:sz w:val="24"/>
+                <w:szCs w:val="24"/>
+              </w:rPr>
+            </w:pPr>
+          </w:p>
+          <w:p>
+            <w:pPr>
+              <w:jc w:val="center"/>
+              <w:rPr>
+                <w:rFonts w:cstheme="minorHAnsi"/>
+                <w:sz w:val="24"/>
+                <w:szCs w:val="24"/>
+              </w:rPr>
+            </w:pPr>
+          </w:p>
+          <w:p>
+            <w:pPr>
+              <w:jc w:val="center"/>
+              <w:rPr>
+                <w:rFonts w:cstheme="minorHAnsi"/>
+                <w:sz w:val="24"/>
+                <w:szCs w:val="24"/>
+              </w:rPr>
+            </w:pPr>
+          </w:p>
+          <w:p>
+            <w:pPr>
+              <w:jc w:val="center"/>
+              <w:rPr>
+                <w:rFonts w:cstheme="minorHAnsi"/>
+                <w:sz w:val="24"/>
+                <w:szCs w:val="24"/>
+              </w:rPr>
+            </w:pPr>
+          </w:p>
+          <w:p>
+            <w:pPr>
+              <w:jc w:val="center"/>
+              <w:rPr>
+                <w:rFonts w:cstheme="minorHAnsi"/>
+                <w:sz w:val="24"/>
+                <w:szCs w:val="24"/>
+              </w:rPr>
+            </w:pPr>
+          </w:p>
+          <w:p>
+            <w:pPr>
+              <w:jc w:val="center"/>
+              <w:rPr>
+                <w:rFonts w:cstheme="minorHAnsi"/>
+                <w:sz w:val="24"/>
+                <w:szCs w:val="24"/>
+              </w:rPr>
+            </w:pPr>
+            <w:r>
+              <w:rPr>
+                <w:rFonts w:cstheme="minorHAnsi"/>
+                <w:sz w:val="24"/>
+                <w:szCs w:val="24"/>
+              </w:rPr>
+              <w:t>1,50,000 /-</w:t>
+            </w:r>
           </w:p>
         </w:tc>
       </w:tr>
@@ -4066,6 +4312,24 @@
           </w:p>
           <w:p>
             <w:pPr>
+              <w:pStyle w:val="ListParagraph"/>
+              <w:rPr>
+                <w:rFonts w:cstheme="minorHAnsi"/>
+                <w:sz w:val="24"/>
+                <w:szCs w:val="24"/>
+              </w:rPr>
+            </w:pPr>
+            <w:r>
+              <w:rPr>
+                <w:rFonts w:cstheme="minorHAnsi"/>
+                <w:sz w:val="24"/>
+                <w:szCs w:val="24"/>
+              </w:rPr>
+              <w:t>[Including Travel, Stay, Food &amp; Beverages]</w:t>
+            </w:r>
+          </w:p>
+          <w:p>
+            <w:pPr>
               <w:rPr>
                 <w:rFonts w:cstheme="minorHAnsi"/>
                 <w:sz w:val="24"/>
@@ -4088,6 +4352,24 @@
                 <w:szCs w:val="24"/>
               </w:rPr>
             </w:pPr>
+          </w:p>
+          <w:p>
+            <w:pPr>
+              <w:jc w:val="center"/>
+              <w:rPr>
+                <w:rFonts w:cstheme="minorHAnsi"/>
+                <w:sz w:val="24"/>
+                <w:szCs w:val="24"/>
+              </w:rPr>
+            </w:pPr>
+            <w:r>
+              <w:rPr>
+                <w:rFonts w:cstheme="minorHAnsi"/>
+                <w:sz w:val="24"/>
+                <w:szCs w:val="24"/>
+              </w:rPr>
+              <w:t>2,00,000 /-</w:t>
+            </w:r>
           </w:p>
         </w:tc>
       </w:tr>
@@ -4127,7 +4409,15 @@
                 <w:sz w:val="24"/>
                 <w:szCs w:val="24"/>
               </w:rPr>
-              <w:t>Belly Dancers</w:t>
+              <w:t xml:space="preserve">Belly </w:t>
+            </w:r>
+            <w:r>
+              <w:rPr>
+                <w:rFonts w:cstheme="minorHAnsi"/>
+                <w:sz w:val="24"/>
+                <w:szCs w:val="24"/>
+              </w:rPr>
+              <w:t>Dancers [4]</w:t>
             </w:r>
           </w:p>
         </w:tc>
@@ -4145,6 +4435,24 @@
                 <w:szCs w:val="24"/>
               </w:rPr>
             </w:pPr>
+          </w:p>
+          <w:p>
+            <w:pPr>
+              <w:jc w:val="center"/>
+              <w:rPr>
+                <w:rFonts w:cstheme="minorHAnsi"/>
+                <w:sz w:val="24"/>
+                <w:szCs w:val="24"/>
+              </w:rPr>
+            </w:pPr>
+            <w:r>
+              <w:rPr>
+                <w:rFonts w:cstheme="minorHAnsi"/>
+                <w:sz w:val="24"/>
+                <w:szCs w:val="24"/>
+              </w:rPr>
+              <w:t>1,20,000 /-</w:t>
+            </w:r>
           </w:p>
         </w:tc>
       </w:tr>
@@ -4203,6 +4511,24 @@
               </w:rPr>
             </w:pPr>
           </w:p>
+          <w:p>
+            <w:pPr>
+              <w:jc w:val="center"/>
+              <w:rPr>
+                <w:rFonts w:cstheme="minorHAnsi"/>
+                <w:sz w:val="24"/>
+                <w:szCs w:val="24"/>
+              </w:rPr>
+            </w:pPr>
+            <w:r>
+              <w:rPr>
+                <w:rFonts w:cstheme="minorHAnsi"/>
+                <w:sz w:val="24"/>
+                <w:szCs w:val="24"/>
+              </w:rPr>
+              <w:t>35,000 /-</w:t>
+            </w:r>
+          </w:p>
         </w:tc>
       </w:tr>
       <w:tr>
@@ -4264,7 +4590,15 @@
                 <w:sz w:val="24"/>
                 <w:szCs w:val="24"/>
               </w:rPr>
-              <w:t>Fire Flames</w:t>
+              <w:t xml:space="preserve">Fire </w:t>
+            </w:r>
+            <w:r>
+              <w:rPr>
+                <w:rFonts w:cstheme="minorHAnsi"/>
+                <w:sz w:val="24"/>
+                <w:szCs w:val="24"/>
+              </w:rPr>
+              <w:t>Flames (2)</w:t>
             </w:r>
           </w:p>
           <w:p>
@@ -4279,6 +4613,14 @@
                 <w:szCs w:val="24"/>
               </w:rPr>
             </w:pPr>
+            <w:r>
+              <w:rPr>
+                <w:rFonts w:cstheme="minorHAnsi"/>
+                <w:sz w:val="24"/>
+                <w:szCs w:val="24"/>
+              </w:rPr>
+              <w:t xml:space="preserve">Electric </w:t>
+            </w:r>
             <w:r>
               <w:rPr>
                 <w:rFonts w:cstheme="minorHAnsi"/>
@@ -4312,6 +4654,34 @@
                 <w:szCs w:val="24"/>
               </w:rPr>
             </w:pPr>
+          </w:p>
+          <w:p>
+            <w:pPr>
+              <w:jc w:val="center"/>
+              <w:rPr>
+                <w:rFonts w:cstheme="minorHAnsi"/>
+                <w:sz w:val="24"/>
+                <w:szCs w:val="24"/>
+              </w:rPr>
+            </w:pPr>
+          </w:p>
+          <w:p>
+            <w:pPr>
+              <w:jc w:val="center"/>
+              <w:rPr>
+                <w:rFonts w:cstheme="minorHAnsi"/>
+                <w:sz w:val="24"/>
+                <w:szCs w:val="24"/>
+              </w:rPr>
+            </w:pPr>
+            <w:r>
+              <w:rPr>
+                <w:rFonts w:cstheme="minorHAnsi"/>
+                <w:sz w:val="24"/>
+                <w:szCs w:val="24"/>
+              </w:rPr>
+              <w:t>1,50,000 /-</w:t>
+            </w:r>
           </w:p>
         </w:tc>
       </w:tr>
@@ -4360,6 +4730,19 @@
               <w:t>TOTAL (C)</w:t>
             </w:r>
           </w:p>
+          <w:p>
+            <w:pPr>
+              <w:jc w:val="center"/>
+              <w:rPr>
+                <w:rFonts w:cstheme="minorHAnsi"/>
+                <w:b/>
+                <w:bCs/>
+                <w:color w:val="C45911" w:themeColor="accent2" w:themeShade="BF"/>
+                <w:sz w:val="24"/>
+                <w:szCs w:val="24"/>
+              </w:rPr>
+            </w:pPr>
+          </w:p>
         </w:tc>
         <w:tc>
           <w:tcPr>
@@ -4378,6 +4761,30 @@
                 <w:szCs w:val="24"/>
               </w:rPr>
             </w:pPr>
+          </w:p>
+          <w:p>
+            <w:pPr>
+              <w:jc w:val="center"/>
+              <w:rPr>
+                <w:rFonts w:cstheme="minorHAnsi"/>
+                <w:b/>
+                <w:bCs/>
+                <w:color w:val="C45911" w:themeColor="accent2" w:themeShade="BF"/>
+                <w:sz w:val="24"/>
+                <w:szCs w:val="24"/>
+              </w:rPr>
+            </w:pPr>
+            <w:r>
+              <w:rPr>
+                <w:rFonts w:cstheme="minorHAnsi"/>
+                <w:b/>
+                <w:bCs/>
+                <w:color w:val="C45911" w:themeColor="accent2" w:themeShade="BF"/>
+                <w:sz w:val="24"/>
+                <w:szCs w:val="24"/>
+              </w:rPr>
+              <w:t>On Final</w:t>
+            </w:r>
           </w:p>
         </w:tc>
       </w:tr>
@@ -4481,7 +4888,6 @@
                   <w14:round/>
                 </w14:textOutline>
               </w:rPr>
-              <w:lastRenderedPageBreak/>
               <w:t xml:space="preserve">Date   </w:t>
             </w:r>
             <w:r>
@@ -4673,9 +5079,11 @@
                   <w14:round/>
                 </w14:textOutline>
               </w:rPr>
-              <w:t>enue    Ran</w:t>
-            </w:r>
-            <w:r>
+              <w:t>enue    Rang Mahal</w:t>
+            </w:r>
+          </w:p>
+          <w:p>
+            <w:pPr>
               <w:rPr>
                 <w:rFonts w:ascii="Abadi" w:eastAsiaTheme="majorEastAsia" w:hAnsi="Abadi" w:cs="ADLaM Display"/>
                 <w:bCs/>
@@ -4694,8 +5102,7 @@
                   <w14:round/>
                 </w14:textOutline>
               </w:rPr>
-              <w:t>g</w:t>
-            </w:r>
+            </w:pPr>
             <w:r>
               <w:rPr>
                 <w:rFonts w:ascii="Abadi" w:eastAsiaTheme="majorEastAsia" w:hAnsi="Abadi" w:cs="ADLaM Display"/>
@@ -4715,8 +5122,17 @@
                   <w14:round/>
                 </w14:textOutline>
               </w:rPr>
-              <w:t xml:space="preserve"> </w:t>
-            </w:r>
+              <w:t>Time       11:00 PM</w:t>
+            </w:r>
+          </w:p>
+          <w:p>
+            <w:pPr>
+              <w:rPr>
+                <w:rFonts w:ascii="ADLaM Display" w:hAnsi="ADLaM Display" w:cs="ADLaM Display"/>
+                <w:sz w:val="28"/>
+                <w:szCs w:val="28"/>
+              </w:rPr>
+            </w:pPr>
             <w:r>
               <w:rPr>
                 <w:rFonts w:ascii="Abadi" w:eastAsiaTheme="majorEastAsia" w:hAnsi="Abadi" w:cs="ADLaM Display"/>
@@ -4736,185 +5152,7 @@
                   <w14:round/>
                 </w14:textOutline>
               </w:rPr>
-              <w:t>Mahal</w:t>
-            </w:r>
-          </w:p>
-          <w:p>
-            <w:pPr>
-              <w:rPr>
-                <w:rFonts w:ascii="Abadi" w:eastAsiaTheme="majorEastAsia" w:hAnsi="Abadi" w:cs="ADLaM Display"/>
-                <w:bCs/>
-                <w:smallCaps/>
-                <w:color w:val="2F5496" w:themeColor="accent1" w:themeShade="BF"/>
-                <w:sz w:val="36"/>
-                <w:szCs w:val="36"/>
-                <w14:shadow w14:blurRad="38100" w14:dist="19050" w14:dir="2700000" w14:sx="100000" w14:sy="100000" w14:kx="0" w14:ky="0" w14:algn="tl">
-                  <w14:schemeClr w14:val="dk1">
-                    <w14:alpha w14:val="60000"/>
-                  </w14:schemeClr>
-                </w14:shadow>
-                <w14:textOutline w14:w="0" w14:cap="flat" w14:cmpd="sng" w14:algn="ctr">
-                  <w14:noFill/>
-                  <w14:prstDash w14:val="solid"/>
-                  <w14:round/>
-                </w14:textOutline>
-              </w:rPr>
-            </w:pPr>
-            <w:r>
-              <w:rPr>
-                <w:rFonts w:ascii="Abadi" w:eastAsiaTheme="majorEastAsia" w:hAnsi="Abadi" w:cs="ADLaM Display"/>
-                <w:bCs/>
-                <w:smallCaps/>
-                <w:color w:val="2F5496" w:themeColor="accent1" w:themeShade="BF"/>
-                <w:sz w:val="36"/>
-                <w:szCs w:val="36"/>
-                <w14:shadow w14:blurRad="38100" w14:dist="19050" w14:dir="2700000" w14:sx="100000" w14:sy="100000" w14:kx="0" w14:ky="0" w14:algn="tl">
-                  <w14:schemeClr w14:val="dk1">
-                    <w14:alpha w14:val="60000"/>
-                  </w14:schemeClr>
-                </w14:shadow>
-                <w14:textOutline w14:w="0" w14:cap="flat" w14:cmpd="sng" w14:algn="ctr">
-                  <w14:noFill/>
-                  <w14:prstDash w14:val="solid"/>
-                  <w14:round/>
-                </w14:textOutline>
-              </w:rPr>
-              <w:t xml:space="preserve">Time       </w:t>
-            </w:r>
-            <w:r>
-              <w:rPr>
-                <w:rFonts w:ascii="Abadi" w:eastAsiaTheme="majorEastAsia" w:hAnsi="Abadi" w:cs="ADLaM Display"/>
-                <w:bCs/>
-                <w:smallCaps/>
-                <w:color w:val="2F5496" w:themeColor="accent1" w:themeShade="BF"/>
-                <w:sz w:val="36"/>
-                <w:szCs w:val="36"/>
-                <w14:shadow w14:blurRad="38100" w14:dist="19050" w14:dir="2700000" w14:sx="100000" w14:sy="100000" w14:kx="0" w14:ky="0" w14:algn="tl">
-                  <w14:schemeClr w14:val="dk1">
-                    <w14:alpha w14:val="60000"/>
-                  </w14:schemeClr>
-                </w14:shadow>
-                <w14:textOutline w14:w="0" w14:cap="flat" w14:cmpd="sng" w14:algn="ctr">
-                  <w14:noFill/>
-                  <w14:prstDash w14:val="solid"/>
-                  <w14:round/>
-                </w14:textOutline>
-              </w:rPr>
-              <w:t>11</w:t>
-            </w:r>
-            <w:r>
-              <w:rPr>
-                <w:rFonts w:ascii="Abadi" w:eastAsiaTheme="majorEastAsia" w:hAnsi="Abadi" w:cs="ADLaM Display"/>
-                <w:bCs/>
-                <w:smallCaps/>
-                <w:color w:val="2F5496" w:themeColor="accent1" w:themeShade="BF"/>
-                <w:sz w:val="36"/>
-                <w:szCs w:val="36"/>
-                <w14:shadow w14:blurRad="38100" w14:dist="19050" w14:dir="2700000" w14:sx="100000" w14:sy="100000" w14:kx="0" w14:ky="0" w14:algn="tl">
-                  <w14:schemeClr w14:val="dk1">
-                    <w14:alpha w14:val="60000"/>
-                  </w14:schemeClr>
-                </w14:shadow>
-                <w14:textOutline w14:w="0" w14:cap="flat" w14:cmpd="sng" w14:algn="ctr">
-                  <w14:noFill/>
-                  <w14:prstDash w14:val="solid"/>
-                  <w14:round/>
-                </w14:textOutline>
-              </w:rPr>
-              <w:t>:00 PM</w:t>
-            </w:r>
-          </w:p>
-          <w:p>
-            <w:pPr>
-              <w:rPr>
-                <w:rFonts w:ascii="ADLaM Display" w:hAnsi="ADLaM Display" w:cs="ADLaM Display"/>
-                <w:sz w:val="28"/>
-                <w:szCs w:val="28"/>
-              </w:rPr>
-            </w:pPr>
-            <w:r>
-              <w:rPr>
-                <w:rFonts w:ascii="Abadi" w:eastAsiaTheme="majorEastAsia" w:hAnsi="Abadi" w:cs="ADLaM Display"/>
-                <w:bCs/>
-                <w:smallCaps/>
-                <w:color w:val="2F5496" w:themeColor="accent1" w:themeShade="BF"/>
-                <w:sz w:val="36"/>
-                <w:szCs w:val="36"/>
-                <w14:shadow w14:blurRad="38100" w14:dist="19050" w14:dir="2700000" w14:sx="100000" w14:sy="100000" w14:kx="0" w14:ky="0" w14:algn="tl">
-                  <w14:schemeClr w14:val="dk1">
-                    <w14:alpha w14:val="60000"/>
-                  </w14:schemeClr>
-                </w14:shadow>
-                <w14:textOutline w14:w="0" w14:cap="flat" w14:cmpd="sng" w14:algn="ctr">
-                  <w14:noFill/>
-                  <w14:prstDash w14:val="solid"/>
-                  <w14:round/>
-                </w14:textOutline>
-              </w:rPr>
-              <w:t>Theme    A</w:t>
-            </w:r>
-            <w:r>
-              <w:rPr>
-                <w:rFonts w:ascii="Abadi" w:eastAsiaTheme="majorEastAsia" w:hAnsi="Abadi" w:cs="ADLaM Display"/>
-                <w:bCs/>
-                <w:smallCaps/>
-                <w:color w:val="2F5496" w:themeColor="accent1" w:themeShade="BF"/>
-                <w:sz w:val="36"/>
-                <w:szCs w:val="36"/>
-                <w14:shadow w14:blurRad="38100" w14:dist="19050" w14:dir="2700000" w14:sx="100000" w14:sy="100000" w14:kx="0" w14:ky="0" w14:algn="tl">
-                  <w14:schemeClr w14:val="dk1">
-                    <w14:alpha w14:val="60000"/>
-                  </w14:schemeClr>
-                </w14:shadow>
-                <w14:textOutline w14:w="0" w14:cap="flat" w14:cmpd="sng" w14:algn="ctr">
-                  <w14:noFill/>
-                  <w14:prstDash w14:val="solid"/>
-                  <w14:round/>
-                </w14:textOutline>
-              </w:rPr>
-              <w:t>fter</w:t>
-            </w:r>
-            <w:r>
-              <w:rPr>
-                <w:rFonts w:ascii="Abadi" w:eastAsiaTheme="majorEastAsia" w:hAnsi="Abadi" w:cs="ADLaM Display"/>
-                <w:bCs/>
-                <w:smallCaps/>
-                <w:color w:val="2F5496" w:themeColor="accent1" w:themeShade="BF"/>
-                <w:sz w:val="36"/>
-                <w:szCs w:val="36"/>
-                <w14:shadow w14:blurRad="38100" w14:dist="19050" w14:dir="2700000" w14:sx="100000" w14:sy="100000" w14:kx="0" w14:ky="0" w14:algn="tl">
-                  <w14:schemeClr w14:val="dk1">
-                    <w14:alpha w14:val="60000"/>
-                  </w14:schemeClr>
-                </w14:shadow>
-                <w14:textOutline w14:w="0" w14:cap="flat" w14:cmpd="sng" w14:algn="ctr">
-                  <w14:noFill/>
-                  <w14:prstDash w14:val="solid"/>
-                  <w14:round/>
-                </w14:textOutline>
-              </w:rPr>
-              <w:t xml:space="preserve"> </w:t>
-            </w:r>
-            <w:r>
-              <w:rPr>
-                <w:rFonts w:ascii="Abadi" w:eastAsiaTheme="majorEastAsia" w:hAnsi="Abadi" w:cs="ADLaM Display"/>
-                <w:bCs/>
-                <w:smallCaps/>
-                <w:color w:val="2F5496" w:themeColor="accent1" w:themeShade="BF"/>
-                <w:sz w:val="36"/>
-                <w:szCs w:val="36"/>
-                <w14:shadow w14:blurRad="38100" w14:dist="19050" w14:dir="2700000" w14:sx="100000" w14:sy="100000" w14:kx="0" w14:ky="0" w14:algn="tl">
-                  <w14:schemeClr w14:val="dk1">
-                    <w14:alpha w14:val="60000"/>
-                  </w14:schemeClr>
-                </w14:shadow>
-                <w14:textOutline w14:w="0" w14:cap="flat" w14:cmpd="sng" w14:algn="ctr">
-                  <w14:noFill/>
-                  <w14:prstDash w14:val="solid"/>
-                  <w14:round/>
-                </w14:textOutline>
-              </w:rPr>
-              <w:t>Party</w:t>
+              <w:t>Theme    After Party</w:t>
             </w:r>
           </w:p>
         </w:tc>
@@ -5025,6 +5263,24 @@
           </w:p>
           <w:p>
             <w:pPr>
+              <w:pStyle w:val="ListParagraph"/>
+              <w:rPr>
+                <w:rFonts w:cstheme="minorHAnsi"/>
+                <w:sz w:val="24"/>
+                <w:szCs w:val="24"/>
+              </w:rPr>
+            </w:pPr>
+            <w:r>
+              <w:rPr>
+                <w:rFonts w:cstheme="minorHAnsi"/>
+                <w:sz w:val="24"/>
+                <w:szCs w:val="24"/>
+              </w:rPr>
+              <w:t>(Line Array, Bases &amp; Monitors)</w:t>
+            </w:r>
+          </w:p>
+          <w:p>
+            <w:pPr>
               <w:rPr>
                 <w:rFonts w:cstheme="minorHAnsi"/>
                 <w:sz w:val="24"/>
@@ -5163,6 +5419,15 @@
           </w:p>
           <w:p>
             <w:pPr>
+              <w:rPr>
+                <w:rFonts w:cstheme="minorHAnsi"/>
+                <w:sz w:val="24"/>
+                <w:szCs w:val="24"/>
+              </w:rPr>
+            </w:pPr>
+          </w:p>
+          <w:p>
+            <w:pPr>
               <w:jc w:val="center"/>
               <w:rPr>
                 <w:rFonts w:cstheme="minorHAnsi"/>
@@ -5170,16 +5435,14 @@
                 <w:szCs w:val="24"/>
               </w:rPr>
             </w:pPr>
-          </w:p>
-          <w:p>
-            <w:pPr>
-              <w:jc w:val="center"/>
-              <w:rPr>
-                <w:rFonts w:cstheme="minorHAnsi"/>
-                <w:sz w:val="24"/>
-                <w:szCs w:val="24"/>
-              </w:rPr>
-            </w:pPr>
+            <w:r>
+              <w:rPr>
+                <w:rFonts w:cstheme="minorHAnsi"/>
+                <w:sz w:val="24"/>
+                <w:szCs w:val="24"/>
+              </w:rPr>
+              <w:t>60,000 /-</w:t>
+            </w:r>
           </w:p>
           <w:p>
             <w:pPr>
@@ -5228,25 +5491,7 @@
                 <w:sz w:val="24"/>
                 <w:szCs w:val="24"/>
               </w:rPr>
-              <w:t xml:space="preserve">DJ Console </w:t>
-            </w:r>
-            <w:proofErr w:type="gramStart"/>
-            <w:r>
-              <w:rPr>
-                <w:rFonts w:cstheme="minorHAnsi"/>
-                <w:sz w:val="24"/>
-                <w:szCs w:val="24"/>
-              </w:rPr>
-              <w:t>For</w:t>
-            </w:r>
-            <w:proofErr w:type="gramEnd"/>
-            <w:r>
-              <w:rPr>
-                <w:rFonts w:cstheme="minorHAnsi"/>
-                <w:sz w:val="24"/>
-                <w:szCs w:val="24"/>
-              </w:rPr>
-              <w:t xml:space="preserve"> Jockey</w:t>
+              <w:t>DJ Console For Jockey</w:t>
             </w:r>
           </w:p>
         </w:tc>
@@ -5263,6 +5508,24 @@
                 <w:szCs w:val="24"/>
               </w:rPr>
             </w:pPr>
+          </w:p>
+          <w:p>
+            <w:pPr>
+              <w:jc w:val="center"/>
+              <w:rPr>
+                <w:rFonts w:cstheme="minorHAnsi"/>
+                <w:sz w:val="24"/>
+                <w:szCs w:val="24"/>
+              </w:rPr>
+            </w:pPr>
+            <w:r>
+              <w:rPr>
+                <w:rFonts w:cstheme="minorHAnsi"/>
+                <w:sz w:val="24"/>
+                <w:szCs w:val="24"/>
+              </w:rPr>
+              <w:t>20,000 /-</w:t>
+            </w:r>
           </w:p>
         </w:tc>
       </w:tr>
@@ -5340,6 +5603,27 @@
                 <w:szCs w:val="24"/>
               </w:rPr>
             </w:pPr>
+          </w:p>
+          <w:p>
+            <w:pPr>
+              <w:jc w:val="center"/>
+              <w:rPr>
+                <w:rFonts w:cstheme="minorHAnsi"/>
+                <w:sz w:val="24"/>
+                <w:szCs w:val="24"/>
+              </w:rPr>
+            </w:pPr>
+            <w:r>
+              <w:rPr>
+                <w:rFonts w:cstheme="minorHAnsi"/>
+                <w:b/>
+                <w:bCs/>
+                <w:color w:val="C45911" w:themeColor="accent2" w:themeShade="BF"/>
+                <w:sz w:val="24"/>
+                <w:szCs w:val="24"/>
+              </w:rPr>
+              <w:t>On Final</w:t>
+            </w:r>
           </w:p>
         </w:tc>
       </w:tr>
@@ -5503,7 +5787,6 @@
                   <w14:round/>
                 </w14:textOutline>
               </w:rPr>
-              <w:lastRenderedPageBreak/>
               <w:t xml:space="preserve">Date   </w:t>
             </w:r>
             <w:r>
@@ -5567,28 +5850,7 @@
                   <w14:round/>
                 </w14:textOutline>
               </w:rPr>
-              <w:t>2</w:t>
-            </w:r>
-            <w:r>
-              <w:rPr>
-                <w:rFonts w:ascii="Abadi" w:eastAsiaTheme="majorEastAsia" w:hAnsi="Abadi" w:cs="Aharoni"/>
-                <w:bCs/>
-                <w:smallCaps/>
-                <w:color w:val="C45911" w:themeColor="accent2" w:themeShade="BF"/>
-                <w:sz w:val="36"/>
-                <w:szCs w:val="36"/>
-                <w14:shadow w14:blurRad="38100" w14:dist="19050" w14:dir="2700000" w14:sx="100000" w14:sy="100000" w14:kx="0" w14:ky="0" w14:algn="tl">
-                  <w14:schemeClr w14:val="dk1">
-                    <w14:alpha w14:val="60000"/>
-                  </w14:schemeClr>
-                </w14:shadow>
-                <w14:textOutline w14:w="0" w14:cap="flat" w14:cmpd="sng" w14:algn="ctr">
-                  <w14:noFill/>
-                  <w14:prstDash w14:val="solid"/>
-                  <w14:round/>
-                </w14:textOutline>
-              </w:rPr>
-              <w:t>2</w:t>
+              <w:t>22</w:t>
             </w:r>
             <w:r>
               <w:rPr>
@@ -5631,28 +5893,7 @@
                   <w14:round/>
                 </w14:textOutline>
               </w:rPr>
-              <w:t xml:space="preserve"> </w:t>
-            </w:r>
-            <w:r>
-              <w:rPr>
-                <w:rFonts w:ascii="Abadi" w:eastAsiaTheme="majorEastAsia" w:hAnsi="Abadi" w:cs="Aharoni"/>
-                <w:bCs/>
-                <w:smallCaps/>
-                <w:color w:val="C45911" w:themeColor="accent2" w:themeShade="BF"/>
-                <w:sz w:val="36"/>
-                <w:szCs w:val="36"/>
-                <w14:shadow w14:blurRad="38100" w14:dist="19050" w14:dir="2700000" w14:sx="100000" w14:sy="100000" w14:kx="0" w14:ky="0" w14:algn="tl">
-                  <w14:schemeClr w14:val="dk1">
-                    <w14:alpha w14:val="60000"/>
-                  </w14:schemeClr>
-                </w14:shadow>
-                <w14:textOutline w14:w="0" w14:cap="flat" w14:cmpd="sng" w14:algn="ctr">
-                  <w14:noFill/>
-                  <w14:prstDash w14:val="solid"/>
-                  <w14:round/>
-                </w14:textOutline>
-              </w:rPr>
-              <w:t>February 2026</w:t>
+              <w:t xml:space="preserve"> February 2026</w:t>
             </w:r>
           </w:p>
           <w:p>
@@ -5716,9 +5957,11 @@
                   <w14:round/>
                 </w14:textOutline>
               </w:rPr>
-              <w:t xml:space="preserve">enue    </w:t>
-            </w:r>
-            <w:r>
+              <w:t>enue    Dera</w:t>
+            </w:r>
+          </w:p>
+          <w:p>
+            <w:pPr>
               <w:rPr>
                 <w:rFonts w:ascii="Abadi" w:eastAsiaTheme="majorEastAsia" w:hAnsi="Abadi" w:cs="ADLaM Display"/>
                 <w:bCs/>
@@ -5737,11 +5980,8 @@
                   <w14:round/>
                 </w14:textOutline>
               </w:rPr>
-              <w:t>Dera</w:t>
-            </w:r>
-          </w:p>
-          <w:p>
-            <w:pPr>
+            </w:pPr>
+            <w:r>
               <w:rPr>
                 <w:rFonts w:ascii="Abadi" w:eastAsiaTheme="majorEastAsia" w:hAnsi="Abadi" w:cs="ADLaM Display"/>
                 <w:bCs/>
@@ -5760,6 +6000,16 @@
                   <w14:round/>
                 </w14:textOutline>
               </w:rPr>
+              <w:t>Time       11:00 AM</w:t>
+            </w:r>
+          </w:p>
+          <w:p>
+            <w:pPr>
+              <w:rPr>
+                <w:rFonts w:ascii="ADLaM Display" w:hAnsi="ADLaM Display" w:cs="ADLaM Display"/>
+                <w:sz w:val="28"/>
+                <w:szCs w:val="28"/>
+              </w:rPr>
             </w:pPr>
             <w:r>
               <w:rPr>
@@ -5780,7 +6030,7 @@
                   <w14:round/>
                 </w14:textOutline>
               </w:rPr>
-              <w:t xml:space="preserve">Time       11:00 </w:t>
+              <w:t>Event</w:t>
             </w:r>
             <w:r>
               <w:rPr>
@@ -5801,7 +6051,7 @@
                   <w14:round/>
                 </w14:textOutline>
               </w:rPr>
-              <w:t>A</w:t>
+              <w:t xml:space="preserve">    </w:t>
             </w:r>
             <w:r>
               <w:rPr>
@@ -5822,17 +6072,8 @@
                   <w14:round/>
                 </w14:textOutline>
               </w:rPr>
-              <w:t>M</w:t>
-            </w:r>
-          </w:p>
-          <w:p>
-            <w:pPr>
-              <w:rPr>
-                <w:rFonts w:ascii="ADLaM Display" w:hAnsi="ADLaM Display" w:cs="ADLaM Display"/>
-                <w:sz w:val="28"/>
-                <w:szCs w:val="28"/>
-              </w:rPr>
-            </w:pPr>
+              <w:t xml:space="preserve"> </w:t>
+            </w:r>
             <w:r>
               <w:rPr>
                 <w:rFonts w:ascii="Abadi" w:eastAsiaTheme="majorEastAsia" w:hAnsi="Abadi" w:cs="ADLaM Display"/>
@@ -5852,69 +6093,6 @@
                   <w14:round/>
                 </w14:textOutline>
               </w:rPr>
-              <w:t>Event</w:t>
-            </w:r>
-            <w:r>
-              <w:rPr>
-                <w:rFonts w:ascii="Abadi" w:eastAsiaTheme="majorEastAsia" w:hAnsi="Abadi" w:cs="ADLaM Display"/>
-                <w:bCs/>
-                <w:smallCaps/>
-                <w:color w:val="2F5496" w:themeColor="accent1" w:themeShade="BF"/>
-                <w:sz w:val="36"/>
-                <w:szCs w:val="36"/>
-                <w14:shadow w14:blurRad="38100" w14:dist="19050" w14:dir="2700000" w14:sx="100000" w14:sy="100000" w14:kx="0" w14:ky="0" w14:algn="tl">
-                  <w14:schemeClr w14:val="dk1">
-                    <w14:alpha w14:val="60000"/>
-                  </w14:schemeClr>
-                </w14:shadow>
-                <w14:textOutline w14:w="0" w14:cap="flat" w14:cmpd="sng" w14:algn="ctr">
-                  <w14:noFill/>
-                  <w14:prstDash w14:val="solid"/>
-                  <w14:round/>
-                </w14:textOutline>
-              </w:rPr>
-              <w:t xml:space="preserve">    </w:t>
-            </w:r>
-            <w:r>
-              <w:rPr>
-                <w:rFonts w:ascii="Abadi" w:eastAsiaTheme="majorEastAsia" w:hAnsi="Abadi" w:cs="ADLaM Display"/>
-                <w:bCs/>
-                <w:smallCaps/>
-                <w:color w:val="2F5496" w:themeColor="accent1" w:themeShade="BF"/>
-                <w:sz w:val="36"/>
-                <w:szCs w:val="36"/>
-                <w14:shadow w14:blurRad="38100" w14:dist="19050" w14:dir="2700000" w14:sx="100000" w14:sy="100000" w14:kx="0" w14:ky="0" w14:algn="tl">
-                  <w14:schemeClr w14:val="dk1">
-                    <w14:alpha w14:val="60000"/>
-                  </w14:schemeClr>
-                </w14:shadow>
-                <w14:textOutline w14:w="0" w14:cap="flat" w14:cmpd="sng" w14:algn="ctr">
-                  <w14:noFill/>
-                  <w14:prstDash w14:val="solid"/>
-                  <w14:round/>
-                </w14:textOutline>
-              </w:rPr>
-              <w:t xml:space="preserve"> </w:t>
-            </w:r>
-            <w:r>
-              <w:rPr>
-                <w:rFonts w:ascii="Abadi" w:eastAsiaTheme="majorEastAsia" w:hAnsi="Abadi" w:cs="ADLaM Display"/>
-                <w:bCs/>
-                <w:smallCaps/>
-                <w:color w:val="2F5496" w:themeColor="accent1" w:themeShade="BF"/>
-                <w:sz w:val="36"/>
-                <w:szCs w:val="36"/>
-                <w14:shadow w14:blurRad="38100" w14:dist="19050" w14:dir="2700000" w14:sx="100000" w14:sy="100000" w14:kx="0" w14:ky="0" w14:algn="tl">
-                  <w14:schemeClr w14:val="dk1">
-                    <w14:alpha w14:val="60000"/>
-                  </w14:schemeClr>
-                </w14:shadow>
-                <w14:textOutline w14:w="0" w14:cap="flat" w14:cmpd="sng" w14:algn="ctr">
-                  <w14:noFill/>
-                  <w14:prstDash w14:val="solid"/>
-                  <w14:round/>
-                </w14:textOutline>
-              </w:rPr>
               <w:t>Wedding</w:t>
             </w:r>
           </w:p>
@@ -6161,6 +6339,54 @@
               </w:rPr>
             </w:pPr>
           </w:p>
+          <w:p>
+            <w:pPr>
+              <w:jc w:val="center"/>
+              <w:rPr>
+                <w:rFonts w:cstheme="minorHAnsi"/>
+                <w:sz w:val="24"/>
+                <w:szCs w:val="24"/>
+              </w:rPr>
+            </w:pPr>
+          </w:p>
+          <w:p>
+            <w:pPr>
+              <w:jc w:val="center"/>
+              <w:rPr>
+                <w:rFonts w:cstheme="minorHAnsi"/>
+                <w:sz w:val="24"/>
+                <w:szCs w:val="24"/>
+              </w:rPr>
+            </w:pPr>
+          </w:p>
+          <w:p>
+            <w:pPr>
+              <w:jc w:val="center"/>
+              <w:rPr>
+                <w:rFonts w:cstheme="minorHAnsi"/>
+                <w:sz w:val="24"/>
+                <w:szCs w:val="24"/>
+              </w:rPr>
+            </w:pPr>
+          </w:p>
+          <w:p>
+            <w:pPr>
+              <w:jc w:val="center"/>
+              <w:rPr>
+                <w:rFonts w:cstheme="minorHAnsi"/>
+                <w:sz w:val="24"/>
+                <w:szCs w:val="24"/>
+              </w:rPr>
+            </w:pPr>
+            <w:r>
+              <w:rPr>
+                <w:rFonts w:cstheme="minorHAnsi"/>
+                <w:sz w:val="24"/>
+                <w:szCs w:val="24"/>
+              </w:rPr>
+              <w:t>75,000 /-</w:t>
+            </w:r>
+          </w:p>
         </w:tc>
       </w:tr>
       <w:tr>
@@ -6234,6 +6460,24 @@
               </w:rPr>
             </w:pPr>
           </w:p>
+          <w:p>
+            <w:pPr>
+              <w:jc w:val="center"/>
+              <w:rPr>
+                <w:rFonts w:cstheme="minorHAnsi"/>
+                <w:sz w:val="24"/>
+                <w:szCs w:val="24"/>
+              </w:rPr>
+            </w:pPr>
+            <w:r>
+              <w:rPr>
+                <w:rFonts w:cstheme="minorHAnsi"/>
+                <w:sz w:val="24"/>
+                <w:szCs w:val="24"/>
+              </w:rPr>
+              <w:t>On Final Call</w:t>
+            </w:r>
+          </w:p>
         </w:tc>
       </w:tr>
       <w:tr>
@@ -6280,7 +6524,23 @@
                 <w:sz w:val="24"/>
                 <w:szCs w:val="24"/>
               </w:rPr>
-              <w:t xml:space="preserve"> Artist</w:t>
+              <w:t xml:space="preserve"> </w:t>
+            </w:r>
+            <w:r>
+              <w:rPr>
+                <w:rFonts w:cstheme="minorHAnsi"/>
+                <w:sz w:val="24"/>
+                <w:szCs w:val="24"/>
+              </w:rPr>
+              <w:t xml:space="preserve">With </w:t>
+            </w:r>
+            <w:r>
+              <w:rPr>
+                <w:rFonts w:cstheme="minorHAnsi"/>
+                <w:sz w:val="24"/>
+                <w:szCs w:val="24"/>
+              </w:rPr>
+              <w:t>Artist</w:t>
             </w:r>
           </w:p>
           <w:p>
@@ -6297,6 +6557,34 @@
           <w:tcPr>
             <w:tcW w:w="3153" w:type="dxa"/>
           </w:tcPr>
+          <w:p>
+            <w:pPr>
+              <w:jc w:val="center"/>
+              <w:rPr>
+                <w:rFonts w:cstheme="minorHAnsi"/>
+                <w:sz w:val="24"/>
+                <w:szCs w:val="24"/>
+              </w:rPr>
+            </w:pPr>
+          </w:p>
+          <w:p>
+            <w:pPr>
+              <w:jc w:val="center"/>
+              <w:rPr>
+                <w:rFonts w:cstheme="minorHAnsi"/>
+                <w:sz w:val="24"/>
+                <w:szCs w:val="24"/>
+              </w:rPr>
+            </w:pPr>
+            <w:r>
+              <w:rPr>
+                <w:rFonts w:cstheme="minorHAnsi"/>
+                <w:sz w:val="24"/>
+                <w:szCs w:val="24"/>
+              </w:rPr>
+              <w:t>50,000 /-</w:t>
+            </w:r>
+          </w:p>
           <w:p>
             <w:pPr>
               <w:jc w:val="center"/>
@@ -6372,6 +6660,16 @@
               </w:rPr>
             </w:pPr>
           </w:p>
+          <w:p>
+            <w:pPr>
+              <w:jc w:val="center"/>
+              <w:rPr>
+                <w:rFonts w:cstheme="minorHAnsi"/>
+                <w:sz w:val="24"/>
+                <w:szCs w:val="24"/>
+              </w:rPr>
+            </w:pPr>
+          </w:p>
         </w:tc>
       </w:tr>
       <w:tr>
@@ -6423,42 +6721,7 @@
                 <w:sz w:val="24"/>
                 <w:szCs w:val="24"/>
               </w:rPr>
-              <w:t xml:space="preserve"> </w:t>
-            </w:r>
-            <w:proofErr w:type="gramStart"/>
-            <w:r>
-              <w:rPr>
-                <w:rFonts w:cstheme="minorHAnsi"/>
-                <w:b/>
-                <w:bCs/>
-                <w:color w:val="C45911" w:themeColor="accent2" w:themeShade="BF"/>
-                <w:sz w:val="24"/>
-                <w:szCs w:val="24"/>
-              </w:rPr>
-              <w:t>For</w:t>
-            </w:r>
-            <w:proofErr w:type="gramEnd"/>
-            <w:r>
-              <w:rPr>
-                <w:rFonts w:cstheme="minorHAnsi"/>
-                <w:b/>
-                <w:bCs/>
-                <w:color w:val="C45911" w:themeColor="accent2" w:themeShade="BF"/>
-                <w:sz w:val="24"/>
-                <w:szCs w:val="24"/>
-              </w:rPr>
-              <w:t xml:space="preserve"> </w:t>
-            </w:r>
-            <w:r>
-              <w:rPr>
-                <w:rFonts w:cstheme="minorHAnsi"/>
-                <w:b/>
-                <w:bCs/>
-                <w:color w:val="C45911" w:themeColor="accent2" w:themeShade="BF"/>
-                <w:sz w:val="24"/>
-                <w:szCs w:val="24"/>
-              </w:rPr>
-              <w:t>Bride Entry</w:t>
+              <w:t xml:space="preserve"> For Bride Entry</w:t>
             </w:r>
           </w:p>
           <w:p>
@@ -6523,31 +6786,7 @@
                 <w:sz w:val="24"/>
                 <w:szCs w:val="24"/>
               </w:rPr>
-              <w:t xml:space="preserve"> </w:t>
-            </w:r>
-            <w:proofErr w:type="gramStart"/>
-            <w:r>
-              <w:rPr>
-                <w:rFonts w:cstheme="minorHAnsi"/>
-                <w:b/>
-                <w:bCs/>
-                <w:color w:val="C45911" w:themeColor="accent2" w:themeShade="BF"/>
-                <w:sz w:val="24"/>
-                <w:szCs w:val="24"/>
-              </w:rPr>
-              <w:t>For</w:t>
-            </w:r>
-            <w:proofErr w:type="gramEnd"/>
-            <w:r>
-              <w:rPr>
-                <w:rFonts w:cstheme="minorHAnsi"/>
-                <w:b/>
-                <w:bCs/>
-                <w:color w:val="C45911" w:themeColor="accent2" w:themeShade="BF"/>
-                <w:sz w:val="24"/>
-                <w:szCs w:val="24"/>
-              </w:rPr>
-              <w:t xml:space="preserve"> </w:t>
+              <w:t xml:space="preserve"> For </w:t>
             </w:r>
             <w:proofErr w:type="spellStart"/>
             <w:r>
@@ -6607,6 +6846,52 @@
                 <w:szCs w:val="24"/>
               </w:rPr>
             </w:pPr>
+          </w:p>
+          <w:p>
+            <w:pPr>
+              <w:jc w:val="center"/>
+              <w:rPr>
+                <w:rFonts w:cstheme="minorHAnsi"/>
+                <w:sz w:val="24"/>
+                <w:szCs w:val="24"/>
+              </w:rPr>
+            </w:pPr>
+          </w:p>
+          <w:p>
+            <w:pPr>
+              <w:jc w:val="center"/>
+              <w:rPr>
+                <w:rFonts w:cstheme="minorHAnsi"/>
+                <w:sz w:val="24"/>
+                <w:szCs w:val="24"/>
+              </w:rPr>
+            </w:pPr>
+            <w:r>
+              <w:rPr>
+                <w:rFonts w:cstheme="minorHAnsi"/>
+                <w:sz w:val="24"/>
+                <w:szCs w:val="24"/>
+              </w:rPr>
+              <w:t xml:space="preserve"> </w:t>
+            </w:r>
+          </w:p>
+          <w:p>
+            <w:pPr>
+              <w:jc w:val="center"/>
+              <w:rPr>
+                <w:rFonts w:cstheme="minorHAnsi"/>
+                <w:sz w:val="24"/>
+                <w:szCs w:val="24"/>
+              </w:rPr>
+            </w:pPr>
+            <w:r>
+              <w:rPr>
+                <w:rFonts w:cstheme="minorHAnsi"/>
+                <w:sz w:val="24"/>
+                <w:szCs w:val="24"/>
+              </w:rPr>
+              <w:t>1,00,000 /-</w:t>
+            </w:r>
           </w:p>
         </w:tc>
       </w:tr>
@@ -6677,6 +6962,18 @@
               <w:t>)</w:t>
             </w:r>
           </w:p>
+          <w:p>
+            <w:pPr>
+              <w:rPr>
+                <w:rFonts w:cstheme="minorHAnsi"/>
+                <w:b/>
+                <w:bCs/>
+                <w:color w:val="C45911" w:themeColor="accent2" w:themeShade="BF"/>
+                <w:sz w:val="24"/>
+                <w:szCs w:val="24"/>
+              </w:rPr>
+            </w:pPr>
+          </w:p>
         </w:tc>
         <w:tc>
           <w:tcPr>
@@ -6694,6 +6991,30 @@
                 <w:szCs w:val="24"/>
               </w:rPr>
             </w:pPr>
+          </w:p>
+          <w:p>
+            <w:pPr>
+              <w:jc w:val="center"/>
+              <w:rPr>
+                <w:rFonts w:cstheme="minorHAnsi"/>
+                <w:b/>
+                <w:bCs/>
+                <w:color w:val="C45911" w:themeColor="accent2" w:themeShade="BF"/>
+                <w:sz w:val="24"/>
+                <w:szCs w:val="24"/>
+              </w:rPr>
+            </w:pPr>
+            <w:r>
+              <w:rPr>
+                <w:rFonts w:cstheme="minorHAnsi"/>
+                <w:b/>
+                <w:bCs/>
+                <w:color w:val="C45911" w:themeColor="accent2" w:themeShade="BF"/>
+                <w:sz w:val="24"/>
+                <w:szCs w:val="24"/>
+              </w:rPr>
+              <w:t>On Final</w:t>
+            </w:r>
           </w:p>
         </w:tc>
       </w:tr>
@@ -6991,9 +7312,11 @@
                   <w14:round/>
                 </w14:textOutline>
               </w:rPr>
-              <w:t xml:space="preserve">enue    </w:t>
-            </w:r>
-            <w:r>
+              <w:t>enue    Noor Mahal</w:t>
+            </w:r>
+          </w:p>
+          <w:p>
+            <w:pPr>
               <w:rPr>
                 <w:rFonts w:ascii="Abadi" w:eastAsiaTheme="majorEastAsia" w:hAnsi="Abadi" w:cs="ADLaM Display"/>
                 <w:bCs/>
@@ -7012,11 +7335,8 @@
                   <w14:round/>
                 </w14:textOutline>
               </w:rPr>
-              <w:t>Noor Mahal</w:t>
-            </w:r>
-          </w:p>
-          <w:p>
-            <w:pPr>
+            </w:pPr>
+            <w:r>
               <w:rPr>
                 <w:rFonts w:ascii="Abadi" w:eastAsiaTheme="majorEastAsia" w:hAnsi="Abadi" w:cs="ADLaM Display"/>
                 <w:bCs/>
@@ -7035,6 +7355,16 @@
                   <w14:round/>
                 </w14:textOutline>
               </w:rPr>
+              <w:t>Time       11:00 AM</w:t>
+            </w:r>
+          </w:p>
+          <w:p>
+            <w:pPr>
+              <w:rPr>
+                <w:rFonts w:ascii="ADLaM Display" w:hAnsi="ADLaM Display" w:cs="ADLaM Display"/>
+                <w:sz w:val="28"/>
+                <w:szCs w:val="28"/>
+              </w:rPr>
             </w:pPr>
             <w:r>
               <w:rPr>
@@ -7055,36 +7385,6 @@
                   <w14:round/>
                 </w14:textOutline>
               </w:rPr>
-              <w:t>Time       11:00 AM</w:t>
-            </w:r>
-          </w:p>
-          <w:p>
-            <w:pPr>
-              <w:rPr>
-                <w:rFonts w:ascii="ADLaM Display" w:hAnsi="ADLaM Display" w:cs="ADLaM Display"/>
-                <w:sz w:val="28"/>
-                <w:szCs w:val="28"/>
-              </w:rPr>
-            </w:pPr>
-            <w:r>
-              <w:rPr>
-                <w:rFonts w:ascii="Abadi" w:eastAsiaTheme="majorEastAsia" w:hAnsi="Abadi" w:cs="ADLaM Display"/>
-                <w:bCs/>
-                <w:smallCaps/>
-                <w:color w:val="2F5496" w:themeColor="accent1" w:themeShade="BF"/>
-                <w:sz w:val="36"/>
-                <w:szCs w:val="36"/>
-                <w14:shadow w14:blurRad="38100" w14:dist="19050" w14:dir="2700000" w14:sx="100000" w14:sy="100000" w14:kx="0" w14:ky="0" w14:algn="tl">
-                  <w14:schemeClr w14:val="dk1">
-                    <w14:alpha w14:val="60000"/>
-                  </w14:schemeClr>
-                </w14:shadow>
-                <w14:textOutline w14:w="0" w14:cap="flat" w14:cmpd="sng" w14:algn="ctr">
-                  <w14:noFill/>
-                  <w14:prstDash w14:val="solid"/>
-                  <w14:round/>
-                </w14:textOutline>
-              </w:rPr>
               <w:t>Event     Barat</w:t>
             </w:r>
           </w:p>
@@ -7350,6 +7650,14 @@
               </w:rPr>
               <w:t xml:space="preserve"> Car</w:t>
             </w:r>
+            <w:r>
+              <w:rPr>
+                <w:rFonts w:cstheme="minorHAnsi"/>
+                <w:sz w:val="24"/>
+                <w:szCs w:val="24"/>
+              </w:rPr>
+              <w:t xml:space="preserve"> With Umbrella for Groom</w:t>
+            </w:r>
           </w:p>
           <w:p>
             <w:pPr>
@@ -7401,6 +7709,15 @@
               <w:t xml:space="preserve"> Team (6)</w:t>
             </w:r>
           </w:p>
+          <w:p>
+            <w:pPr>
+              <w:rPr>
+                <w:rFonts w:cstheme="minorHAnsi"/>
+                <w:sz w:val="24"/>
+                <w:szCs w:val="24"/>
+              </w:rPr>
+            </w:pPr>
+          </w:p>
         </w:tc>
         <w:tc>
           <w:tcPr>
@@ -7435,6 +7752,44 @@
                 <w:szCs w:val="24"/>
               </w:rPr>
             </w:pPr>
+          </w:p>
+          <w:p>
+            <w:pPr>
+              <w:jc w:val="center"/>
+              <w:rPr>
+                <w:rFonts w:cstheme="minorHAnsi"/>
+                <w:sz w:val="24"/>
+                <w:szCs w:val="24"/>
+              </w:rPr>
+            </w:pPr>
+          </w:p>
+          <w:p>
+            <w:pPr>
+              <w:jc w:val="center"/>
+              <w:rPr>
+                <w:rFonts w:cstheme="minorHAnsi"/>
+                <w:sz w:val="24"/>
+                <w:szCs w:val="24"/>
+              </w:rPr>
+            </w:pPr>
+          </w:p>
+          <w:p>
+            <w:pPr>
+              <w:jc w:val="center"/>
+              <w:rPr>
+                <w:rFonts w:cstheme="minorHAnsi"/>
+                <w:sz w:val="24"/>
+                <w:szCs w:val="24"/>
+              </w:rPr>
+            </w:pPr>
+            <w:r>
+              <w:rPr>
+                <w:rFonts w:cstheme="minorHAnsi"/>
+                <w:sz w:val="24"/>
+                <w:szCs w:val="24"/>
+              </w:rPr>
+              <w:t>2,50,000 /-</w:t>
+            </w:r>
           </w:p>
         </w:tc>
       </w:tr>
@@ -7512,6 +7867,27 @@
                 <w:szCs w:val="24"/>
               </w:rPr>
             </w:pPr>
+          </w:p>
+          <w:p>
+            <w:pPr>
+              <w:jc w:val="center"/>
+              <w:rPr>
+                <w:rFonts w:cstheme="minorHAnsi"/>
+                <w:sz w:val="24"/>
+                <w:szCs w:val="24"/>
+              </w:rPr>
+            </w:pPr>
+            <w:r>
+              <w:rPr>
+                <w:rFonts w:cstheme="minorHAnsi"/>
+                <w:b/>
+                <w:bCs/>
+                <w:color w:val="C45911" w:themeColor="accent2" w:themeShade="BF"/>
+                <w:sz w:val="24"/>
+                <w:szCs w:val="24"/>
+              </w:rPr>
+              <w:t>On Final</w:t>
+            </w:r>
           </w:p>
         </w:tc>
       </w:tr>
@@ -7750,28 +8126,7 @@
                   <w14:round/>
                 </w14:textOutline>
               </w:rPr>
-              <w:t>2</w:t>
-            </w:r>
-            <w:r>
-              <w:rPr>
-                <w:rFonts w:ascii="Abadi" w:eastAsiaTheme="majorEastAsia" w:hAnsi="Abadi" w:cs="Aharoni"/>
-                <w:bCs/>
-                <w:smallCaps/>
-                <w:color w:val="C45911" w:themeColor="accent2" w:themeShade="BF"/>
-                <w:sz w:val="36"/>
-                <w:szCs w:val="36"/>
-                <w14:shadow w14:blurRad="38100" w14:dist="19050" w14:dir="2700000" w14:sx="100000" w14:sy="100000" w14:kx="0" w14:ky="0" w14:algn="tl">
-                  <w14:schemeClr w14:val="dk1">
-                    <w14:alpha w14:val="60000"/>
-                  </w14:schemeClr>
-                </w14:shadow>
-                <w14:textOutline w14:w="0" w14:cap="flat" w14:cmpd="sng" w14:algn="ctr">
-                  <w14:noFill/>
-                  <w14:prstDash w14:val="solid"/>
-                  <w14:round/>
-                </w14:textOutline>
-              </w:rPr>
-              <w:t>2</w:t>
+              <w:t>22</w:t>
             </w:r>
             <w:r>
               <w:rPr>
@@ -7814,28 +8169,7 @@
                   <w14:round/>
                 </w14:textOutline>
               </w:rPr>
-              <w:t xml:space="preserve"> </w:t>
-            </w:r>
-            <w:r>
-              <w:rPr>
-                <w:rFonts w:ascii="Abadi" w:eastAsiaTheme="majorEastAsia" w:hAnsi="Abadi" w:cs="Aharoni"/>
-                <w:bCs/>
-                <w:smallCaps/>
-                <w:color w:val="C45911" w:themeColor="accent2" w:themeShade="BF"/>
-                <w:sz w:val="36"/>
-                <w:szCs w:val="36"/>
-                <w14:shadow w14:blurRad="38100" w14:dist="19050" w14:dir="2700000" w14:sx="100000" w14:sy="100000" w14:kx="0" w14:ky="0" w14:algn="tl">
-                  <w14:schemeClr w14:val="dk1">
-                    <w14:alpha w14:val="60000"/>
-                  </w14:schemeClr>
-                </w14:shadow>
-                <w14:textOutline w14:w="0" w14:cap="flat" w14:cmpd="sng" w14:algn="ctr">
-                  <w14:noFill/>
-                  <w14:prstDash w14:val="solid"/>
-                  <w14:round/>
-                </w14:textOutline>
-              </w:rPr>
-              <w:t>February 2026</w:t>
+              <w:t xml:space="preserve"> February 2026</w:t>
             </w:r>
           </w:p>
           <w:p>
@@ -7899,9 +8233,11 @@
                   <w14:round/>
                 </w14:textOutline>
               </w:rPr>
-              <w:t xml:space="preserve">enue    </w:t>
-            </w:r>
-            <w:r>
+              <w:t>enue    Darbar Hall</w:t>
+            </w:r>
+          </w:p>
+          <w:p>
+            <w:pPr>
               <w:rPr>
                 <w:rFonts w:ascii="Abadi" w:eastAsiaTheme="majorEastAsia" w:hAnsi="Abadi" w:cs="ADLaM Display"/>
                 <w:bCs/>
@@ -7920,11 +8256,8 @@
                   <w14:round/>
                 </w14:textOutline>
               </w:rPr>
-              <w:t>Darbar Hall</w:t>
-            </w:r>
-          </w:p>
-          <w:p>
-            <w:pPr>
+            </w:pPr>
+            <w:r>
               <w:rPr>
                 <w:rFonts w:ascii="Abadi" w:eastAsiaTheme="majorEastAsia" w:hAnsi="Abadi" w:cs="ADLaM Display"/>
                 <w:bCs/>
@@ -7943,6 +8276,16 @@
                   <w14:round/>
                 </w14:textOutline>
               </w:rPr>
+              <w:t>Time       07:00 PM</w:t>
+            </w:r>
+          </w:p>
+          <w:p>
+            <w:pPr>
+              <w:rPr>
+                <w:rFonts w:ascii="ADLaM Display" w:hAnsi="ADLaM Display" w:cs="ADLaM Display"/>
+                <w:sz w:val="28"/>
+                <w:szCs w:val="28"/>
+              </w:rPr>
             </w:pPr>
             <w:r>
               <w:rPr>
@@ -7963,58 +8306,7 @@
                   <w14:round/>
                 </w14:textOutline>
               </w:rPr>
-              <w:t>Time       07:00 PM</w:t>
-            </w:r>
-          </w:p>
-          <w:p>
-            <w:pPr>
-              <w:rPr>
-                <w:rFonts w:ascii="ADLaM Display" w:hAnsi="ADLaM Display" w:cs="ADLaM Display"/>
-                <w:sz w:val="28"/>
-                <w:szCs w:val="28"/>
-              </w:rPr>
-            </w:pPr>
-            <w:r>
-              <w:rPr>
-                <w:rFonts w:ascii="Abadi" w:eastAsiaTheme="majorEastAsia" w:hAnsi="Abadi" w:cs="ADLaM Display"/>
-                <w:bCs/>
-                <w:smallCaps/>
-                <w:color w:val="2F5496" w:themeColor="accent1" w:themeShade="BF"/>
-                <w:sz w:val="36"/>
-                <w:szCs w:val="36"/>
-                <w14:shadow w14:blurRad="38100" w14:dist="19050" w14:dir="2700000" w14:sx="100000" w14:sy="100000" w14:kx="0" w14:ky="0" w14:algn="tl">
-                  <w14:schemeClr w14:val="dk1">
-                    <w14:alpha w14:val="60000"/>
-                  </w14:schemeClr>
-                </w14:shadow>
-                <w14:textOutline w14:w="0" w14:cap="flat" w14:cmpd="sng" w14:algn="ctr">
-                  <w14:noFill/>
-                  <w14:prstDash w14:val="solid"/>
-                  <w14:round/>
-                </w14:textOutline>
-              </w:rPr>
-              <w:t xml:space="preserve">Theme    </w:t>
-            </w:r>
-            <w:r>
-              <w:rPr>
-                <w:rFonts w:ascii="Abadi" w:eastAsiaTheme="majorEastAsia" w:hAnsi="Abadi" w:cs="ADLaM Display"/>
-                <w:bCs/>
-                <w:smallCaps/>
-                <w:color w:val="2F5496" w:themeColor="accent1" w:themeShade="BF"/>
-                <w:sz w:val="36"/>
-                <w:szCs w:val="36"/>
-                <w14:shadow w14:blurRad="38100" w14:dist="19050" w14:dir="2700000" w14:sx="100000" w14:sy="100000" w14:kx="0" w14:ky="0" w14:algn="tl">
-                  <w14:schemeClr w14:val="dk1">
-                    <w14:alpha w14:val="60000"/>
-                  </w14:schemeClr>
-                </w14:shadow>
-                <w14:textOutline w14:w="0" w14:cap="flat" w14:cmpd="sng" w14:algn="ctr">
-                  <w14:noFill/>
-                  <w14:prstDash w14:val="solid"/>
-                  <w14:round/>
-                </w14:textOutline>
-              </w:rPr>
-              <w:t>Reception</w:t>
+              <w:t>Theme    Reception</w:t>
             </w:r>
           </w:p>
         </w:tc>
@@ -8231,25 +8523,7 @@
                 <w:sz w:val="24"/>
                 <w:szCs w:val="24"/>
               </w:rPr>
-              <w:t xml:space="preserve">Wooden Dance Floor </w:t>
-            </w:r>
-            <w:proofErr w:type="gramStart"/>
-            <w:r>
-              <w:rPr>
-                <w:rFonts w:cstheme="minorHAnsi"/>
-                <w:sz w:val="24"/>
-                <w:szCs w:val="24"/>
-              </w:rPr>
-              <w:t>As</w:t>
-            </w:r>
-            <w:proofErr w:type="gramEnd"/>
-            <w:r>
-              <w:rPr>
-                <w:rFonts w:cstheme="minorHAnsi"/>
-                <w:sz w:val="24"/>
-                <w:szCs w:val="24"/>
-              </w:rPr>
-              <w:t xml:space="preserve"> Per Theme Size [16x24]</w:t>
+              <w:t>Wooden Dance Floor As Per Theme Size [16x24]</w:t>
             </w:r>
           </w:p>
           <w:p>
@@ -8339,6 +8613,74 @@
                 <w:szCs w:val="24"/>
               </w:rPr>
             </w:pPr>
+          </w:p>
+          <w:p>
+            <w:pPr>
+              <w:jc w:val="center"/>
+              <w:rPr>
+                <w:rFonts w:cstheme="minorHAnsi"/>
+                <w:sz w:val="24"/>
+                <w:szCs w:val="24"/>
+              </w:rPr>
+            </w:pPr>
+          </w:p>
+          <w:p>
+            <w:pPr>
+              <w:jc w:val="center"/>
+              <w:rPr>
+                <w:rFonts w:cstheme="minorHAnsi"/>
+                <w:sz w:val="24"/>
+                <w:szCs w:val="24"/>
+              </w:rPr>
+            </w:pPr>
+          </w:p>
+          <w:p>
+            <w:pPr>
+              <w:jc w:val="center"/>
+              <w:rPr>
+                <w:rFonts w:cstheme="minorHAnsi"/>
+                <w:sz w:val="24"/>
+                <w:szCs w:val="24"/>
+              </w:rPr>
+            </w:pPr>
+          </w:p>
+          <w:p>
+            <w:pPr>
+              <w:jc w:val="center"/>
+              <w:rPr>
+                <w:rFonts w:cstheme="minorHAnsi"/>
+                <w:sz w:val="24"/>
+                <w:szCs w:val="24"/>
+              </w:rPr>
+            </w:pPr>
+          </w:p>
+          <w:p>
+            <w:pPr>
+              <w:jc w:val="center"/>
+              <w:rPr>
+                <w:rFonts w:cstheme="minorHAnsi"/>
+                <w:sz w:val="24"/>
+                <w:szCs w:val="24"/>
+              </w:rPr>
+            </w:pPr>
+          </w:p>
+          <w:p>
+            <w:pPr>
+              <w:jc w:val="center"/>
+              <w:rPr>
+                <w:rFonts w:cstheme="minorHAnsi"/>
+                <w:sz w:val="24"/>
+                <w:szCs w:val="24"/>
+              </w:rPr>
+            </w:pPr>
+            <w:r>
+              <w:rPr>
+                <w:rFonts w:cstheme="minorHAnsi"/>
+                <w:sz w:val="24"/>
+                <w:szCs w:val="24"/>
+              </w:rPr>
+              <w:t>1,50,000 /-</w:t>
+            </w:r>
           </w:p>
         </w:tc>
       </w:tr>
@@ -8420,6 +8762,24 @@
               </w:rPr>
             </w:pPr>
           </w:p>
+          <w:p>
+            <w:pPr>
+              <w:jc w:val="center"/>
+              <w:rPr>
+                <w:rFonts w:cstheme="minorHAnsi"/>
+                <w:sz w:val="24"/>
+                <w:szCs w:val="24"/>
+              </w:rPr>
+            </w:pPr>
+            <w:r>
+              <w:rPr>
+                <w:rFonts w:cstheme="minorHAnsi"/>
+                <w:sz w:val="24"/>
+                <w:szCs w:val="24"/>
+              </w:rPr>
+              <w:t>40,000 /-</w:t>
+            </w:r>
+          </w:p>
         </w:tc>
       </w:tr>
       <w:tr>
@@ -8458,33 +8818,7 @@
                 <w:sz w:val="24"/>
                 <w:szCs w:val="24"/>
               </w:rPr>
-              <w:t xml:space="preserve">Live Band </w:t>
-            </w:r>
-            <w:proofErr w:type="gramStart"/>
-            <w:r>
-              <w:rPr>
-                <w:rFonts w:cstheme="minorHAnsi"/>
-                <w:sz w:val="24"/>
-                <w:szCs w:val="24"/>
-              </w:rPr>
-              <w:t>With</w:t>
-            </w:r>
-            <w:proofErr w:type="gramEnd"/>
-            <w:r>
-              <w:rPr>
-                <w:rFonts w:cstheme="minorHAnsi"/>
-                <w:sz w:val="24"/>
-                <w:szCs w:val="24"/>
-              </w:rPr>
-              <w:t xml:space="preserve"> Tech Rider </w:t>
-            </w:r>
-            <w:r>
-              <w:rPr>
-                <w:rFonts w:cstheme="minorHAnsi"/>
-                <w:sz w:val="24"/>
-                <w:szCs w:val="24"/>
-              </w:rPr>
-              <w:t xml:space="preserve"> </w:t>
+              <w:t xml:space="preserve">Live Band With Tech Rider  </w:t>
             </w:r>
           </w:p>
         </w:tc>
@@ -8501,6 +8835,24 @@
                 <w:szCs w:val="24"/>
               </w:rPr>
             </w:pPr>
+          </w:p>
+          <w:p>
+            <w:pPr>
+              <w:jc w:val="center"/>
+              <w:rPr>
+                <w:rFonts w:cstheme="minorHAnsi"/>
+                <w:sz w:val="24"/>
+                <w:szCs w:val="24"/>
+              </w:rPr>
+            </w:pPr>
+            <w:r>
+              <w:rPr>
+                <w:rFonts w:cstheme="minorHAnsi"/>
+                <w:sz w:val="24"/>
+                <w:szCs w:val="24"/>
+              </w:rPr>
+              <w:t xml:space="preserve">On Final Call </w:t>
+            </w:r>
           </w:p>
         </w:tc>
       </w:tr>
@@ -8558,6 +8910,24 @@
               </w:rPr>
             </w:pPr>
           </w:p>
+          <w:p>
+            <w:pPr>
+              <w:jc w:val="center"/>
+              <w:rPr>
+                <w:rFonts w:cstheme="minorHAnsi"/>
+                <w:sz w:val="24"/>
+                <w:szCs w:val="24"/>
+              </w:rPr>
+            </w:pPr>
+            <w:r>
+              <w:rPr>
+                <w:rFonts w:cstheme="minorHAnsi"/>
+                <w:sz w:val="24"/>
+                <w:szCs w:val="24"/>
+              </w:rPr>
+              <w:t>15,000 /-</w:t>
+            </w:r>
+          </w:p>
         </w:tc>
       </w:tr>
       <w:tr>
@@ -8614,6 +8984,24 @@
               </w:rPr>
             </w:pPr>
           </w:p>
+          <w:p>
+            <w:pPr>
+              <w:jc w:val="center"/>
+              <w:rPr>
+                <w:rFonts w:cstheme="minorHAnsi"/>
+                <w:sz w:val="24"/>
+                <w:szCs w:val="24"/>
+              </w:rPr>
+            </w:pPr>
+            <w:r>
+              <w:rPr>
+                <w:rFonts w:cstheme="minorHAnsi"/>
+                <w:sz w:val="24"/>
+                <w:szCs w:val="24"/>
+              </w:rPr>
+              <w:t>50,000 /-</w:t>
+            </w:r>
+          </w:p>
         </w:tc>
       </w:tr>
       <w:tr>
@@ -8670,6 +9058,24 @@
               </w:rPr>
             </w:pPr>
           </w:p>
+          <w:p>
+            <w:pPr>
+              <w:jc w:val="center"/>
+              <w:rPr>
+                <w:rFonts w:cstheme="minorHAnsi"/>
+                <w:sz w:val="24"/>
+                <w:szCs w:val="24"/>
+              </w:rPr>
+            </w:pPr>
+            <w:r>
+              <w:rPr>
+                <w:rFonts w:cstheme="minorHAnsi"/>
+                <w:sz w:val="24"/>
+                <w:szCs w:val="24"/>
+              </w:rPr>
+              <w:t>On Final Call</w:t>
+            </w:r>
+          </w:p>
         </w:tc>
       </w:tr>
       <w:tr>
@@ -8726,6 +9132,24 @@
               </w:rPr>
             </w:pPr>
           </w:p>
+          <w:p>
+            <w:pPr>
+              <w:jc w:val="center"/>
+              <w:rPr>
+                <w:rFonts w:cstheme="minorHAnsi"/>
+                <w:sz w:val="24"/>
+                <w:szCs w:val="24"/>
+              </w:rPr>
+            </w:pPr>
+            <w:r>
+              <w:rPr>
+                <w:rFonts w:cstheme="minorHAnsi"/>
+                <w:sz w:val="24"/>
+                <w:szCs w:val="24"/>
+              </w:rPr>
+              <w:t>50,000 /-</w:t>
+            </w:r>
+          </w:p>
         </w:tc>
       </w:tr>
       <w:tr>
@@ -8764,25 +9188,7 @@
                 <w:sz w:val="24"/>
                 <w:szCs w:val="24"/>
               </w:rPr>
-              <w:t xml:space="preserve">DJ Console </w:t>
-            </w:r>
-            <w:proofErr w:type="gramStart"/>
-            <w:r>
-              <w:rPr>
-                <w:rFonts w:cstheme="minorHAnsi"/>
-                <w:sz w:val="24"/>
-                <w:szCs w:val="24"/>
-              </w:rPr>
-              <w:t>For</w:t>
-            </w:r>
-            <w:proofErr w:type="gramEnd"/>
-            <w:r>
-              <w:rPr>
-                <w:rFonts w:cstheme="minorHAnsi"/>
-                <w:sz w:val="24"/>
-                <w:szCs w:val="24"/>
-              </w:rPr>
-              <w:t xml:space="preserve"> Jockey</w:t>
+              <w:t>DJ Console For Jockey</w:t>
             </w:r>
           </w:p>
         </w:tc>
@@ -8799,6 +9205,24 @@
                 <w:szCs w:val="24"/>
               </w:rPr>
             </w:pPr>
+          </w:p>
+          <w:p>
+            <w:pPr>
+              <w:jc w:val="center"/>
+              <w:rPr>
+                <w:rFonts w:cstheme="minorHAnsi"/>
+                <w:sz w:val="24"/>
+                <w:szCs w:val="24"/>
+              </w:rPr>
+            </w:pPr>
+            <w:r>
+              <w:rPr>
+                <w:rFonts w:cstheme="minorHAnsi"/>
+                <w:sz w:val="24"/>
+                <w:szCs w:val="24"/>
+              </w:rPr>
+              <w:t>20,000 /-</w:t>
+            </w:r>
           </w:p>
         </w:tc>
       </w:tr>
@@ -8863,6 +9287,14 @@
               </w:rPr>
               <w:t xml:space="preserve">Sparkle Machines </w:t>
             </w:r>
+            <w:r>
+              <w:rPr>
+                <w:rFonts w:cstheme="minorHAnsi"/>
+                <w:sz w:val="24"/>
+                <w:szCs w:val="24"/>
+              </w:rPr>
+              <w:t>(6)</w:t>
+            </w:r>
           </w:p>
           <w:p>
             <w:pPr>
@@ -8898,6 +9330,24 @@
                 <w:szCs w:val="24"/>
               </w:rPr>
             </w:pPr>
+          </w:p>
+          <w:p>
+            <w:pPr>
+              <w:jc w:val="center"/>
+              <w:rPr>
+                <w:rFonts w:cstheme="minorHAnsi"/>
+                <w:sz w:val="24"/>
+                <w:szCs w:val="24"/>
+              </w:rPr>
+            </w:pPr>
+            <w:r>
+              <w:rPr>
+                <w:rFonts w:cstheme="minorHAnsi"/>
+                <w:sz w:val="24"/>
+                <w:szCs w:val="24"/>
+              </w:rPr>
+              <w:t>25,000 /-</w:t>
+            </w:r>
           </w:p>
         </w:tc>
       </w:tr>
@@ -8914,19 +9364,35 @@
               <w:jc w:val="center"/>
               <w:rPr>
                 <w:rFonts w:cstheme="minorHAnsi"/>
-                <w:sz w:val="24"/>
-                <w:szCs w:val="24"/>
-              </w:rPr>
-            </w:pPr>
-            <w:r>
-              <w:rPr>
-                <w:rFonts w:cstheme="minorHAnsi"/>
                 <w:b/>
                 <w:bCs/>
                 <w:color w:val="C45911" w:themeColor="accent2" w:themeShade="BF"/>
                 <w:sz w:val="24"/>
                 <w:szCs w:val="24"/>
               </w:rPr>
+            </w:pPr>
+          </w:p>
+          <w:p>
+            <w:pPr>
+              <w:jc w:val="center"/>
+              <w:rPr>
+                <w:rFonts w:cstheme="minorHAnsi"/>
+                <w:b/>
+                <w:bCs/>
+                <w:color w:val="C45911" w:themeColor="accent2" w:themeShade="BF"/>
+                <w:sz w:val="24"/>
+                <w:szCs w:val="24"/>
+              </w:rPr>
+            </w:pPr>
+            <w:r>
+              <w:rPr>
+                <w:rFonts w:cstheme="minorHAnsi"/>
+                <w:b/>
+                <w:bCs/>
+                <w:color w:val="C45911" w:themeColor="accent2" w:themeShade="BF"/>
+                <w:sz w:val="24"/>
+                <w:szCs w:val="24"/>
+              </w:rPr>
               <w:t>TOTAL (</w:t>
             </w:r>
             <w:r>
@@ -8951,6 +9417,16 @@
               </w:rPr>
               <w:t>)</w:t>
             </w:r>
+          </w:p>
+          <w:p>
+            <w:pPr>
+              <w:jc w:val="center"/>
+              <w:rPr>
+                <w:rFonts w:cstheme="minorHAnsi"/>
+                <w:sz w:val="24"/>
+                <w:szCs w:val="24"/>
+              </w:rPr>
+            </w:pPr>
           </w:p>
         </w:tc>
         <w:tc>
@@ -8960,13 +9436,58 @@
           <w:p>
             <w:pPr>
               <w:pStyle w:val="ListParagraph"/>
-              <w:jc w:val="center"/>
-              <w:rPr>
-                <w:rFonts w:cstheme="minorHAnsi"/>
-                <w:sz w:val="24"/>
-                <w:szCs w:val="24"/>
-              </w:rPr>
-            </w:pPr>
+              <w:tabs>
+                <w:tab w:val="left" w:pos="948"/>
+              </w:tabs>
+              <w:rPr>
+                <w:rFonts w:cstheme="minorHAnsi"/>
+                <w:sz w:val="24"/>
+                <w:szCs w:val="24"/>
+              </w:rPr>
+            </w:pPr>
+            <w:r>
+              <w:rPr>
+                <w:rFonts w:cstheme="minorHAnsi"/>
+                <w:sz w:val="24"/>
+                <w:szCs w:val="24"/>
+              </w:rPr>
+              <w:tab/>
+            </w:r>
+          </w:p>
+          <w:p>
+            <w:pPr>
+              <w:pStyle w:val="ListParagraph"/>
+              <w:tabs>
+                <w:tab w:val="left" w:pos="948"/>
+              </w:tabs>
+              <w:rPr>
+                <w:rFonts w:cstheme="minorHAnsi"/>
+                <w:sz w:val="24"/>
+                <w:szCs w:val="24"/>
+              </w:rPr>
+            </w:pPr>
+            <w:r>
+              <w:rPr>
+                <w:rFonts w:cstheme="minorHAnsi"/>
+                <w:b/>
+                <w:bCs/>
+                <w:color w:val="C45911" w:themeColor="accent2" w:themeShade="BF"/>
+                <w:sz w:val="24"/>
+                <w:szCs w:val="24"/>
+              </w:rPr>
+              <w:t xml:space="preserve">    </w:t>
+            </w:r>
+            <w:r>
+              <w:rPr>
+                <w:rFonts w:cstheme="minorHAnsi"/>
+                <w:b/>
+                <w:bCs/>
+                <w:color w:val="C45911" w:themeColor="accent2" w:themeShade="BF"/>
+                <w:sz w:val="24"/>
+                <w:szCs w:val="24"/>
+              </w:rPr>
+              <w:t>On Final</w:t>
+            </w:r>
           </w:p>
         </w:tc>
       </w:tr>
@@ -9068,13 +9589,6 @@
             </w:r>
           </w:p>
           <w:p>
-            <w:pPr>
-              <w:rPr>
-                <w:rFonts w:cstheme="minorHAnsi"/>
-                <w:sz w:val="24"/>
-                <w:szCs w:val="24"/>
-              </w:rPr>
-            </w:pPr>
             <w:hyperlink r:id="rId8" w:history="1">
               <w:r>
                 <w:rPr>
@@ -9083,49 +9597,18 @@
                   <w:sz w:val="24"/>
                   <w:szCs w:val="24"/>
                 </w:rPr>
-                <w:t xml:space="preserve">Randhawa Vijay </w:t>
-              </w:r>
-              <w:proofErr w:type="gramStart"/>
-              <w:r>
-                <w:rPr>
-                  <w:rStyle w:val="Hyperlink"/>
-                  <w:rFonts w:cstheme="minorHAnsi"/>
-                  <w:sz w:val="24"/>
-                  <w:szCs w:val="24"/>
-                </w:rPr>
-                <w:t>Entertainer (@</w:t>
-              </w:r>
-              <w:proofErr w:type="gramEnd"/>
-              <w:r>
-                <w:rPr>
-                  <w:rStyle w:val="Hyperlink"/>
-                  <w:rFonts w:cstheme="minorHAnsi"/>
-                  <w:sz w:val="24"/>
-                  <w:szCs w:val="24"/>
-                </w:rPr>
-                <w:t>vj_</w:t>
-              </w:r>
-              <w:proofErr w:type="gramStart"/>
-              <w:r>
-                <w:rPr>
-                  <w:rStyle w:val="Hyperlink"/>
-                  <w:rFonts w:cstheme="minorHAnsi"/>
-                  <w:sz w:val="24"/>
-                  <w:szCs w:val="24"/>
-                </w:rPr>
-                <w:t>randhawa) •</w:t>
-              </w:r>
-              <w:proofErr w:type="gramEnd"/>
-              <w:r>
-                <w:rPr>
-                  <w:rStyle w:val="Hyperlink"/>
-                  <w:rFonts w:cstheme="minorHAnsi"/>
-                  <w:sz w:val="24"/>
-                  <w:szCs w:val="24"/>
-                </w:rPr>
-                <w:t xml:space="preserve"> Instagram photos and videos</w:t>
+                <w:t>Randhawa Vijay Entertainer (@vj_randhawa) • Instagram photos and videos</w:t>
               </w:r>
             </w:hyperlink>
+          </w:p>
+          <w:p>
+            <w:pPr>
+              <w:rPr>
+                <w:rFonts w:cstheme="minorHAnsi"/>
+                <w:sz w:val="24"/>
+                <w:szCs w:val="24"/>
+              </w:rPr>
+            </w:pPr>
           </w:p>
         </w:tc>
       </w:tr>
@@ -9156,13 +9639,6 @@
             </w:r>
           </w:p>
           <w:p>
-            <w:pPr>
-              <w:rPr>
-                <w:rFonts w:cstheme="minorHAnsi"/>
-                <w:sz w:val="24"/>
-                <w:szCs w:val="24"/>
-              </w:rPr>
-            </w:pPr>
             <w:hyperlink r:id="rId9" w:history="1">
               <w:r>
                 <w:rPr>
@@ -9171,49 +9647,18 @@
                   <w:sz w:val="24"/>
                   <w:szCs w:val="24"/>
                 </w:rPr>
-                <w:t xml:space="preserve">RADHIKA </w:t>
-              </w:r>
-              <w:proofErr w:type="gramStart"/>
-              <w:r>
-                <w:rPr>
-                  <w:rStyle w:val="Hyperlink"/>
-                  <w:rFonts w:cstheme="minorHAnsi"/>
-                  <w:sz w:val="24"/>
-                  <w:szCs w:val="24"/>
-                </w:rPr>
-                <w:t>LOOMBA (@</w:t>
-              </w:r>
-              <w:proofErr w:type="gramEnd"/>
-              <w:r>
-                <w:rPr>
-                  <w:rStyle w:val="Hyperlink"/>
-                  <w:rFonts w:cstheme="minorHAnsi"/>
-                  <w:sz w:val="24"/>
-                  <w:szCs w:val="24"/>
-                </w:rPr>
-                <w:t>radhikaloomba_</w:t>
-              </w:r>
-              <w:proofErr w:type="gramStart"/>
-              <w:r>
-                <w:rPr>
-                  <w:rStyle w:val="Hyperlink"/>
-                  <w:rFonts w:cstheme="minorHAnsi"/>
-                  <w:sz w:val="24"/>
-                  <w:szCs w:val="24"/>
-                </w:rPr>
-                <w:t>official) •</w:t>
-              </w:r>
-              <w:proofErr w:type="gramEnd"/>
-              <w:r>
-                <w:rPr>
-                  <w:rStyle w:val="Hyperlink"/>
-                  <w:rFonts w:cstheme="minorHAnsi"/>
-                  <w:sz w:val="24"/>
-                  <w:szCs w:val="24"/>
-                </w:rPr>
-                <w:t xml:space="preserve"> Instagram photos and videos</w:t>
+                <w:t>RADHIKA LOOMBA (@radhikaloomba_official) • Instagram photos and videos</w:t>
               </w:r>
             </w:hyperlink>
+          </w:p>
+          <w:p>
+            <w:pPr>
+              <w:rPr>
+                <w:rFonts w:cstheme="minorHAnsi"/>
+                <w:sz w:val="24"/>
+                <w:szCs w:val="24"/>
+              </w:rPr>
+            </w:pPr>
           </w:p>
         </w:tc>
       </w:tr>
@@ -9244,13 +9689,6 @@
             </w:r>
           </w:p>
           <w:p>
-            <w:pPr>
-              <w:rPr>
-                <w:rFonts w:cstheme="minorHAnsi"/>
-                <w:sz w:val="24"/>
-                <w:szCs w:val="24"/>
-              </w:rPr>
-            </w:pPr>
             <w:hyperlink r:id="rId10" w:history="1">
               <w:r>
                 <w:rPr>
@@ -9259,49 +9697,18 @@
                   <w:sz w:val="24"/>
                   <w:szCs w:val="24"/>
                 </w:rPr>
-                <w:t xml:space="preserve">Ish </w:t>
-              </w:r>
-              <w:proofErr w:type="gramStart"/>
-              <w:r>
-                <w:rPr>
-                  <w:rStyle w:val="Hyperlink"/>
-                  <w:rFonts w:cstheme="minorHAnsi"/>
-                  <w:sz w:val="24"/>
-                  <w:szCs w:val="24"/>
-                </w:rPr>
-                <w:t>Nanda (@</w:t>
-              </w:r>
-              <w:proofErr w:type="gramEnd"/>
-              <w:r>
-                <w:rPr>
-                  <w:rStyle w:val="Hyperlink"/>
-                  <w:rFonts w:cstheme="minorHAnsi"/>
-                  <w:sz w:val="24"/>
-                  <w:szCs w:val="24"/>
-                </w:rPr>
-                <w:t>anchor_ish_</w:t>
-              </w:r>
-              <w:proofErr w:type="gramStart"/>
-              <w:r>
-                <w:rPr>
-                  <w:rStyle w:val="Hyperlink"/>
-                  <w:rFonts w:cstheme="minorHAnsi"/>
-                  <w:sz w:val="24"/>
-                  <w:szCs w:val="24"/>
-                </w:rPr>
-                <w:t>nanda) •</w:t>
-              </w:r>
-              <w:proofErr w:type="gramEnd"/>
-              <w:r>
-                <w:rPr>
-                  <w:rStyle w:val="Hyperlink"/>
-                  <w:rFonts w:cstheme="minorHAnsi"/>
-                  <w:sz w:val="24"/>
-                  <w:szCs w:val="24"/>
-                </w:rPr>
-                <w:t xml:space="preserve"> Instagram photos and videos</w:t>
+                <w:t>Ish Nanda (@anchor_ish_nanda) • Instagram photos and videos</w:t>
               </w:r>
             </w:hyperlink>
+          </w:p>
+          <w:p>
+            <w:pPr>
+              <w:rPr>
+                <w:rFonts w:cstheme="minorHAnsi"/>
+                <w:sz w:val="24"/>
+                <w:szCs w:val="24"/>
+              </w:rPr>
+            </w:pPr>
           </w:p>
         </w:tc>
       </w:tr>
@@ -9354,6 +9761,7 @@
               <w:rPr>
                 <w:highlight w:val="yellow"/>
               </w:rPr>
+              <w:lastRenderedPageBreak/>
               <w:t>Live Bands</w:t>
             </w:r>
             <w:r>
@@ -9398,20 +9806,6 @@
             </w:r>
           </w:p>
           <w:p>
-            <w:pPr>
-              <w:rPr>
-                <w:rStyle w:val="Hyperlink"/>
-              </w:rPr>
-            </w:pPr>
-          </w:p>
-          <w:p>
-            <w:pPr>
-              <w:rPr>
-                <w:rFonts w:cstheme="minorHAnsi"/>
-                <w:sz w:val="24"/>
-                <w:szCs w:val="24"/>
-              </w:rPr>
-            </w:pPr>
             <w:hyperlink r:id="rId11" w:history="1">
               <w:r>
                 <w:rPr>
@@ -9420,6 +9814,15 @@
                 <w:t>MOHSICK (@mohsick_official) • Instagram photos and videos</w:t>
               </w:r>
             </w:hyperlink>
+          </w:p>
+          <w:p>
+            <w:pPr>
+              <w:rPr>
+                <w:rFonts w:cstheme="minorHAnsi"/>
+                <w:sz w:val="24"/>
+                <w:szCs w:val="24"/>
+              </w:rPr>
+            </w:pPr>
           </w:p>
         </w:tc>
       </w:tr>
@@ -9449,15 +9852,7 @@
             </w:r>
           </w:p>
           <w:p>
-            <w:pPr>
-              <w:rPr>
-                <w:rFonts w:cstheme="minorHAnsi"/>
-                <w:sz w:val="24"/>
-                <w:szCs w:val="24"/>
-              </w:rPr>
-            </w:pPr>
             <w:hyperlink r:id="rId12" w:history="1">
-              <w:proofErr w:type="gramStart"/>
               <w:r>
                 <w:rPr>
                   <w:rStyle w:val="Hyperlink"/>
@@ -9465,19 +9860,18 @@
                   <w:sz w:val="24"/>
                   <w:szCs w:val="24"/>
                 </w:rPr>
-                <w:t>Roulette (@rouletteonstage) •</w:t>
-              </w:r>
-              <w:proofErr w:type="gramEnd"/>
-              <w:r>
-                <w:rPr>
-                  <w:rStyle w:val="Hyperlink"/>
-                  <w:rFonts w:cstheme="minorHAnsi"/>
-                  <w:sz w:val="24"/>
-                  <w:szCs w:val="24"/>
-                </w:rPr>
-                <w:t xml:space="preserve"> Instagram photos and videos</w:t>
+                <w:t>Roulette (@rouletteonstage) • Instagram photos and videos</w:t>
               </w:r>
             </w:hyperlink>
+          </w:p>
+          <w:p>
+            <w:pPr>
+              <w:rPr>
+                <w:rFonts w:cstheme="minorHAnsi"/>
+                <w:sz w:val="24"/>
+                <w:szCs w:val="24"/>
+              </w:rPr>
+            </w:pPr>
           </w:p>
         </w:tc>
       </w:tr>
@@ -13519,6 +13913,7 @@
   <w:style w:type="character" w:default="1" w:styleId="DefaultParagraphFont">
     <w:name w:val="Default Paragraph Font"/>
     <w:uiPriority w:val="1"/>
+    <w:semiHidden/>
     <w:unhideWhenUsed/>
   </w:style>
   <w:style w:type="table" w:default="1" w:styleId="TableNormal">

--- a/Quotations/Kavita Goswami 20_22_Feb_2026/Quotation With Budget (1).docx
+++ b/Quotations/Kavita Goswami 20_22_Feb_2026/Quotation With Budget (1).docx
@@ -1550,7 +1550,71 @@
                 <w:sz w:val="24"/>
                 <w:szCs w:val="24"/>
               </w:rPr>
-              <w:t xml:space="preserve"> With Sound Setup</w:t>
+              <w:t xml:space="preserve"> </w:t>
+            </w:r>
+            <w:proofErr w:type="gramStart"/>
+            <w:r>
+              <w:rPr>
+                <w:rFonts w:cstheme="minorHAnsi"/>
+                <w:sz w:val="24"/>
+                <w:szCs w:val="24"/>
+              </w:rPr>
+              <w:t>With</w:t>
+            </w:r>
+            <w:proofErr w:type="gramEnd"/>
+            <w:r>
+              <w:rPr>
+                <w:rFonts w:cstheme="minorHAnsi"/>
+                <w:sz w:val="24"/>
+                <w:szCs w:val="24"/>
+              </w:rPr>
+              <w:t xml:space="preserve"> Sound Setup</w:t>
+            </w:r>
+          </w:p>
+          <w:p>
+            <w:pPr>
+              <w:pStyle w:val="ListParagraph"/>
+              <w:rPr>
+                <w:rFonts w:cstheme="minorHAnsi"/>
+                <w:sz w:val="24"/>
+                <w:szCs w:val="24"/>
+              </w:rPr>
+            </w:pPr>
+            <w:r>
+              <w:rPr>
+                <w:rFonts w:cstheme="minorHAnsi"/>
+                <w:sz w:val="24"/>
+                <w:szCs w:val="24"/>
+              </w:rPr>
+              <w:t>(</w:t>
+            </w:r>
+            <w:r>
+              <w:rPr>
+                <w:rFonts w:cstheme="minorHAnsi"/>
+                <w:sz w:val="24"/>
+                <w:szCs w:val="24"/>
+                <w:highlight w:val="yellow"/>
+              </w:rPr>
+              <w:t xml:space="preserve">3 Piece Fusion Band </w:t>
+            </w:r>
+            <w:proofErr w:type="spellStart"/>
+            <w:r>
+              <w:rPr>
+                <w:rFonts w:cstheme="minorHAnsi"/>
+                <w:sz w:val="24"/>
+                <w:szCs w:val="24"/>
+                <w:highlight w:val="yellow"/>
+              </w:rPr>
+              <w:t>Alankit</w:t>
+            </w:r>
+            <w:proofErr w:type="spellEnd"/>
+            <w:r>
+              <w:rPr>
+                <w:rFonts w:cstheme="minorHAnsi"/>
+                <w:sz w:val="24"/>
+                <w:szCs w:val="24"/>
+              </w:rPr>
+              <w:t>)</w:t>
             </w:r>
           </w:p>
           <w:p>
@@ -1631,7 +1695,7 @@
                 <w:sz w:val="24"/>
                 <w:szCs w:val="24"/>
               </w:rPr>
-              <w:t>On Final Selection</w:t>
+              <w:t>50,000 /-</w:t>
             </w:r>
           </w:p>
           <w:p>
@@ -2027,7 +2091,18 @@
                 <w:sz w:val="24"/>
                 <w:szCs w:val="24"/>
               </w:rPr>
-              <w:t xml:space="preserve">On Final </w:t>
+              <w:t>80,000 /-</w:t>
+            </w:r>
+            <w:r>
+              <w:rPr>
+                <w:rFonts w:cstheme="minorHAnsi"/>
+                <w:b/>
+                <w:bCs/>
+                <w:color w:val="C45911" w:themeColor="accent2" w:themeShade="BF"/>
+                <w:sz w:val="24"/>
+                <w:szCs w:val="24"/>
+              </w:rPr>
+              <w:t xml:space="preserve"> </w:t>
             </w:r>
           </w:p>
         </w:tc>
@@ -2724,13 +2799,23 @@
               </w:rPr>
               <w:t xml:space="preserve">Flex Floor </w:t>
             </w:r>
-            <w:r>
-              <w:rPr>
-                <w:rFonts w:cstheme="minorHAnsi"/>
-                <w:sz w:val="24"/>
-                <w:szCs w:val="24"/>
-              </w:rPr>
-              <w:t>As Per Theme Size[</w:t>
+            <w:proofErr w:type="gramStart"/>
+            <w:r>
+              <w:rPr>
+                <w:rFonts w:cstheme="minorHAnsi"/>
+                <w:sz w:val="24"/>
+                <w:szCs w:val="24"/>
+              </w:rPr>
+              <w:t>As</w:t>
+            </w:r>
+            <w:proofErr w:type="gramEnd"/>
+            <w:r>
+              <w:rPr>
+                <w:rFonts w:cstheme="minorHAnsi"/>
+                <w:sz w:val="24"/>
+                <w:szCs w:val="24"/>
+              </w:rPr>
+              <w:t xml:space="preserve"> Per Theme Size[</w:t>
             </w:r>
             <w:r>
               <w:rPr>
@@ -2842,6 +2927,16 @@
           <w:tcPr>
             <w:tcW w:w="2790" w:type="dxa"/>
           </w:tcPr>
+          <w:p>
+            <w:pPr>
+              <w:jc w:val="center"/>
+              <w:rPr>
+                <w:rFonts w:cstheme="minorHAnsi"/>
+                <w:sz w:val="24"/>
+                <w:szCs w:val="24"/>
+              </w:rPr>
+            </w:pPr>
+          </w:p>
           <w:p>
             <w:pPr>
               <w:jc w:val="center"/>
@@ -3111,6 +3206,14 @@
                 <w:szCs w:val="24"/>
               </w:rPr>
             </w:pPr>
+            <w:r>
+              <w:rPr>
+                <w:rFonts w:cstheme="minorHAnsi"/>
+                <w:sz w:val="24"/>
+                <w:szCs w:val="24"/>
+              </w:rPr>
+              <w:t>60,000 /-</w:t>
+            </w:r>
           </w:p>
         </w:tc>
       </w:tr>
@@ -3151,7 +3254,25 @@
                 <w:sz w:val="24"/>
                 <w:szCs w:val="24"/>
               </w:rPr>
-              <w:t>DJ Console For Jockey</w:t>
+              <w:t xml:space="preserve">DJ Console </w:t>
+            </w:r>
+            <w:proofErr w:type="gramStart"/>
+            <w:r>
+              <w:rPr>
+                <w:rFonts w:cstheme="minorHAnsi"/>
+                <w:sz w:val="24"/>
+                <w:szCs w:val="24"/>
+              </w:rPr>
+              <w:t>For</w:t>
+            </w:r>
+            <w:proofErr w:type="gramEnd"/>
+            <w:r>
+              <w:rPr>
+                <w:rFonts w:cstheme="minorHAnsi"/>
+                <w:sz w:val="24"/>
+                <w:szCs w:val="24"/>
+              </w:rPr>
+              <w:t xml:space="preserve"> Jockey</w:t>
             </w:r>
           </w:p>
           <w:p>
@@ -4091,7 +4212,25 @@
                 <w:sz w:val="24"/>
                 <w:szCs w:val="24"/>
               </w:rPr>
-              <w:t xml:space="preserve"> As Per Theme Size [16x24]</w:t>
+              <w:t xml:space="preserve"> </w:t>
+            </w:r>
+            <w:proofErr w:type="gramStart"/>
+            <w:r>
+              <w:rPr>
+                <w:rFonts w:cstheme="minorHAnsi"/>
+                <w:sz w:val="24"/>
+                <w:szCs w:val="24"/>
+              </w:rPr>
+              <w:t>As</w:t>
+            </w:r>
+            <w:proofErr w:type="gramEnd"/>
+            <w:r>
+              <w:rPr>
+                <w:rFonts w:cstheme="minorHAnsi"/>
+                <w:sz w:val="24"/>
+                <w:szCs w:val="24"/>
+              </w:rPr>
+              <w:t xml:space="preserve"> Per Theme Size [16x24]</w:t>
             </w:r>
           </w:p>
           <w:p>
@@ -5491,7 +5630,25 @@
                 <w:sz w:val="24"/>
                 <w:szCs w:val="24"/>
               </w:rPr>
-              <w:t>DJ Console For Jockey</w:t>
+              <w:t xml:space="preserve">DJ Console </w:t>
+            </w:r>
+            <w:proofErr w:type="gramStart"/>
+            <w:r>
+              <w:rPr>
+                <w:rFonts w:cstheme="minorHAnsi"/>
+                <w:sz w:val="24"/>
+                <w:szCs w:val="24"/>
+              </w:rPr>
+              <w:t>For</w:t>
+            </w:r>
+            <w:proofErr w:type="gramEnd"/>
+            <w:r>
+              <w:rPr>
+                <w:rFonts w:cstheme="minorHAnsi"/>
+                <w:sz w:val="24"/>
+                <w:szCs w:val="24"/>
+              </w:rPr>
+              <w:t xml:space="preserve"> Jockey</w:t>
             </w:r>
           </w:p>
         </w:tc>
@@ -6721,7 +6878,31 @@
                 <w:sz w:val="24"/>
                 <w:szCs w:val="24"/>
               </w:rPr>
-              <w:t xml:space="preserve"> For Bride Entry</w:t>
+              <w:t xml:space="preserve"> </w:t>
+            </w:r>
+            <w:proofErr w:type="gramStart"/>
+            <w:r>
+              <w:rPr>
+                <w:rFonts w:cstheme="minorHAnsi"/>
+                <w:b/>
+                <w:bCs/>
+                <w:color w:val="C45911" w:themeColor="accent2" w:themeShade="BF"/>
+                <w:sz w:val="24"/>
+                <w:szCs w:val="24"/>
+              </w:rPr>
+              <w:t>For</w:t>
+            </w:r>
+            <w:proofErr w:type="gramEnd"/>
+            <w:r>
+              <w:rPr>
+                <w:rFonts w:cstheme="minorHAnsi"/>
+                <w:b/>
+                <w:bCs/>
+                <w:color w:val="C45911" w:themeColor="accent2" w:themeShade="BF"/>
+                <w:sz w:val="24"/>
+                <w:szCs w:val="24"/>
+              </w:rPr>
+              <w:t xml:space="preserve"> Bride Entry</w:t>
             </w:r>
           </w:p>
           <w:p>
@@ -6786,7 +6967,31 @@
                 <w:sz w:val="24"/>
                 <w:szCs w:val="24"/>
               </w:rPr>
-              <w:t xml:space="preserve"> For </w:t>
+              <w:t xml:space="preserve"> </w:t>
+            </w:r>
+            <w:proofErr w:type="gramStart"/>
+            <w:r>
+              <w:rPr>
+                <w:rFonts w:cstheme="minorHAnsi"/>
+                <w:b/>
+                <w:bCs/>
+                <w:color w:val="C45911" w:themeColor="accent2" w:themeShade="BF"/>
+                <w:sz w:val="24"/>
+                <w:szCs w:val="24"/>
+              </w:rPr>
+              <w:t>For</w:t>
+            </w:r>
+            <w:proofErr w:type="gramEnd"/>
+            <w:r>
+              <w:rPr>
+                <w:rFonts w:cstheme="minorHAnsi"/>
+                <w:b/>
+                <w:bCs/>
+                <w:color w:val="C45911" w:themeColor="accent2" w:themeShade="BF"/>
+                <w:sz w:val="24"/>
+                <w:szCs w:val="24"/>
+              </w:rPr>
+              <w:t xml:space="preserve"> </w:t>
             </w:r>
             <w:proofErr w:type="spellStart"/>
             <w:r>
@@ -7656,7 +7861,25 @@
                 <w:sz w:val="24"/>
                 <w:szCs w:val="24"/>
               </w:rPr>
-              <w:t xml:space="preserve"> With Umbrella for Groom</w:t>
+              <w:t xml:space="preserve"> </w:t>
+            </w:r>
+            <w:proofErr w:type="gramStart"/>
+            <w:r>
+              <w:rPr>
+                <w:rFonts w:cstheme="minorHAnsi"/>
+                <w:sz w:val="24"/>
+                <w:szCs w:val="24"/>
+              </w:rPr>
+              <w:t>With</w:t>
+            </w:r>
+            <w:proofErr w:type="gramEnd"/>
+            <w:r>
+              <w:rPr>
+                <w:rFonts w:cstheme="minorHAnsi"/>
+                <w:sz w:val="24"/>
+                <w:szCs w:val="24"/>
+              </w:rPr>
+              <w:t xml:space="preserve"> Umbrella for Groom</w:t>
             </w:r>
           </w:p>
           <w:p>
@@ -8523,7 +8746,25 @@
                 <w:sz w:val="24"/>
                 <w:szCs w:val="24"/>
               </w:rPr>
-              <w:t>Wooden Dance Floor As Per Theme Size [16x24]</w:t>
+              <w:t xml:space="preserve">Wooden Dance Floor </w:t>
+            </w:r>
+            <w:proofErr w:type="gramStart"/>
+            <w:r>
+              <w:rPr>
+                <w:rFonts w:cstheme="minorHAnsi"/>
+                <w:sz w:val="24"/>
+                <w:szCs w:val="24"/>
+              </w:rPr>
+              <w:t>As</w:t>
+            </w:r>
+            <w:proofErr w:type="gramEnd"/>
+            <w:r>
+              <w:rPr>
+                <w:rFonts w:cstheme="minorHAnsi"/>
+                <w:sz w:val="24"/>
+                <w:szCs w:val="24"/>
+              </w:rPr>
+              <w:t xml:space="preserve"> Per Theme Size [16x24]</w:t>
             </w:r>
           </w:p>
           <w:p>
@@ -8818,7 +9059,25 @@
                 <w:sz w:val="24"/>
                 <w:szCs w:val="24"/>
               </w:rPr>
-              <w:t xml:space="preserve">Live Band With Tech Rider  </w:t>
+              <w:t xml:space="preserve">Live Band </w:t>
+            </w:r>
+            <w:proofErr w:type="gramStart"/>
+            <w:r>
+              <w:rPr>
+                <w:rFonts w:cstheme="minorHAnsi"/>
+                <w:sz w:val="24"/>
+                <w:szCs w:val="24"/>
+              </w:rPr>
+              <w:t>With</w:t>
+            </w:r>
+            <w:proofErr w:type="gramEnd"/>
+            <w:r>
+              <w:rPr>
+                <w:rFonts w:cstheme="minorHAnsi"/>
+                <w:sz w:val="24"/>
+                <w:szCs w:val="24"/>
+              </w:rPr>
+              <w:t xml:space="preserve"> Tech Rider  </w:t>
             </w:r>
           </w:p>
         </w:tc>
@@ -9188,7 +9447,25 @@
                 <w:sz w:val="24"/>
                 <w:szCs w:val="24"/>
               </w:rPr>
-              <w:t>DJ Console For Jockey</w:t>
+              <w:t xml:space="preserve">DJ Console </w:t>
+            </w:r>
+            <w:proofErr w:type="gramStart"/>
+            <w:r>
+              <w:rPr>
+                <w:rFonts w:cstheme="minorHAnsi"/>
+                <w:sz w:val="24"/>
+                <w:szCs w:val="24"/>
+              </w:rPr>
+              <w:t>For</w:t>
+            </w:r>
+            <w:proofErr w:type="gramEnd"/>
+            <w:r>
+              <w:rPr>
+                <w:rFonts w:cstheme="minorHAnsi"/>
+                <w:sz w:val="24"/>
+                <w:szCs w:val="24"/>
+              </w:rPr>
+              <w:t xml:space="preserve"> Jockey</w:t>
             </w:r>
           </w:p>
         </w:tc>
@@ -9475,18 +9752,7 @@
                 <w:sz w:val="24"/>
                 <w:szCs w:val="24"/>
               </w:rPr>
-              <w:t xml:space="preserve">    </w:t>
-            </w:r>
-            <w:r>
-              <w:rPr>
-                <w:rFonts w:cstheme="minorHAnsi"/>
-                <w:b/>
-                <w:bCs/>
-                <w:color w:val="C45911" w:themeColor="accent2" w:themeShade="BF"/>
-                <w:sz w:val="24"/>
-                <w:szCs w:val="24"/>
-              </w:rPr>
-              <w:t>On Final</w:t>
+              <w:t xml:space="preserve">    On Final</w:t>
             </w:r>
           </w:p>
         </w:tc>
@@ -9597,7 +9863,47 @@
                   <w:sz w:val="24"/>
                   <w:szCs w:val="24"/>
                 </w:rPr>
-                <w:t>Randhawa Vijay Entertainer (@vj_randhawa) • Instagram photos and videos</w:t>
+                <w:t xml:space="preserve">Randhawa Vijay </w:t>
+              </w:r>
+              <w:proofErr w:type="gramStart"/>
+              <w:r>
+                <w:rPr>
+                  <w:rStyle w:val="Hyperlink"/>
+                  <w:rFonts w:cstheme="minorHAnsi"/>
+                  <w:sz w:val="24"/>
+                  <w:szCs w:val="24"/>
+                </w:rPr>
+                <w:t>Entertainer (@</w:t>
+              </w:r>
+              <w:proofErr w:type="gramEnd"/>
+              <w:r>
+                <w:rPr>
+                  <w:rStyle w:val="Hyperlink"/>
+                  <w:rFonts w:cstheme="minorHAnsi"/>
+                  <w:sz w:val="24"/>
+                  <w:szCs w:val="24"/>
+                </w:rPr>
+                <w:t>vj_</w:t>
+              </w:r>
+              <w:proofErr w:type="gramStart"/>
+              <w:r>
+                <w:rPr>
+                  <w:rStyle w:val="Hyperlink"/>
+                  <w:rFonts w:cstheme="minorHAnsi"/>
+                  <w:sz w:val="24"/>
+                  <w:szCs w:val="24"/>
+                </w:rPr>
+                <w:t>randhawa) •</w:t>
+              </w:r>
+              <w:proofErr w:type="gramEnd"/>
+              <w:r>
+                <w:rPr>
+                  <w:rStyle w:val="Hyperlink"/>
+                  <w:rFonts w:cstheme="minorHAnsi"/>
+                  <w:sz w:val="24"/>
+                  <w:szCs w:val="24"/>
+                </w:rPr>
+                <w:t xml:space="preserve"> Instagram photos and videos</w:t>
               </w:r>
             </w:hyperlink>
           </w:p>
@@ -9647,7 +9953,47 @@
                   <w:sz w:val="24"/>
                   <w:szCs w:val="24"/>
                 </w:rPr>
-                <w:t>RADHIKA LOOMBA (@radhikaloomba_official) • Instagram photos and videos</w:t>
+                <w:t xml:space="preserve">RADHIKA </w:t>
+              </w:r>
+              <w:proofErr w:type="gramStart"/>
+              <w:r>
+                <w:rPr>
+                  <w:rStyle w:val="Hyperlink"/>
+                  <w:rFonts w:cstheme="minorHAnsi"/>
+                  <w:sz w:val="24"/>
+                  <w:szCs w:val="24"/>
+                </w:rPr>
+                <w:t>LOOMBA (@</w:t>
+              </w:r>
+              <w:proofErr w:type="gramEnd"/>
+              <w:r>
+                <w:rPr>
+                  <w:rStyle w:val="Hyperlink"/>
+                  <w:rFonts w:cstheme="minorHAnsi"/>
+                  <w:sz w:val="24"/>
+                  <w:szCs w:val="24"/>
+                </w:rPr>
+                <w:t>radhikaloomba_</w:t>
+              </w:r>
+              <w:proofErr w:type="gramStart"/>
+              <w:r>
+                <w:rPr>
+                  <w:rStyle w:val="Hyperlink"/>
+                  <w:rFonts w:cstheme="minorHAnsi"/>
+                  <w:sz w:val="24"/>
+                  <w:szCs w:val="24"/>
+                </w:rPr>
+                <w:t>official) •</w:t>
+              </w:r>
+              <w:proofErr w:type="gramEnd"/>
+              <w:r>
+                <w:rPr>
+                  <w:rStyle w:val="Hyperlink"/>
+                  <w:rFonts w:cstheme="minorHAnsi"/>
+                  <w:sz w:val="24"/>
+                  <w:szCs w:val="24"/>
+                </w:rPr>
+                <w:t xml:space="preserve"> Instagram photos and videos</w:t>
               </w:r>
             </w:hyperlink>
           </w:p>
@@ -9697,7 +10043,47 @@
                   <w:sz w:val="24"/>
                   <w:szCs w:val="24"/>
                 </w:rPr>
-                <w:t>Ish Nanda (@anchor_ish_nanda) • Instagram photos and videos</w:t>
+                <w:t xml:space="preserve">Ish </w:t>
+              </w:r>
+              <w:proofErr w:type="gramStart"/>
+              <w:r>
+                <w:rPr>
+                  <w:rStyle w:val="Hyperlink"/>
+                  <w:rFonts w:cstheme="minorHAnsi"/>
+                  <w:sz w:val="24"/>
+                  <w:szCs w:val="24"/>
+                </w:rPr>
+                <w:t>Nanda (@</w:t>
+              </w:r>
+              <w:proofErr w:type="gramEnd"/>
+              <w:r>
+                <w:rPr>
+                  <w:rStyle w:val="Hyperlink"/>
+                  <w:rFonts w:cstheme="minorHAnsi"/>
+                  <w:sz w:val="24"/>
+                  <w:szCs w:val="24"/>
+                </w:rPr>
+                <w:t>anchor_ish_</w:t>
+              </w:r>
+              <w:proofErr w:type="gramStart"/>
+              <w:r>
+                <w:rPr>
+                  <w:rStyle w:val="Hyperlink"/>
+                  <w:rFonts w:cstheme="minorHAnsi"/>
+                  <w:sz w:val="24"/>
+                  <w:szCs w:val="24"/>
+                </w:rPr>
+                <w:t>nanda) •</w:t>
+              </w:r>
+              <w:proofErr w:type="gramEnd"/>
+              <w:r>
+                <w:rPr>
+                  <w:rStyle w:val="Hyperlink"/>
+                  <w:rFonts w:cstheme="minorHAnsi"/>
+                  <w:sz w:val="24"/>
+                  <w:szCs w:val="24"/>
+                </w:rPr>
+                <w:t xml:space="preserve"> Instagram photos and videos</w:t>
               </w:r>
             </w:hyperlink>
           </w:p>
@@ -9853,6 +10239,7 @@
           </w:p>
           <w:p>
             <w:hyperlink r:id="rId12" w:history="1">
+              <w:proofErr w:type="gramStart"/>
               <w:r>
                 <w:rPr>
                   <w:rStyle w:val="Hyperlink"/>
@@ -9860,7 +10247,17 @@
                   <w:sz w:val="24"/>
                   <w:szCs w:val="24"/>
                 </w:rPr>
-                <w:t>Roulette (@rouletteonstage) • Instagram photos and videos</w:t>
+                <w:t>Roulette (@rouletteonstage) •</w:t>
+              </w:r>
+              <w:proofErr w:type="gramEnd"/>
+              <w:r>
+                <w:rPr>
+                  <w:rStyle w:val="Hyperlink"/>
+                  <w:rFonts w:cstheme="minorHAnsi"/>
+                  <w:sz w:val="24"/>
+                  <w:szCs w:val="24"/>
+                </w:rPr>
+                <w:t xml:space="preserve"> Instagram photos and videos</w:t>
               </w:r>
             </w:hyperlink>
           </w:p>

--- a/Quotations/Kavita Goswami 20_22_Feb_2026/Quotation With Budget (1).docx
+++ b/Quotations/Kavita Goswami 20_22_Feb_2026/Quotation With Budget (1).docx
@@ -132,7 +132,6 @@
               </w:rPr>
               <w:t xml:space="preserve">  </w:t>
             </w:r>
-            <w:proofErr w:type="spellStart"/>
             <w:r>
               <w:rPr>
                 <w:rStyle w:val="IntenseEmphasis"/>
@@ -175,10 +174,23 @@
                   <w14:round/>
                 </w14:textOutline>
               </w:rPr>
-              <w:t>rs</w:t>
-            </w:r>
-            <w:proofErr w:type="spellEnd"/>
-            <w:r>
+              <w:t>rs Kavita</w:t>
+            </w:r>
+          </w:p>
+        </w:tc>
+      </w:tr>
+      <w:tr>
+        <w:trPr>
+          <w:cnfStyle w:val="000000100000" w:firstRow="0" w:lastRow="0" w:firstColumn="0" w:lastColumn="0" w:oddVBand="0" w:evenVBand="0" w:oddHBand="1" w:evenHBand="0" w:firstRowFirstColumn="0" w:firstRowLastColumn="0" w:lastRowFirstColumn="0" w:lastRowLastColumn="0"/>
+        </w:trPr>
+        <w:tc>
+          <w:tcPr>
+            <w:cnfStyle w:val="001000000000" w:firstRow="0" w:lastRow="0" w:firstColumn="1" w:lastColumn="0" w:oddVBand="0" w:evenVBand="0" w:oddHBand="0" w:evenHBand="0" w:firstRowFirstColumn="0" w:firstRowLastColumn="0" w:lastRowFirstColumn="0" w:lastRowLastColumn="0"/>
+            <w:tcW w:w="9350" w:type="dxa"/>
+          </w:tcPr>
+          <w:p>
+            <w:pPr>
+              <w:pStyle w:val="TableParagraph"/>
               <w:rPr>
                 <w:rStyle w:val="IntenseEmphasis"/>
                 <w:rFonts w:asciiTheme="minorHAnsi" w:hAnsiTheme="minorHAnsi" w:cstheme="minorHAnsi"/>
@@ -198,23 +210,8 @@
                   <w14:round/>
                 </w14:textOutline>
               </w:rPr>
-              <w:t xml:space="preserve"> Kavita</w:t>
-            </w:r>
-          </w:p>
-        </w:tc>
-      </w:tr>
-      <w:tr>
-        <w:trPr>
-          <w:cnfStyle w:val="000000100000" w:firstRow="0" w:lastRow="0" w:firstColumn="0" w:lastColumn="0" w:oddVBand="0" w:evenVBand="0" w:oddHBand="1" w:evenHBand="0" w:firstRowFirstColumn="0" w:firstRowLastColumn="0" w:lastRowFirstColumn="0" w:lastRowLastColumn="0"/>
-        </w:trPr>
-        <w:tc>
-          <w:tcPr>
-            <w:cnfStyle w:val="001000000000" w:firstRow="0" w:lastRow="0" w:firstColumn="1" w:lastColumn="0" w:oddVBand="0" w:evenVBand="0" w:oddHBand="0" w:evenHBand="0" w:firstRowFirstColumn="0" w:firstRowLastColumn="0" w:lastRowFirstColumn="0" w:lastRowLastColumn="0"/>
-            <w:tcW w:w="9350" w:type="dxa"/>
-          </w:tcPr>
-          <w:p>
-            <w:pPr>
-              <w:pStyle w:val="TableParagraph"/>
+            </w:pPr>
+            <w:r>
               <w:rPr>
                 <w:rStyle w:val="IntenseEmphasis"/>
                 <w:rFonts w:asciiTheme="minorHAnsi" w:hAnsiTheme="minorHAnsi" w:cstheme="minorHAnsi"/>
@@ -234,7 +231,8 @@
                   <w14:round/>
                 </w14:textOutline>
               </w:rPr>
-            </w:pPr>
+              <w:t xml:space="preserve">EVENT </w:t>
+            </w:r>
             <w:r>
               <w:rPr>
                 <w:rStyle w:val="IntenseEmphasis"/>
@@ -255,7 +253,7 @@
                   <w14:round/>
                 </w14:textOutline>
               </w:rPr>
-              <w:t xml:space="preserve">EVENT </w:t>
+              <w:t xml:space="preserve">              </w:t>
             </w:r>
             <w:r>
               <w:rPr>
@@ -277,7 +275,7 @@
                   <w14:round/>
                 </w14:textOutline>
               </w:rPr>
-              <w:t xml:space="preserve">              </w:t>
+              <w:t xml:space="preserve"> </w:t>
             </w:r>
             <w:r>
               <w:rPr>
@@ -321,7 +319,7 @@
                   <w14:round/>
                 </w14:textOutline>
               </w:rPr>
-              <w:t xml:space="preserve"> </w:t>
+              <w:t xml:space="preserve">Destination </w:t>
             </w:r>
             <w:r>
               <w:rPr>
@@ -343,9 +341,20 @@
                   <w14:round/>
                 </w14:textOutline>
               </w:rPr>
-              <w:t xml:space="preserve">Destination </w:t>
-            </w:r>
-            <w:r>
+              <w:t>Wedding</w:t>
+            </w:r>
+          </w:p>
+        </w:tc>
+      </w:tr>
+      <w:tr>
+        <w:tc>
+          <w:tcPr>
+            <w:cnfStyle w:val="001000000000" w:firstRow="0" w:lastRow="0" w:firstColumn="1" w:lastColumn="0" w:oddVBand="0" w:evenVBand="0" w:oddHBand="0" w:evenHBand="0" w:firstRowFirstColumn="0" w:firstRowLastColumn="0" w:lastRowFirstColumn="0" w:lastRowLastColumn="0"/>
+            <w:tcW w:w="9350" w:type="dxa"/>
+          </w:tcPr>
+          <w:p>
+            <w:pPr>
+              <w:pStyle w:val="TableParagraph"/>
               <w:rPr>
                 <w:rStyle w:val="IntenseEmphasis"/>
                 <w:rFonts w:asciiTheme="minorHAnsi" w:hAnsiTheme="minorHAnsi" w:cstheme="minorHAnsi"/>
@@ -365,20 +374,8 @@
                   <w14:round/>
                 </w14:textOutline>
               </w:rPr>
-              <w:t>Wedding</w:t>
-            </w:r>
-          </w:p>
-        </w:tc>
-      </w:tr>
-      <w:tr>
-        <w:tc>
-          <w:tcPr>
-            <w:cnfStyle w:val="001000000000" w:firstRow="0" w:lastRow="0" w:firstColumn="1" w:lastColumn="0" w:oddVBand="0" w:evenVBand="0" w:oddHBand="0" w:evenHBand="0" w:firstRowFirstColumn="0" w:firstRowLastColumn="0" w:lastRowFirstColumn="0" w:lastRowLastColumn="0"/>
-            <w:tcW w:w="9350" w:type="dxa"/>
-          </w:tcPr>
-          <w:p>
-            <w:pPr>
-              <w:pStyle w:val="TableParagraph"/>
+            </w:pPr>
+            <w:r>
               <w:rPr>
                 <w:rStyle w:val="IntenseEmphasis"/>
                 <w:rFonts w:asciiTheme="minorHAnsi" w:hAnsiTheme="minorHAnsi" w:cstheme="minorHAnsi"/>
@@ -398,7 +395,8 @@
                   <w14:round/>
                 </w14:textOutline>
               </w:rPr>
-            </w:pPr>
+              <w:t xml:space="preserve">DATES </w:t>
+            </w:r>
             <w:r>
               <w:rPr>
                 <w:rStyle w:val="IntenseEmphasis"/>
@@ -419,7 +417,7 @@
                   <w14:round/>
                 </w14:textOutline>
               </w:rPr>
-              <w:t xml:space="preserve">DATES </w:t>
+              <w:t xml:space="preserve">                </w:t>
             </w:r>
             <w:r>
               <w:rPr>
@@ -441,51 +439,7 @@
                   <w14:round/>
                 </w14:textOutline>
               </w:rPr>
-              <w:t xml:space="preserve">                </w:t>
-            </w:r>
-            <w:r>
-              <w:rPr>
-                <w:rStyle w:val="IntenseEmphasis"/>
-                <w:rFonts w:asciiTheme="minorHAnsi" w:hAnsiTheme="minorHAnsi" w:cstheme="minorHAnsi"/>
-                <w:i w:val="0"/>
-                <w:iCs w:val="0"/>
-                <w:color w:val="000000" w:themeColor="text1"/>
-                <w:sz w:val="28"/>
-                <w:szCs w:val="28"/>
-                <w14:shadow w14:blurRad="38100" w14:dist="19050" w14:dir="2700000" w14:sx="100000" w14:sy="100000" w14:kx="0" w14:ky="0" w14:algn="tl">
-                  <w14:schemeClr w14:val="dk1">
-                    <w14:alpha w14:val="60000"/>
-                  </w14:schemeClr>
-                </w14:shadow>
-                <w14:textOutline w14:w="0" w14:cap="flat" w14:cmpd="sng" w14:algn="ctr">
-                  <w14:noFill/>
-                  <w14:prstDash w14:val="solid"/>
-                  <w14:round/>
-                </w14:textOutline>
-              </w:rPr>
-              <w:t>2</w:t>
-            </w:r>
-            <w:r>
-              <w:rPr>
-                <w:rStyle w:val="IntenseEmphasis"/>
-                <w:rFonts w:asciiTheme="minorHAnsi" w:hAnsiTheme="minorHAnsi" w:cstheme="minorHAnsi"/>
-                <w:i w:val="0"/>
-                <w:iCs w:val="0"/>
-                <w:color w:val="000000" w:themeColor="text1"/>
-                <w:sz w:val="28"/>
-                <w:szCs w:val="28"/>
-                <w14:shadow w14:blurRad="38100" w14:dist="19050" w14:dir="2700000" w14:sx="100000" w14:sy="100000" w14:kx="0" w14:ky="0" w14:algn="tl">
-                  <w14:schemeClr w14:val="dk1">
-                    <w14:alpha w14:val="60000"/>
-                  </w14:schemeClr>
-                </w14:shadow>
-                <w14:textOutline w14:w="0" w14:cap="flat" w14:cmpd="sng" w14:algn="ctr">
-                  <w14:noFill/>
-                  <w14:prstDash w14:val="solid"/>
-                  <w14:round/>
-                </w14:textOutline>
-              </w:rPr>
-              <w:t>0</w:t>
+              <w:t>21</w:t>
             </w:r>
             <w:r>
               <w:rPr>
@@ -508,7 +462,7 @@
                   <w14:round/>
                 </w14:textOutline>
               </w:rPr>
-              <w:t>th</w:t>
+              <w:t>st</w:t>
             </w:r>
             <w:r>
               <w:rPr>
@@ -618,7 +572,7 @@
                   <w14:round/>
                 </w14:textOutline>
               </w:rPr>
-              <w:t>2</w:t>
+              <w:t>3</w:t>
             </w:r>
             <w:r>
               <w:rPr>
@@ -641,7 +595,7 @@
                   <w14:round/>
                 </w14:textOutline>
               </w:rPr>
-              <w:t>nd</w:t>
+              <w:t>rd</w:t>
             </w:r>
             <w:r>
               <w:rPr>
@@ -839,28 +793,7 @@
                   <w14:round/>
                 </w14:textOutline>
               </w:rPr>
-              <w:t>2</w:t>
-            </w:r>
-            <w:r>
-              <w:rPr>
-                <w:rFonts w:ascii="Abadi" w:eastAsiaTheme="majorEastAsia" w:hAnsi="Abadi" w:cs="Aharoni"/>
-                <w:bCs/>
-                <w:smallCaps/>
-                <w:color w:val="C45911" w:themeColor="accent2" w:themeShade="BF"/>
-                <w:sz w:val="36"/>
-                <w:szCs w:val="36"/>
-                <w14:shadow w14:blurRad="38100" w14:dist="19050" w14:dir="2700000" w14:sx="100000" w14:sy="100000" w14:kx="0" w14:ky="0" w14:algn="tl">
-                  <w14:schemeClr w14:val="dk1">
-                    <w14:alpha w14:val="60000"/>
-                  </w14:schemeClr>
-                </w14:shadow>
-                <w14:textOutline w14:w="0" w14:cap="flat" w14:cmpd="sng" w14:algn="ctr">
-                  <w14:noFill/>
-                  <w14:prstDash w14:val="solid"/>
-                  <w14:round/>
-                </w14:textOutline>
-              </w:rPr>
-              <w:t>0</w:t>
+              <w:t>21</w:t>
             </w:r>
             <w:r>
               <w:rPr>
@@ -882,7 +815,7 @@
                   <w14:round/>
                 </w14:textOutline>
               </w:rPr>
-              <w:t>th</w:t>
+              <w:t>ST</w:t>
             </w:r>
             <w:r>
               <w:rPr>
@@ -1050,7 +983,7 @@
                   <w14:round/>
                 </w14:textOutline>
               </w:rPr>
-              <w:t xml:space="preserve">Diwan-E-Aam &amp; </w:t>
+              <w:t xml:space="preserve"> </w:t>
             </w:r>
             <w:r>
               <w:rPr>
@@ -1071,11 +1004,9 @@
                   <w14:round/>
                 </w14:textOutline>
               </w:rPr>
-              <w:t xml:space="preserve">Ballroom </w:t>
-            </w:r>
-          </w:p>
-          <w:p>
-            <w:pPr>
+              <w:t xml:space="preserve">Diwan-E-Aam &amp; </w:t>
+            </w:r>
+            <w:r>
               <w:rPr>
                 <w:rFonts w:ascii="Abadi" w:eastAsiaTheme="majorEastAsia" w:hAnsi="Abadi" w:cs="ADLaM Display"/>
                 <w:bCs/>
@@ -1094,8 +1025,11 @@
                   <w14:round/>
                 </w14:textOutline>
               </w:rPr>
-            </w:pPr>
-            <w:r>
+              <w:t xml:space="preserve">Ballroom </w:t>
+            </w:r>
+          </w:p>
+          <w:p>
+            <w:pPr>
               <w:rPr>
                 <w:rFonts w:ascii="Abadi" w:eastAsiaTheme="majorEastAsia" w:hAnsi="Abadi" w:cs="ADLaM Display"/>
                 <w:bCs/>
@@ -1114,8 +1048,7 @@
                   <w14:round/>
                 </w14:textOutline>
               </w:rPr>
-              <w:t>T</w:t>
-            </w:r>
+            </w:pPr>
             <w:r>
               <w:rPr>
                 <w:rFonts w:ascii="Abadi" w:eastAsiaTheme="majorEastAsia" w:hAnsi="Abadi" w:cs="ADLaM Display"/>
@@ -1135,7 +1068,7 @@
                   <w14:round/>
                 </w14:textOutline>
               </w:rPr>
-              <w:t>ime</w:t>
+              <w:t>T</w:t>
             </w:r>
             <w:r>
               <w:rPr>
@@ -1156,7 +1089,7 @@
                   <w14:round/>
                 </w14:textOutline>
               </w:rPr>
-              <w:t xml:space="preserve">   </w:t>
+              <w:t>ime</w:t>
             </w:r>
             <w:r>
               <w:rPr>
@@ -1198,7 +1131,7 @@
                   <w14:round/>
                 </w14:textOutline>
               </w:rPr>
-              <w:t>0</w:t>
+              <w:t xml:space="preserve">   </w:t>
             </w:r>
             <w:r>
               <w:rPr>
@@ -1219,7 +1152,7 @@
                   <w14:round/>
                 </w14:textOutline>
               </w:rPr>
-              <w:t>9</w:t>
+              <w:t xml:space="preserve"> </w:t>
             </w:r>
             <w:r>
               <w:rPr>
@@ -1240,7 +1173,7 @@
                   <w14:round/>
                 </w14:textOutline>
               </w:rPr>
-              <w:t xml:space="preserve">:00 </w:t>
+              <w:t>0</w:t>
             </w:r>
             <w:r>
               <w:rPr>
@@ -1261,7 +1194,7 @@
                   <w14:round/>
                 </w14:textOutline>
               </w:rPr>
-              <w:t>P</w:t>
+              <w:t>9</w:t>
             </w:r>
             <w:r>
               <w:rPr>
@@ -1282,17 +1215,8 @@
                   <w14:round/>
                 </w14:textOutline>
               </w:rPr>
-              <w:t>M</w:t>
-            </w:r>
-          </w:p>
-          <w:p>
-            <w:pPr>
-              <w:rPr>
-                <w:rFonts w:ascii="ADLaM Display" w:hAnsi="ADLaM Display" w:cs="ADLaM Display"/>
-                <w:sz w:val="28"/>
-                <w:szCs w:val="28"/>
-              </w:rPr>
-            </w:pPr>
+              <w:t xml:space="preserve">:00 </w:t>
+            </w:r>
             <w:r>
               <w:rPr>
                 <w:rFonts w:ascii="Abadi" w:eastAsiaTheme="majorEastAsia" w:hAnsi="Abadi" w:cs="ADLaM Display"/>
@@ -1312,7 +1236,7 @@
                   <w14:round/>
                 </w14:textOutline>
               </w:rPr>
-              <w:t>Event</w:t>
+              <w:t>P</w:t>
             </w:r>
             <w:r>
               <w:rPr>
@@ -1333,8 +1257,17 @@
                   <w14:round/>
                 </w14:textOutline>
               </w:rPr>
-              <w:t xml:space="preserve">    </w:t>
-            </w:r>
+              <w:t>M</w:t>
+            </w:r>
+          </w:p>
+          <w:p>
+            <w:pPr>
+              <w:rPr>
+                <w:rFonts w:ascii="ADLaM Display" w:hAnsi="ADLaM Display" w:cs="ADLaM Display"/>
+                <w:sz w:val="28"/>
+                <w:szCs w:val="28"/>
+              </w:rPr>
+            </w:pPr>
             <w:r>
               <w:rPr>
                 <w:rFonts w:ascii="Abadi" w:eastAsiaTheme="majorEastAsia" w:hAnsi="Abadi" w:cs="ADLaM Display"/>
@@ -1354,7 +1287,7 @@
                   <w14:round/>
                 </w14:textOutline>
               </w:rPr>
-              <w:t>Welcome [</w:t>
+              <w:t>Event</w:t>
             </w:r>
             <w:r>
               <w:rPr>
@@ -1375,9 +1308,8 @@
                   <w14:round/>
                 </w14:textOutline>
               </w:rPr>
-              <w:t>Raat-E-</w:t>
-            </w:r>
-            <w:proofErr w:type="spellStart"/>
+              <w:t xml:space="preserve">    </w:t>
+            </w:r>
             <w:r>
               <w:rPr>
                 <w:rFonts w:ascii="Abadi" w:eastAsiaTheme="majorEastAsia" w:hAnsi="Abadi" w:cs="ADLaM Display"/>
@@ -1397,9 +1329,8 @@
                   <w14:round/>
                 </w14:textOutline>
               </w:rPr>
-              <w:t>Ishq</w:t>
-            </w:r>
-            <w:proofErr w:type="spellEnd"/>
+              <w:t>Welcome [</w:t>
+            </w:r>
             <w:r>
               <w:rPr>
                 <w:rFonts w:ascii="Abadi" w:eastAsiaTheme="majorEastAsia" w:hAnsi="Abadi" w:cs="ADLaM Display"/>
@@ -1419,6 +1350,27 @@
                   <w14:round/>
                 </w14:textOutline>
               </w:rPr>
+              <w:t>Raat-E-Ishq</w:t>
+            </w:r>
+            <w:r>
+              <w:rPr>
+                <w:rFonts w:ascii="Abadi" w:eastAsiaTheme="majorEastAsia" w:hAnsi="Abadi" w:cs="ADLaM Display"/>
+                <w:bCs/>
+                <w:smallCaps/>
+                <w:color w:val="2F5496" w:themeColor="accent1" w:themeShade="BF"/>
+                <w:sz w:val="36"/>
+                <w:szCs w:val="36"/>
+                <w14:shadow w14:blurRad="38100" w14:dist="19050" w14:dir="2700000" w14:sx="100000" w14:sy="100000" w14:kx="0" w14:ky="0" w14:algn="tl">
+                  <w14:schemeClr w14:val="dk1">
+                    <w14:alpha w14:val="60000"/>
+                  </w14:schemeClr>
+                </w14:shadow>
+                <w14:textOutline w14:w="0" w14:cap="flat" w14:cmpd="sng" w14:algn="ctr">
+                  <w14:noFill/>
+                  <w14:prstDash w14:val="solid"/>
+                  <w14:round/>
+                </w14:textOutline>
+              </w:rPr>
               <w:t>]</w:t>
             </w:r>
           </w:p>
@@ -1502,18 +1454,9 @@
               <w:pStyle w:val="Heading1"/>
             </w:pPr>
             <w:r>
-              <w:t xml:space="preserve"> </w:t>
-            </w:r>
-            <w:proofErr w:type="spellStart"/>
-            <w:r>
-              <w:t>Diwam</w:t>
-            </w:r>
-            <w:proofErr w:type="spellEnd"/>
-            <w:r>
-              <w:t>-E-Aam</w:t>
-            </w:r>
-          </w:p>
-          <w:p/>
+              <w:t>Diwam-E-Aam</w:t>
+            </w:r>
+          </w:p>
           <w:p>
             <w:pPr>
               <w:rPr>
@@ -1550,25 +1493,15 @@
                 <w:sz w:val="24"/>
                 <w:szCs w:val="24"/>
               </w:rPr>
-              <w:t xml:space="preserve"> </w:t>
-            </w:r>
-            <w:proofErr w:type="gramStart"/>
-            <w:r>
-              <w:rPr>
-                <w:rFonts w:cstheme="minorHAnsi"/>
-                <w:sz w:val="24"/>
-                <w:szCs w:val="24"/>
-              </w:rPr>
-              <w:t>With</w:t>
-            </w:r>
-            <w:proofErr w:type="gramEnd"/>
-            <w:r>
-              <w:rPr>
-                <w:rFonts w:cstheme="minorHAnsi"/>
-                <w:sz w:val="24"/>
-                <w:szCs w:val="24"/>
-              </w:rPr>
-              <w:t xml:space="preserve"> Sound Setup</w:t>
+              <w:t xml:space="preserve"> With Sound Setup</w:t>
+            </w:r>
+            <w:r>
+              <w:rPr>
+                <w:rFonts w:cstheme="minorHAnsi"/>
+                <w:sz w:val="24"/>
+                <w:szCs w:val="24"/>
+              </w:rPr>
+              <w:t xml:space="preserve"> &amp; Tech</w:t>
             </w:r>
           </w:p>
           <w:p>
@@ -1586,45 +1519,8 @@
                 <w:sz w:val="24"/>
                 <w:szCs w:val="24"/>
               </w:rPr>
-              <w:t>(</w:t>
-            </w:r>
-            <w:r>
-              <w:rPr>
-                <w:rFonts w:cstheme="minorHAnsi"/>
-                <w:sz w:val="24"/>
-                <w:szCs w:val="24"/>
-                <w:highlight w:val="yellow"/>
-              </w:rPr>
-              <w:t xml:space="preserve">3 Piece Fusion Band </w:t>
-            </w:r>
-            <w:proofErr w:type="spellStart"/>
-            <w:r>
-              <w:rPr>
-                <w:rFonts w:cstheme="minorHAnsi"/>
-                <w:sz w:val="24"/>
-                <w:szCs w:val="24"/>
-                <w:highlight w:val="yellow"/>
-              </w:rPr>
-              <w:t>Alankit</w:t>
-            </w:r>
-            <w:proofErr w:type="spellEnd"/>
-            <w:r>
-              <w:rPr>
-                <w:rFonts w:cstheme="minorHAnsi"/>
-                <w:sz w:val="24"/>
-                <w:szCs w:val="24"/>
-              </w:rPr>
-              <w:t>)</w:t>
-            </w:r>
-          </w:p>
-          <w:p>
-            <w:pPr>
-              <w:rPr>
-                <w:rFonts w:cstheme="minorHAnsi"/>
-                <w:sz w:val="24"/>
-                <w:szCs w:val="24"/>
-              </w:rPr>
-            </w:pPr>
+              <w:t>( Fusion Band Alankit)</w:t>
+            </w:r>
           </w:p>
         </w:tc>
         <w:tc>
@@ -1663,6 +1559,15 @@
           </w:p>
           <w:p>
             <w:pPr>
+              <w:rPr>
+                <w:rFonts w:cstheme="minorHAnsi"/>
+                <w:sz w:val="24"/>
+                <w:szCs w:val="24"/>
+              </w:rPr>
+            </w:pPr>
+          </w:p>
+          <w:p>
+            <w:pPr>
               <w:jc w:val="center"/>
               <w:rPr>
                 <w:rFonts w:cstheme="minorHAnsi"/>
@@ -1670,25 +1575,6 @@
                 <w:szCs w:val="24"/>
               </w:rPr>
             </w:pPr>
-          </w:p>
-          <w:p>
-            <w:pPr>
-              <w:rPr>
-                <w:rFonts w:cstheme="minorHAnsi"/>
-                <w:sz w:val="24"/>
-                <w:szCs w:val="24"/>
-              </w:rPr>
-            </w:pPr>
-          </w:p>
-          <w:p>
-            <w:pPr>
-              <w:jc w:val="center"/>
-              <w:rPr>
-                <w:rFonts w:cstheme="minorHAnsi"/>
-                <w:sz w:val="24"/>
-                <w:szCs w:val="24"/>
-              </w:rPr>
-            </w:pPr>
             <w:r>
               <w:rPr>
                 <w:rFonts w:cstheme="minorHAnsi"/>
@@ -1697,16 +1583,6 @@
               </w:rPr>
               <w:t>50,000 /-</w:t>
             </w:r>
-          </w:p>
-          <w:p>
-            <w:pPr>
-              <w:jc w:val="center"/>
-              <w:rPr>
-                <w:rFonts w:cstheme="minorHAnsi"/>
-                <w:sz w:val="24"/>
-                <w:szCs w:val="24"/>
-              </w:rPr>
-            </w:pPr>
           </w:p>
         </w:tc>
       </w:tr>
@@ -1994,7 +1870,15 @@
                 <w:sz w:val="24"/>
                 <w:szCs w:val="24"/>
               </w:rPr>
-              <w:t>30</w:t>
+              <w:t>4</w:t>
+            </w:r>
+            <w:r>
+              <w:rPr>
+                <w:rFonts w:cstheme="minorHAnsi"/>
+                <w:sz w:val="24"/>
+                <w:szCs w:val="24"/>
+              </w:rPr>
+              <w:t>0</w:t>
             </w:r>
             <w:r>
               <w:rPr>
@@ -2059,6 +1943,18 @@
           </w:tcPr>
           <w:p>
             <w:pPr>
+              <w:rPr>
+                <w:rFonts w:cstheme="minorHAnsi"/>
+                <w:b/>
+                <w:bCs/>
+                <w:color w:val="C45911" w:themeColor="accent2" w:themeShade="BF"/>
+                <w:sz w:val="24"/>
+                <w:szCs w:val="24"/>
+              </w:rPr>
+            </w:pPr>
+          </w:p>
+          <w:p>
+            <w:pPr>
               <w:jc w:val="center"/>
               <w:rPr>
                 <w:rFonts w:cstheme="minorHAnsi"/>
@@ -2069,10 +1965,7 @@
                 <w:szCs w:val="24"/>
               </w:rPr>
             </w:pPr>
-          </w:p>
-          <w:p>
-            <w:pPr>
-              <w:jc w:val="center"/>
+            <w:r>
               <w:rPr>
                 <w:rFonts w:cstheme="minorHAnsi"/>
                 <w:b/>
@@ -2081,7 +1974,8 @@
                 <w:sz w:val="24"/>
                 <w:szCs w:val="24"/>
               </w:rPr>
-            </w:pPr>
+              <w:t>9</w:t>
+            </w:r>
             <w:r>
               <w:rPr>
                 <w:rFonts w:cstheme="minorHAnsi"/>
@@ -2091,18 +1985,7 @@
                 <w:sz w:val="24"/>
                 <w:szCs w:val="24"/>
               </w:rPr>
-              <w:t>80,000 /-</w:t>
-            </w:r>
-            <w:r>
-              <w:rPr>
-                <w:rFonts w:cstheme="minorHAnsi"/>
-                <w:b/>
-                <w:bCs/>
-                <w:color w:val="C45911" w:themeColor="accent2" w:themeShade="BF"/>
-                <w:sz w:val="24"/>
-                <w:szCs w:val="24"/>
-              </w:rPr>
-              <w:t xml:space="preserve"> </w:t>
+              <w:t>0,000 /-</w:t>
             </w:r>
           </w:p>
         </w:tc>
@@ -2271,7 +2154,28 @@
                   <w14:round/>
                 </w14:textOutline>
               </w:rPr>
-              <w:t>21</w:t>
+              <w:t>2</w:t>
+            </w:r>
+            <w:r>
+              <w:rPr>
+                <w:rFonts w:ascii="Abadi" w:eastAsiaTheme="majorEastAsia" w:hAnsi="Abadi" w:cs="Aharoni"/>
+                <w:bCs/>
+                <w:smallCaps/>
+                <w:color w:val="C45911" w:themeColor="accent2" w:themeShade="BF"/>
+                <w:sz w:val="36"/>
+                <w:szCs w:val="36"/>
+                <w14:shadow w14:blurRad="38100" w14:dist="19050" w14:dir="2700000" w14:sx="100000" w14:sy="100000" w14:kx="0" w14:ky="0" w14:algn="tl">
+                  <w14:schemeClr w14:val="dk1">
+                    <w14:alpha w14:val="60000"/>
+                  </w14:schemeClr>
+                </w14:shadow>
+                <w14:textOutline w14:w="0" w14:cap="flat" w14:cmpd="sng" w14:algn="ctr">
+                  <w14:noFill/>
+                  <w14:prstDash w14:val="solid"/>
+                  <w14:round/>
+                </w14:textOutline>
+              </w:rPr>
+              <w:t>2</w:t>
             </w:r>
             <w:r>
               <w:rPr>
@@ -2293,7 +2197,7 @@
                   <w14:round/>
                 </w14:textOutline>
               </w:rPr>
-              <w:t>ST</w:t>
+              <w:t>nd</w:t>
             </w:r>
             <w:r>
               <w:rPr>
@@ -2799,23 +2703,13 @@
               </w:rPr>
               <w:t xml:space="preserve">Flex Floor </w:t>
             </w:r>
-            <w:proofErr w:type="gramStart"/>
-            <w:r>
-              <w:rPr>
-                <w:rFonts w:cstheme="minorHAnsi"/>
-                <w:sz w:val="24"/>
-                <w:szCs w:val="24"/>
-              </w:rPr>
-              <w:t>As</w:t>
-            </w:r>
-            <w:proofErr w:type="gramEnd"/>
-            <w:r>
-              <w:rPr>
-                <w:rFonts w:cstheme="minorHAnsi"/>
-                <w:sz w:val="24"/>
-                <w:szCs w:val="24"/>
-              </w:rPr>
-              <w:t xml:space="preserve"> Per Theme Size[</w:t>
+            <w:r>
+              <w:rPr>
+                <w:rFonts w:cstheme="minorHAnsi"/>
+                <w:sz w:val="24"/>
+                <w:szCs w:val="24"/>
+              </w:rPr>
+              <w:t>As Per Theme Size[</w:t>
             </w:r>
             <w:r>
               <w:rPr>
@@ -3138,7 +3032,23 @@
                 <w:sz w:val="24"/>
                 <w:szCs w:val="24"/>
               </w:rPr>
-              <w:t xml:space="preserve">Artists </w:t>
+              <w:t>Artists [</w:t>
+            </w:r>
+            <w:r>
+              <w:rPr>
+                <w:rFonts w:cstheme="minorHAnsi"/>
+                <w:sz w:val="24"/>
+                <w:szCs w:val="24"/>
+              </w:rPr>
+              <w:t>2</w:t>
+            </w:r>
+            <w:r>
+              <w:rPr>
+                <w:rFonts w:cstheme="minorHAnsi"/>
+                <w:sz w:val="24"/>
+                <w:szCs w:val="24"/>
+              </w:rPr>
+              <w:t xml:space="preserve">] </w:t>
             </w:r>
             <w:r>
               <w:rPr>
@@ -3199,13 +3109,32 @@
           </w:p>
           <w:p>
             <w:pPr>
-              <w:jc w:val="center"/>
-              <w:rPr>
-                <w:rFonts w:cstheme="minorHAnsi"/>
-                <w:sz w:val="24"/>
-                <w:szCs w:val="24"/>
-              </w:rPr>
-            </w:pPr>
+              <w:tabs>
+                <w:tab w:val="left" w:pos="648"/>
+                <w:tab w:val="center" w:pos="1287"/>
+              </w:tabs>
+              <w:rPr>
+                <w:rFonts w:cstheme="minorHAnsi"/>
+                <w:sz w:val="24"/>
+                <w:szCs w:val="24"/>
+              </w:rPr>
+            </w:pPr>
+            <w:r>
+              <w:rPr>
+                <w:rFonts w:cstheme="minorHAnsi"/>
+                <w:sz w:val="24"/>
+                <w:szCs w:val="24"/>
+              </w:rPr>
+              <w:tab/>
+            </w:r>
+            <w:r>
+              <w:rPr>
+                <w:rFonts w:cstheme="minorHAnsi"/>
+                <w:sz w:val="24"/>
+                <w:szCs w:val="24"/>
+              </w:rPr>
+              <w:tab/>
+            </w:r>
             <w:r>
               <w:rPr>
                 <w:rFonts w:cstheme="minorHAnsi"/>
@@ -3254,25 +3183,7 @@
                 <w:sz w:val="24"/>
                 <w:szCs w:val="24"/>
               </w:rPr>
-              <w:t xml:space="preserve">DJ Console </w:t>
-            </w:r>
-            <w:proofErr w:type="gramStart"/>
-            <w:r>
-              <w:rPr>
-                <w:rFonts w:cstheme="minorHAnsi"/>
-                <w:sz w:val="24"/>
-                <w:szCs w:val="24"/>
-              </w:rPr>
-              <w:t>For</w:t>
-            </w:r>
-            <w:proofErr w:type="gramEnd"/>
-            <w:r>
-              <w:rPr>
-                <w:rFonts w:cstheme="minorHAnsi"/>
-                <w:sz w:val="24"/>
-                <w:szCs w:val="24"/>
-              </w:rPr>
-              <w:t xml:space="preserve"> Jockey</w:t>
+              <w:t>DJ Console For Jockey</w:t>
             </w:r>
           </w:p>
           <w:p>
@@ -3529,7 +3440,7 @@
                 <w:sz w:val="24"/>
                 <w:szCs w:val="24"/>
               </w:rPr>
-              <w:t>On Final</w:t>
+              <w:t>2,10,000 /-</w:t>
             </w:r>
           </w:p>
         </w:tc>
@@ -3651,7 +3562,28 @@
                   <w14:round/>
                 </w14:textOutline>
               </w:rPr>
-              <w:t>21</w:t>
+              <w:t>2</w:t>
+            </w:r>
+            <w:r>
+              <w:rPr>
+                <w:rFonts w:ascii="Abadi" w:eastAsiaTheme="majorEastAsia" w:hAnsi="Abadi" w:cs="Aharoni"/>
+                <w:bCs/>
+                <w:smallCaps/>
+                <w:color w:val="C45911" w:themeColor="accent2" w:themeShade="BF"/>
+                <w:sz w:val="36"/>
+                <w:szCs w:val="36"/>
+                <w14:shadow w14:blurRad="38100" w14:dist="19050" w14:dir="2700000" w14:sx="100000" w14:sy="100000" w14:kx="0" w14:ky="0" w14:algn="tl">
+                  <w14:schemeClr w14:val="dk1">
+                    <w14:alpha w14:val="60000"/>
+                  </w14:schemeClr>
+                </w14:shadow>
+                <w14:textOutline w14:w="0" w14:cap="flat" w14:cmpd="sng" w14:algn="ctr">
+                  <w14:noFill/>
+                  <w14:prstDash w14:val="solid"/>
+                  <w14:round/>
+                </w14:textOutline>
+              </w:rPr>
+              <w:t>2</w:t>
             </w:r>
             <w:r>
               <w:rPr>
@@ -3673,7 +3605,7 @@
                   <w14:round/>
                 </w14:textOutline>
               </w:rPr>
-              <w:t>ST</w:t>
+              <w:t>nd</w:t>
             </w:r>
             <w:r>
               <w:rPr>
@@ -4212,25 +4144,7 @@
                 <w:sz w:val="24"/>
                 <w:szCs w:val="24"/>
               </w:rPr>
-              <w:t xml:space="preserve"> </w:t>
-            </w:r>
-            <w:proofErr w:type="gramStart"/>
-            <w:r>
-              <w:rPr>
-                <w:rFonts w:cstheme="minorHAnsi"/>
-                <w:sz w:val="24"/>
-                <w:szCs w:val="24"/>
-              </w:rPr>
-              <w:t>As</w:t>
-            </w:r>
-            <w:proofErr w:type="gramEnd"/>
-            <w:r>
-              <w:rPr>
-                <w:rFonts w:cstheme="minorHAnsi"/>
-                <w:sz w:val="24"/>
-                <w:szCs w:val="24"/>
-              </w:rPr>
-              <w:t xml:space="preserve"> Per Theme Size [16x24]</w:t>
+              <w:t xml:space="preserve"> As Per Theme Size [16x24]</w:t>
             </w:r>
           </w:p>
           <w:p>
@@ -4428,25 +4342,7 @@
                 <w:sz w:val="24"/>
                 <w:szCs w:val="24"/>
               </w:rPr>
-              <w:t>Percussionist [</w:t>
-            </w:r>
-            <w:proofErr w:type="spellStart"/>
-            <w:r>
-              <w:rPr>
-                <w:rFonts w:cstheme="minorHAnsi"/>
-                <w:sz w:val="24"/>
-                <w:szCs w:val="24"/>
-              </w:rPr>
-              <w:t>Mohsick</w:t>
-            </w:r>
-            <w:proofErr w:type="spellEnd"/>
-            <w:r>
-              <w:rPr>
-                <w:rFonts w:cstheme="minorHAnsi"/>
-                <w:sz w:val="24"/>
-                <w:szCs w:val="24"/>
-              </w:rPr>
-              <w:t xml:space="preserve">] </w:t>
+              <w:t xml:space="preserve">Percussionist [Mohsick] </w:t>
             </w:r>
           </w:p>
           <w:p>
@@ -4819,7 +4715,23 @@
                 <w:sz w:val="24"/>
                 <w:szCs w:val="24"/>
               </w:rPr>
-              <w:t>1,50,000 /-</w:t>
+              <w:t>1,</w:t>
+            </w:r>
+            <w:r>
+              <w:rPr>
+                <w:rFonts w:cstheme="minorHAnsi"/>
+                <w:sz w:val="24"/>
+                <w:szCs w:val="24"/>
+              </w:rPr>
+              <w:t>25</w:t>
+            </w:r>
+            <w:r>
+              <w:rPr>
+                <w:rFonts w:cstheme="minorHAnsi"/>
+                <w:sz w:val="24"/>
+                <w:szCs w:val="24"/>
+              </w:rPr>
+              <w:t>,000 /-</w:t>
             </w:r>
           </w:p>
         </w:tc>
@@ -4922,7 +4834,7 @@
                 <w:sz w:val="24"/>
                 <w:szCs w:val="24"/>
               </w:rPr>
-              <w:t>On Final</w:t>
+              <w:t>6,30,000 /-</w:t>
             </w:r>
           </w:p>
         </w:tc>
@@ -5090,7 +5002,28 @@
                   <w14:round/>
                 </w14:textOutline>
               </w:rPr>
-              <w:t>21</w:t>
+              <w:t>2</w:t>
+            </w:r>
+            <w:r>
+              <w:rPr>
+                <w:rFonts w:ascii="Abadi" w:eastAsiaTheme="majorEastAsia" w:hAnsi="Abadi" w:cs="Aharoni"/>
+                <w:bCs/>
+                <w:smallCaps/>
+                <w:color w:val="C45911" w:themeColor="accent2" w:themeShade="BF"/>
+                <w:sz w:val="36"/>
+                <w:szCs w:val="36"/>
+                <w14:shadow w14:blurRad="38100" w14:dist="19050" w14:dir="2700000" w14:sx="100000" w14:sy="100000" w14:kx="0" w14:ky="0" w14:algn="tl">
+                  <w14:schemeClr w14:val="dk1">
+                    <w14:alpha w14:val="60000"/>
+                  </w14:schemeClr>
+                </w14:shadow>
+                <w14:textOutline w14:w="0" w14:cap="flat" w14:cmpd="sng" w14:algn="ctr">
+                  <w14:noFill/>
+                  <w14:prstDash w14:val="solid"/>
+                  <w14:round/>
+                </w14:textOutline>
+              </w:rPr>
+              <w:t>2</w:t>
             </w:r>
             <w:r>
               <w:rPr>
@@ -5112,7 +5045,7 @@
                   <w14:round/>
                 </w14:textOutline>
               </w:rPr>
-              <w:t>ST</w:t>
+              <w:t>nd</w:t>
             </w:r>
             <w:r>
               <w:rPr>
@@ -5630,25 +5563,7 @@
                 <w:sz w:val="24"/>
                 <w:szCs w:val="24"/>
               </w:rPr>
-              <w:t xml:space="preserve">DJ Console </w:t>
-            </w:r>
-            <w:proofErr w:type="gramStart"/>
-            <w:r>
-              <w:rPr>
-                <w:rFonts w:cstheme="minorHAnsi"/>
-                <w:sz w:val="24"/>
-                <w:szCs w:val="24"/>
-              </w:rPr>
-              <w:t>For</w:t>
-            </w:r>
-            <w:proofErr w:type="gramEnd"/>
-            <w:r>
-              <w:rPr>
-                <w:rFonts w:cstheme="minorHAnsi"/>
-                <w:sz w:val="24"/>
-                <w:szCs w:val="24"/>
-              </w:rPr>
-              <w:t xml:space="preserve"> Jockey</w:t>
+              <w:t>DJ Console For Jockey</w:t>
             </w:r>
           </w:p>
         </w:tc>
@@ -5779,7 +5694,7 @@
                 <w:sz w:val="24"/>
                 <w:szCs w:val="24"/>
               </w:rPr>
-              <w:t>On Final</w:t>
+              <w:t>80,000 /-</w:t>
             </w:r>
           </w:p>
         </w:tc>
@@ -6007,7 +5922,28 @@
                   <w14:round/>
                 </w14:textOutline>
               </w:rPr>
-              <w:t>22</w:t>
+              <w:t>2</w:t>
+            </w:r>
+            <w:r>
+              <w:rPr>
+                <w:rFonts w:ascii="Abadi" w:eastAsiaTheme="majorEastAsia" w:hAnsi="Abadi" w:cs="Aharoni"/>
+                <w:bCs/>
+                <w:smallCaps/>
+                <w:color w:val="C45911" w:themeColor="accent2" w:themeShade="BF"/>
+                <w:sz w:val="36"/>
+                <w:szCs w:val="36"/>
+                <w14:shadow w14:blurRad="38100" w14:dist="19050" w14:dir="2700000" w14:sx="100000" w14:sy="100000" w14:kx="0" w14:ky="0" w14:algn="tl">
+                  <w14:schemeClr w14:val="dk1">
+                    <w14:alpha w14:val="60000"/>
+                  </w14:schemeClr>
+                </w14:shadow>
+                <w14:textOutline w14:w="0" w14:cap="flat" w14:cmpd="sng" w14:algn="ctr">
+                  <w14:noFill/>
+                  <w14:prstDash w14:val="solid"/>
+                  <w14:round/>
+                </w14:textOutline>
+              </w:rPr>
+              <w:t>3</w:t>
             </w:r>
             <w:r>
               <w:rPr>
@@ -6029,7 +5965,7 @@
                   <w14:round/>
                 </w14:textOutline>
               </w:rPr>
-              <w:t>nd</w:t>
+              <w:t>rd</w:t>
             </w:r>
             <w:r>
               <w:rPr>
@@ -6826,6 +6762,24 @@
                 <w:szCs w:val="24"/>
               </w:rPr>
             </w:pPr>
+            <w:r>
+              <w:rPr>
+                <w:rFonts w:cstheme="minorHAnsi"/>
+                <w:sz w:val="24"/>
+                <w:szCs w:val="24"/>
+              </w:rPr>
+              <w:t>40,000 /-</w:t>
+            </w:r>
+          </w:p>
+          <w:p>
+            <w:pPr>
+              <w:jc w:val="center"/>
+              <w:rPr>
+                <w:rFonts w:cstheme="minorHAnsi"/>
+                <w:sz w:val="24"/>
+                <w:szCs w:val="24"/>
+              </w:rPr>
+            </w:pPr>
           </w:p>
         </w:tc>
       </w:tr>
@@ -6878,31 +6832,7 @@
                 <w:sz w:val="24"/>
                 <w:szCs w:val="24"/>
               </w:rPr>
-              <w:t xml:space="preserve"> </w:t>
-            </w:r>
-            <w:proofErr w:type="gramStart"/>
-            <w:r>
-              <w:rPr>
-                <w:rFonts w:cstheme="minorHAnsi"/>
-                <w:b/>
-                <w:bCs/>
-                <w:color w:val="C45911" w:themeColor="accent2" w:themeShade="BF"/>
-                <w:sz w:val="24"/>
-                <w:szCs w:val="24"/>
-              </w:rPr>
-              <w:t>For</w:t>
-            </w:r>
-            <w:proofErr w:type="gramEnd"/>
-            <w:r>
-              <w:rPr>
-                <w:rFonts w:cstheme="minorHAnsi"/>
-                <w:b/>
-                <w:bCs/>
-                <w:color w:val="C45911" w:themeColor="accent2" w:themeShade="BF"/>
-                <w:sz w:val="24"/>
-                <w:szCs w:val="24"/>
-              </w:rPr>
-              <w:t xml:space="preserve"> Bride Entry</w:t>
+              <w:t xml:space="preserve"> For Bride Entry</w:t>
             </w:r>
           </w:p>
           <w:p>
@@ -6967,45 +6897,8 @@
                 <w:sz w:val="24"/>
                 <w:szCs w:val="24"/>
               </w:rPr>
-              <w:t xml:space="preserve"> </w:t>
-            </w:r>
-            <w:proofErr w:type="gramStart"/>
-            <w:r>
-              <w:rPr>
-                <w:rFonts w:cstheme="minorHAnsi"/>
-                <w:b/>
-                <w:bCs/>
-                <w:color w:val="C45911" w:themeColor="accent2" w:themeShade="BF"/>
-                <w:sz w:val="24"/>
-                <w:szCs w:val="24"/>
-              </w:rPr>
-              <w:t>For</w:t>
-            </w:r>
-            <w:proofErr w:type="gramEnd"/>
-            <w:r>
-              <w:rPr>
-                <w:rFonts w:cstheme="minorHAnsi"/>
-                <w:b/>
-                <w:bCs/>
-                <w:color w:val="C45911" w:themeColor="accent2" w:themeShade="BF"/>
-                <w:sz w:val="24"/>
-                <w:szCs w:val="24"/>
-              </w:rPr>
-              <w:t xml:space="preserve"> </w:t>
-            </w:r>
-            <w:proofErr w:type="spellStart"/>
-            <w:r>
-              <w:rPr>
-                <w:rFonts w:cstheme="minorHAnsi"/>
-                <w:b/>
-                <w:bCs/>
-                <w:color w:val="C45911" w:themeColor="accent2" w:themeShade="BF"/>
-                <w:sz w:val="24"/>
-                <w:szCs w:val="24"/>
-              </w:rPr>
-              <w:t>JaiMala</w:t>
-            </w:r>
-            <w:proofErr w:type="spellEnd"/>
+              <w:t xml:space="preserve"> For JaiMala</w:t>
+            </w:r>
           </w:p>
           <w:p>
             <w:pPr>
@@ -7025,7 +6918,7 @@
                 <w:sz w:val="24"/>
                 <w:szCs w:val="24"/>
               </w:rPr>
-              <w:t>Color Day Out</w:t>
+              <w:t>Color Day Out[8 Boxes]</w:t>
             </w:r>
           </w:p>
           <w:p>
@@ -7218,7 +7111,7 @@
                 <w:sz w:val="24"/>
                 <w:szCs w:val="24"/>
               </w:rPr>
-              <w:t>On Final</w:t>
+              <w:t>2,65,000 /-</w:t>
             </w:r>
           </w:p>
         </w:tc>
@@ -7410,7 +7303,28 @@
                   <w14:round/>
                 </w14:textOutline>
               </w:rPr>
-              <w:t>22</w:t>
+              <w:t>2</w:t>
+            </w:r>
+            <w:r>
+              <w:rPr>
+                <w:rFonts w:ascii="Abadi" w:eastAsiaTheme="majorEastAsia" w:hAnsi="Abadi" w:cs="Aharoni"/>
+                <w:bCs/>
+                <w:smallCaps/>
+                <w:color w:val="C45911" w:themeColor="accent2" w:themeShade="BF"/>
+                <w:sz w:val="36"/>
+                <w:szCs w:val="36"/>
+                <w14:shadow w14:blurRad="38100" w14:dist="19050" w14:dir="2700000" w14:sx="100000" w14:sy="100000" w14:kx="0" w14:ky="0" w14:algn="tl">
+                  <w14:schemeClr w14:val="dk1">
+                    <w14:alpha w14:val="60000"/>
+                  </w14:schemeClr>
+                </w14:shadow>
+                <w14:textOutline w14:w="0" w14:cap="flat" w14:cmpd="sng" w14:algn="ctr">
+                  <w14:noFill/>
+                  <w14:prstDash w14:val="solid"/>
+                  <w14:round/>
+                </w14:textOutline>
+              </w:rPr>
+              <w:t>3</w:t>
             </w:r>
             <w:r>
               <w:rPr>
@@ -7432,7 +7346,7 @@
                   <w14:round/>
                 </w14:textOutline>
               </w:rPr>
-              <w:t>nd</w:t>
+              <w:t>rd</w:t>
             </w:r>
             <w:r>
               <w:rPr>
@@ -7798,23 +7712,13 @@
               </w:rPr>
               <w:t xml:space="preserve"> </w:t>
             </w:r>
-            <w:proofErr w:type="spellStart"/>
-            <w:r>
-              <w:rPr>
-                <w:rFonts w:cstheme="minorHAnsi"/>
-                <w:sz w:val="24"/>
-                <w:szCs w:val="24"/>
-              </w:rPr>
-              <w:t>Chattar</w:t>
-            </w:r>
-            <w:proofErr w:type="spellEnd"/>
-            <w:r>
-              <w:rPr>
-                <w:rFonts w:cstheme="minorHAnsi"/>
-                <w:sz w:val="24"/>
-                <w:szCs w:val="24"/>
-              </w:rPr>
-              <w:t xml:space="preserve"> Boys</w:t>
+            <w:r>
+              <w:rPr>
+                <w:rFonts w:cstheme="minorHAnsi"/>
+                <w:sz w:val="24"/>
+                <w:szCs w:val="24"/>
+              </w:rPr>
+              <w:t>Chattar Boys</w:t>
             </w:r>
           </w:p>
           <w:p>
@@ -7861,25 +7765,7 @@
                 <w:sz w:val="24"/>
                 <w:szCs w:val="24"/>
               </w:rPr>
-              <w:t xml:space="preserve"> </w:t>
-            </w:r>
-            <w:proofErr w:type="gramStart"/>
-            <w:r>
-              <w:rPr>
-                <w:rFonts w:cstheme="minorHAnsi"/>
-                <w:sz w:val="24"/>
-                <w:szCs w:val="24"/>
-              </w:rPr>
-              <w:t>With</w:t>
-            </w:r>
-            <w:proofErr w:type="gramEnd"/>
-            <w:r>
-              <w:rPr>
-                <w:rFonts w:cstheme="minorHAnsi"/>
-                <w:sz w:val="24"/>
-                <w:szCs w:val="24"/>
-              </w:rPr>
-              <w:t xml:space="preserve"> Umbrella for Groom</w:t>
+              <w:t xml:space="preserve"> With Umbrella for Groom</w:t>
             </w:r>
           </w:p>
           <w:p>
@@ -7911,25 +7797,23 @@
                 <w:sz w:val="24"/>
                 <w:szCs w:val="24"/>
               </w:rPr>
-              <w:t xml:space="preserve">Professional </w:t>
-            </w:r>
-            <w:proofErr w:type="spellStart"/>
-            <w:r>
-              <w:rPr>
-                <w:rFonts w:cstheme="minorHAnsi"/>
-                <w:sz w:val="24"/>
-                <w:szCs w:val="24"/>
-              </w:rPr>
-              <w:t>Dholies</w:t>
-            </w:r>
-            <w:proofErr w:type="spellEnd"/>
-            <w:r>
-              <w:rPr>
-                <w:rFonts w:cstheme="minorHAnsi"/>
-                <w:sz w:val="24"/>
-                <w:szCs w:val="24"/>
-              </w:rPr>
-              <w:t xml:space="preserve"> Team (6)</w:t>
+              <w:t>Professional Dholies Team (</w:t>
+            </w:r>
+            <w:r>
+              <w:rPr>
+                <w:rFonts w:cstheme="minorHAnsi"/>
+                <w:sz w:val="24"/>
+                <w:szCs w:val="24"/>
+              </w:rPr>
+              <w:t>4</w:t>
+            </w:r>
+            <w:r>
+              <w:rPr>
+                <w:rFonts w:cstheme="minorHAnsi"/>
+                <w:sz w:val="24"/>
+                <w:szCs w:val="24"/>
+              </w:rPr>
+              <w:t>)</w:t>
             </w:r>
           </w:p>
           <w:p>
@@ -8103,13 +7987,10 @@
             <w:r>
               <w:rPr>
                 <w:rFonts w:cstheme="minorHAnsi"/>
-                <w:b/>
-                <w:bCs/>
-                <w:color w:val="C45911" w:themeColor="accent2" w:themeShade="BF"/>
-                <w:sz w:val="24"/>
-                <w:szCs w:val="24"/>
-              </w:rPr>
-              <w:t>On Final</w:t>
+                <w:sz w:val="24"/>
+                <w:szCs w:val="24"/>
+              </w:rPr>
+              <w:t>2,50,000 /-</w:t>
             </w:r>
           </w:p>
         </w:tc>
@@ -8349,7 +8230,28 @@
                   <w14:round/>
                 </w14:textOutline>
               </w:rPr>
-              <w:t>22</w:t>
+              <w:t>2</w:t>
+            </w:r>
+            <w:r>
+              <w:rPr>
+                <w:rFonts w:ascii="Abadi" w:eastAsiaTheme="majorEastAsia" w:hAnsi="Abadi" w:cs="Aharoni"/>
+                <w:bCs/>
+                <w:smallCaps/>
+                <w:color w:val="C45911" w:themeColor="accent2" w:themeShade="BF"/>
+                <w:sz w:val="36"/>
+                <w:szCs w:val="36"/>
+                <w14:shadow w14:blurRad="38100" w14:dist="19050" w14:dir="2700000" w14:sx="100000" w14:sy="100000" w14:kx="0" w14:ky="0" w14:algn="tl">
+                  <w14:schemeClr w14:val="dk1">
+                    <w14:alpha w14:val="60000"/>
+                  </w14:schemeClr>
+                </w14:shadow>
+                <w14:textOutline w14:w="0" w14:cap="flat" w14:cmpd="sng" w14:algn="ctr">
+                  <w14:noFill/>
+                  <w14:prstDash w14:val="solid"/>
+                  <w14:round/>
+                </w14:textOutline>
+              </w:rPr>
+              <w:t>3</w:t>
             </w:r>
             <w:r>
               <w:rPr>
@@ -8371,7 +8273,7 @@
                   <w14:round/>
                 </w14:textOutline>
               </w:rPr>
-              <w:t>nd</w:t>
+              <w:t>rd</w:t>
             </w:r>
             <w:r>
               <w:rPr>
@@ -8529,7 +8431,28 @@
                   <w14:round/>
                 </w14:textOutline>
               </w:rPr>
-              <w:t>Theme    Reception</w:t>
+              <w:t>Event</w:t>
+            </w:r>
+            <w:r>
+              <w:rPr>
+                <w:rFonts w:ascii="Abadi" w:eastAsiaTheme="majorEastAsia" w:hAnsi="Abadi" w:cs="ADLaM Display"/>
+                <w:bCs/>
+                <w:smallCaps/>
+                <w:color w:val="2F5496" w:themeColor="accent1" w:themeShade="BF"/>
+                <w:sz w:val="36"/>
+                <w:szCs w:val="36"/>
+                <w14:shadow w14:blurRad="38100" w14:dist="19050" w14:dir="2700000" w14:sx="100000" w14:sy="100000" w14:kx="0" w14:ky="0" w14:algn="tl">
+                  <w14:schemeClr w14:val="dk1">
+                    <w14:alpha w14:val="60000"/>
+                  </w14:schemeClr>
+                </w14:shadow>
+                <w14:textOutline w14:w="0" w14:cap="flat" w14:cmpd="sng" w14:algn="ctr">
+                  <w14:noFill/>
+                  <w14:prstDash w14:val="solid"/>
+                  <w14:round/>
+                </w14:textOutline>
+              </w:rPr>
+              <w:t xml:space="preserve">    Reception</w:t>
             </w:r>
           </w:p>
         </w:tc>
@@ -8746,25 +8669,7 @@
                 <w:sz w:val="24"/>
                 <w:szCs w:val="24"/>
               </w:rPr>
-              <w:t xml:space="preserve">Wooden Dance Floor </w:t>
-            </w:r>
-            <w:proofErr w:type="gramStart"/>
-            <w:r>
-              <w:rPr>
-                <w:rFonts w:cstheme="minorHAnsi"/>
-                <w:sz w:val="24"/>
-                <w:szCs w:val="24"/>
-              </w:rPr>
-              <w:t>As</w:t>
-            </w:r>
-            <w:proofErr w:type="gramEnd"/>
-            <w:r>
-              <w:rPr>
-                <w:rFonts w:cstheme="minorHAnsi"/>
-                <w:sz w:val="24"/>
-                <w:szCs w:val="24"/>
-              </w:rPr>
-              <w:t xml:space="preserve"> Per Theme Size [16x24]</w:t>
+              <w:t>Wooden Dance Floor As Per Theme Size [16x24]</w:t>
             </w:r>
           </w:p>
           <w:p>
@@ -9059,25 +8964,25 @@
                 <w:sz w:val="24"/>
                 <w:szCs w:val="24"/>
               </w:rPr>
-              <w:t xml:space="preserve">Live Band </w:t>
-            </w:r>
-            <w:proofErr w:type="gramStart"/>
-            <w:r>
-              <w:rPr>
-                <w:rFonts w:cstheme="minorHAnsi"/>
-                <w:sz w:val="24"/>
-                <w:szCs w:val="24"/>
-              </w:rPr>
-              <w:t>With</w:t>
-            </w:r>
-            <w:proofErr w:type="gramEnd"/>
-            <w:r>
-              <w:rPr>
-                <w:rFonts w:cstheme="minorHAnsi"/>
-                <w:sz w:val="24"/>
-                <w:szCs w:val="24"/>
-              </w:rPr>
-              <w:t xml:space="preserve"> Tech Rider  </w:t>
+              <w:t xml:space="preserve">Live Band With Tech Rider  </w:t>
+            </w:r>
+          </w:p>
+          <w:p>
+            <w:pPr>
+              <w:pStyle w:val="ListParagraph"/>
+              <w:rPr>
+                <w:rFonts w:cstheme="minorHAnsi"/>
+                <w:sz w:val="24"/>
+                <w:szCs w:val="24"/>
+              </w:rPr>
+            </w:pPr>
+            <w:r>
+              <w:rPr>
+                <w:rFonts w:cstheme="minorHAnsi"/>
+                <w:sz w:val="24"/>
+                <w:szCs w:val="24"/>
+              </w:rPr>
+              <w:t>[Copy Cat Or As Per Selection]</w:t>
             </w:r>
           </w:p>
         </w:tc>
@@ -9184,7 +9089,15 @@
                 <w:sz w:val="24"/>
                 <w:szCs w:val="24"/>
               </w:rPr>
-              <w:t>15,000 /-</w:t>
+              <w:t>20</w:t>
+            </w:r>
+            <w:r>
+              <w:rPr>
+                <w:rFonts w:cstheme="minorHAnsi"/>
+                <w:sz w:val="24"/>
+                <w:szCs w:val="24"/>
+              </w:rPr>
+              <w:t>,000 /-</w:t>
             </w:r>
           </w:p>
         </w:tc>
@@ -9447,25 +9360,7 @@
                 <w:sz w:val="24"/>
                 <w:szCs w:val="24"/>
               </w:rPr>
-              <w:t xml:space="preserve">DJ Console </w:t>
-            </w:r>
-            <w:proofErr w:type="gramStart"/>
-            <w:r>
-              <w:rPr>
-                <w:rFonts w:cstheme="minorHAnsi"/>
-                <w:sz w:val="24"/>
-                <w:szCs w:val="24"/>
-              </w:rPr>
-              <w:t>For</w:t>
-            </w:r>
-            <w:proofErr w:type="gramEnd"/>
-            <w:r>
-              <w:rPr>
-                <w:rFonts w:cstheme="minorHAnsi"/>
-                <w:sz w:val="24"/>
-                <w:szCs w:val="24"/>
-              </w:rPr>
-              <w:t xml:space="preserve"> Jockey</w:t>
+              <w:t>DJ Console For Jockey</w:t>
             </w:r>
           </w:p>
         </w:tc>
@@ -9752,7 +9647,18 @@
                 <w:sz w:val="24"/>
                 <w:szCs w:val="24"/>
               </w:rPr>
-              <w:t xml:space="preserve">    On Final</w:t>
+              <w:t xml:space="preserve">    </w:t>
+            </w:r>
+            <w:r>
+              <w:rPr>
+                <w:rFonts w:cstheme="minorHAnsi"/>
+                <w:b/>
+                <w:bCs/>
+                <w:color w:val="C45911" w:themeColor="accent2" w:themeShade="BF"/>
+                <w:sz w:val="24"/>
+                <w:szCs w:val="24"/>
+              </w:rPr>
+              <w:t>3,55,000 /-</w:t>
             </w:r>
           </w:p>
         </w:tc>
@@ -9863,47 +9769,7 @@
                   <w:sz w:val="24"/>
                   <w:szCs w:val="24"/>
                 </w:rPr>
-                <w:t xml:space="preserve">Randhawa Vijay </w:t>
-              </w:r>
-              <w:proofErr w:type="gramStart"/>
-              <w:r>
-                <w:rPr>
-                  <w:rStyle w:val="Hyperlink"/>
-                  <w:rFonts w:cstheme="minorHAnsi"/>
-                  <w:sz w:val="24"/>
-                  <w:szCs w:val="24"/>
-                </w:rPr>
-                <w:t>Entertainer (@</w:t>
-              </w:r>
-              <w:proofErr w:type="gramEnd"/>
-              <w:r>
-                <w:rPr>
-                  <w:rStyle w:val="Hyperlink"/>
-                  <w:rFonts w:cstheme="minorHAnsi"/>
-                  <w:sz w:val="24"/>
-                  <w:szCs w:val="24"/>
-                </w:rPr>
-                <w:t>vj_</w:t>
-              </w:r>
-              <w:proofErr w:type="gramStart"/>
-              <w:r>
-                <w:rPr>
-                  <w:rStyle w:val="Hyperlink"/>
-                  <w:rFonts w:cstheme="minorHAnsi"/>
-                  <w:sz w:val="24"/>
-                  <w:szCs w:val="24"/>
-                </w:rPr>
-                <w:t>randhawa) •</w:t>
-              </w:r>
-              <w:proofErr w:type="gramEnd"/>
-              <w:r>
-                <w:rPr>
-                  <w:rStyle w:val="Hyperlink"/>
-                  <w:rFonts w:cstheme="minorHAnsi"/>
-                  <w:sz w:val="24"/>
-                  <w:szCs w:val="24"/>
-                </w:rPr>
-                <w:t xml:space="preserve"> Instagram photos and videos</w:t>
+                <w:t>Randhawa Vijay Entertainer (@vj_randhawa) • Instagram photos and videos</w:t>
               </w:r>
             </w:hyperlink>
           </w:p>
@@ -9953,47 +9819,7 @@
                   <w:sz w:val="24"/>
                   <w:szCs w:val="24"/>
                 </w:rPr>
-                <w:t xml:space="preserve">RADHIKA </w:t>
-              </w:r>
-              <w:proofErr w:type="gramStart"/>
-              <w:r>
-                <w:rPr>
-                  <w:rStyle w:val="Hyperlink"/>
-                  <w:rFonts w:cstheme="minorHAnsi"/>
-                  <w:sz w:val="24"/>
-                  <w:szCs w:val="24"/>
-                </w:rPr>
-                <w:t>LOOMBA (@</w:t>
-              </w:r>
-              <w:proofErr w:type="gramEnd"/>
-              <w:r>
-                <w:rPr>
-                  <w:rStyle w:val="Hyperlink"/>
-                  <w:rFonts w:cstheme="minorHAnsi"/>
-                  <w:sz w:val="24"/>
-                  <w:szCs w:val="24"/>
-                </w:rPr>
-                <w:t>radhikaloomba_</w:t>
-              </w:r>
-              <w:proofErr w:type="gramStart"/>
-              <w:r>
-                <w:rPr>
-                  <w:rStyle w:val="Hyperlink"/>
-                  <w:rFonts w:cstheme="minorHAnsi"/>
-                  <w:sz w:val="24"/>
-                  <w:szCs w:val="24"/>
-                </w:rPr>
-                <w:t>official) •</w:t>
-              </w:r>
-              <w:proofErr w:type="gramEnd"/>
-              <w:r>
-                <w:rPr>
-                  <w:rStyle w:val="Hyperlink"/>
-                  <w:rFonts w:cstheme="minorHAnsi"/>
-                  <w:sz w:val="24"/>
-                  <w:szCs w:val="24"/>
-                </w:rPr>
-                <w:t xml:space="preserve"> Instagram photos and videos</w:t>
+                <w:t>RADHIKA LOOMBA (@radhikaloomba_official) • Instagram photos and videos</w:t>
               </w:r>
             </w:hyperlink>
           </w:p>
@@ -10043,47 +9869,7 @@
                   <w:sz w:val="24"/>
                   <w:szCs w:val="24"/>
                 </w:rPr>
-                <w:t xml:space="preserve">Ish </w:t>
-              </w:r>
-              <w:proofErr w:type="gramStart"/>
-              <w:r>
-                <w:rPr>
-                  <w:rStyle w:val="Hyperlink"/>
-                  <w:rFonts w:cstheme="minorHAnsi"/>
-                  <w:sz w:val="24"/>
-                  <w:szCs w:val="24"/>
-                </w:rPr>
-                <w:t>Nanda (@</w:t>
-              </w:r>
-              <w:proofErr w:type="gramEnd"/>
-              <w:r>
-                <w:rPr>
-                  <w:rStyle w:val="Hyperlink"/>
-                  <w:rFonts w:cstheme="minorHAnsi"/>
-                  <w:sz w:val="24"/>
-                  <w:szCs w:val="24"/>
-                </w:rPr>
-                <w:t>anchor_ish_</w:t>
-              </w:r>
-              <w:proofErr w:type="gramStart"/>
-              <w:r>
-                <w:rPr>
-                  <w:rStyle w:val="Hyperlink"/>
-                  <w:rFonts w:cstheme="minorHAnsi"/>
-                  <w:sz w:val="24"/>
-                  <w:szCs w:val="24"/>
-                </w:rPr>
-                <w:t>nanda) •</w:t>
-              </w:r>
-              <w:proofErr w:type="gramEnd"/>
-              <w:r>
-                <w:rPr>
-                  <w:rStyle w:val="Hyperlink"/>
-                  <w:rFonts w:cstheme="minorHAnsi"/>
-                  <w:sz w:val="24"/>
-                  <w:szCs w:val="24"/>
-                </w:rPr>
-                <w:t xml:space="preserve"> Instagram photos and videos</w:t>
+                <w:t>Ish Nanda (@anchor_ish_nanda) • Instagram photos and videos</w:t>
               </w:r>
             </w:hyperlink>
           </w:p>
@@ -10172,23 +9958,13 @@
                 <w:szCs w:val="24"/>
               </w:rPr>
             </w:pPr>
-            <w:proofErr w:type="spellStart"/>
-            <w:r>
-              <w:rPr>
-                <w:rFonts w:cstheme="minorHAnsi"/>
-                <w:sz w:val="24"/>
-                <w:szCs w:val="24"/>
-              </w:rPr>
-              <w:t>Mohsick</w:t>
-            </w:r>
-            <w:proofErr w:type="spellEnd"/>
-            <w:r>
-              <w:rPr>
-                <w:rFonts w:cstheme="minorHAnsi"/>
-                <w:sz w:val="24"/>
-                <w:szCs w:val="24"/>
-              </w:rPr>
-              <w:t xml:space="preserve"> [Percussionist]</w:t>
+            <w:r>
+              <w:rPr>
+                <w:rFonts w:cstheme="minorHAnsi"/>
+                <w:sz w:val="24"/>
+                <w:szCs w:val="24"/>
+              </w:rPr>
+              <w:t>Mohsick [Percussionist]</w:t>
             </w:r>
           </w:p>
           <w:p>
@@ -10239,7 +10015,6 @@
           </w:p>
           <w:p>
             <w:hyperlink r:id="rId12" w:history="1">
-              <w:proofErr w:type="gramStart"/>
               <w:r>
                 <w:rPr>
                   <w:rStyle w:val="Hyperlink"/>
@@ -10247,17 +10022,7 @@
                   <w:sz w:val="24"/>
                   <w:szCs w:val="24"/>
                 </w:rPr>
-                <w:t>Roulette (@rouletteonstage) •</w:t>
-              </w:r>
-              <w:proofErr w:type="gramEnd"/>
-              <w:r>
-                <w:rPr>
-                  <w:rStyle w:val="Hyperlink"/>
-                  <w:rFonts w:cstheme="minorHAnsi"/>
-                  <w:sz w:val="24"/>
-                  <w:szCs w:val="24"/>
-                </w:rPr>
-                <w:t xml:space="preserve"> Instagram photos and videos</w:t>
+                <w:t>Roulette (@rouletteonstage) • Instagram photos and videos</w:t>
               </w:r>
             </w:hyperlink>
           </w:p>
@@ -10294,7 +10059,7 @@
                 <w:sz w:val="24"/>
                 <w:szCs w:val="24"/>
               </w:rPr>
-              <w:t>Manleen Rekhi</w:t>
+              <w:t>Copy Cat</w:t>
             </w:r>
           </w:p>
           <w:p>
@@ -10306,7 +10071,6 @@
               </w:rPr>
             </w:pPr>
             <w:hyperlink r:id="rId13" w:history="1">
-              <w:proofErr w:type="spellStart"/>
               <w:r>
                 <w:rPr>
                   <w:rStyle w:val="Hyperlink"/>
@@ -10314,9 +10078,46 @@
                   <w:sz w:val="24"/>
                   <w:szCs w:val="24"/>
                 </w:rPr>
-                <w:t>manleenrekhilive</w:t>
+                <w:t>The CopyCats (@thecopycatsindia) • Instagram photos and videos</w:t>
               </w:r>
-              <w:proofErr w:type="spellEnd"/>
+            </w:hyperlink>
+          </w:p>
+        </w:tc>
+      </w:tr>
+      <w:tr>
+        <w:trPr>
+          <w:trHeight w:val="596"/>
+        </w:trPr>
+        <w:tc>
+          <w:tcPr>
+            <w:tcW w:w="9350" w:type="dxa"/>
+          </w:tcPr>
+          <w:p>
+            <w:pPr>
+              <w:rPr>
+                <w:rFonts w:cstheme="minorHAnsi"/>
+                <w:sz w:val="24"/>
+                <w:szCs w:val="24"/>
+              </w:rPr>
+            </w:pPr>
+            <w:r>
+              <w:rPr>
+                <w:rFonts w:cstheme="minorHAnsi"/>
+                <w:sz w:val="24"/>
+                <w:szCs w:val="24"/>
+              </w:rPr>
+              <w:t>Manleen Rekhi</w:t>
+            </w:r>
+          </w:p>
+          <w:p>
+            <w:pPr>
+              <w:rPr>
+                <w:rFonts w:cstheme="minorHAnsi"/>
+                <w:sz w:val="24"/>
+                <w:szCs w:val="24"/>
+              </w:rPr>
+            </w:pPr>
+            <w:hyperlink r:id="rId14" w:history="1">
               <w:r>
                 <w:rPr>
                   <w:rStyle w:val="Hyperlink"/>
@@ -10324,7 +10125,7 @@
                   <w:sz w:val="24"/>
                   <w:szCs w:val="24"/>
                 </w:rPr>
-                <w:t xml:space="preserve"> • Instagram photos and videos</w:t>
+                <w:t>manleenrekhilive • Instagram photos and videos</w:t>
               </w:r>
             </w:hyperlink>
           </w:p>
@@ -10362,8 +10163,8 @@
       </w:pPr>
     </w:p>
     <w:sectPr>
-      <w:headerReference w:type="default" r:id="rId14"/>
-      <w:footerReference w:type="default" r:id="rId15"/>
+      <w:headerReference w:type="default" r:id="rId15"/>
+      <w:footerReference w:type="default" r:id="rId16"/>
       <w:pgSz w:w="12240" w:h="15840"/>
       <w:pgMar w:top="0" w:right="1440" w:bottom="1440" w:left="1440" w:header="720" w:footer="720" w:gutter="0"/>
       <w:cols w:space="720"/>
@@ -14310,7 +14111,6 @@
   <w:style w:type="character" w:default="1" w:styleId="DefaultParagraphFont">
     <w:name w:val="Default Paragraph Font"/>
     <w:uiPriority w:val="1"/>
-    <w:semiHidden/>
     <w:unhideWhenUsed/>
   </w:style>
   <w:style w:type="table" w:default="1" w:styleId="TableNormal">

--- a/Quotations/Kavita Goswami 20_22_Feb_2026/Quotation With Budget (1).docx
+++ b/Quotations/Kavita Goswami 20_22_Feb_2026/Quotation With Budget (1).docx
@@ -132,6 +132,7 @@
               </w:rPr>
               <w:t xml:space="preserve">  </w:t>
             </w:r>
+            <w:proofErr w:type="spellStart"/>
             <w:r>
               <w:rPr>
                 <w:rStyle w:val="IntenseEmphasis"/>
@@ -174,7 +175,30 @@
                   <w14:round/>
                 </w14:textOutline>
               </w:rPr>
-              <w:t>rs Kavita</w:t>
+              <w:t>rs</w:t>
+            </w:r>
+            <w:proofErr w:type="spellEnd"/>
+            <w:r>
+              <w:rPr>
+                <w:rStyle w:val="IntenseEmphasis"/>
+                <w:rFonts w:asciiTheme="minorHAnsi" w:hAnsiTheme="minorHAnsi" w:cstheme="minorHAnsi"/>
+                <w:i w:val="0"/>
+                <w:iCs w:val="0"/>
+                <w:color w:val="000000" w:themeColor="text1"/>
+                <w:sz w:val="28"/>
+                <w:szCs w:val="28"/>
+                <w14:shadow w14:blurRad="38100" w14:dist="19050" w14:dir="2700000" w14:sx="100000" w14:sy="100000" w14:kx="0" w14:ky="0" w14:algn="tl">
+                  <w14:schemeClr w14:val="dk1">
+                    <w14:alpha w14:val="60000"/>
+                  </w14:schemeClr>
+                </w14:shadow>
+                <w14:textOutline w14:w="0" w14:cap="flat" w14:cmpd="sng" w14:algn="ctr">
+                  <w14:noFill/>
+                  <w14:prstDash w14:val="solid"/>
+                  <w14:round/>
+                </w14:textOutline>
+              </w:rPr>
+              <w:t xml:space="preserve"> Kavita</w:t>
             </w:r>
           </w:p>
         </w:tc>
@@ -1194,7 +1218,7 @@
                   <w14:round/>
                 </w14:textOutline>
               </w:rPr>
-              <w:t>9</w:t>
+              <w:t>7</w:t>
             </w:r>
             <w:r>
               <w:rPr>
@@ -1350,8 +1374,9 @@
                   <w14:round/>
                 </w14:textOutline>
               </w:rPr>
-              <w:t>Raat-E-Ishq</w:t>
-            </w:r>
+              <w:t>Raat-E-</w:t>
+            </w:r>
+            <w:proofErr w:type="spellStart"/>
             <w:r>
               <w:rPr>
                 <w:rFonts w:ascii="Abadi" w:eastAsiaTheme="majorEastAsia" w:hAnsi="Abadi" w:cs="ADLaM Display"/>
@@ -1371,6 +1396,28 @@
                   <w14:round/>
                 </w14:textOutline>
               </w:rPr>
+              <w:t>Ishq</w:t>
+            </w:r>
+            <w:proofErr w:type="spellEnd"/>
+            <w:r>
+              <w:rPr>
+                <w:rFonts w:ascii="Abadi" w:eastAsiaTheme="majorEastAsia" w:hAnsi="Abadi" w:cs="ADLaM Display"/>
+                <w:bCs/>
+                <w:smallCaps/>
+                <w:color w:val="2F5496" w:themeColor="accent1" w:themeShade="BF"/>
+                <w:sz w:val="36"/>
+                <w:szCs w:val="36"/>
+                <w14:shadow w14:blurRad="38100" w14:dist="19050" w14:dir="2700000" w14:sx="100000" w14:sy="100000" w14:kx="0" w14:ky="0" w14:algn="tl">
+                  <w14:schemeClr w14:val="dk1">
+                    <w14:alpha w14:val="60000"/>
+                  </w14:schemeClr>
+                </w14:shadow>
+                <w14:textOutline w14:w="0" w14:cap="flat" w14:cmpd="sng" w14:algn="ctr">
+                  <w14:noFill/>
+                  <w14:prstDash w14:val="solid"/>
+                  <w14:round/>
+                </w14:textOutline>
+              </w:rPr>
               <w:t>]</w:t>
             </w:r>
           </w:p>
@@ -1453,8 +1500,13 @@
             <w:pPr>
               <w:pStyle w:val="Heading1"/>
             </w:pPr>
-            <w:r>
-              <w:t>Diwam-E-Aam</w:t>
+            <w:proofErr w:type="spellStart"/>
+            <w:r>
+              <w:t>Diwam</w:t>
+            </w:r>
+            <w:proofErr w:type="spellEnd"/>
+            <w:r>
+              <w:t>-E-Aam</w:t>
             </w:r>
           </w:p>
           <w:p>
@@ -1485,42 +1537,144 @@
                 <w:sz w:val="24"/>
                 <w:szCs w:val="24"/>
               </w:rPr>
-              <w:t>Bollywood Style Singer</w:t>
-            </w:r>
-            <w:r>
-              <w:rPr>
-                <w:rFonts w:cstheme="minorHAnsi"/>
-                <w:sz w:val="24"/>
-                <w:szCs w:val="24"/>
-              </w:rPr>
-              <w:t xml:space="preserve"> With Sound Setup</w:t>
-            </w:r>
-            <w:r>
-              <w:rPr>
-                <w:rFonts w:cstheme="minorHAnsi"/>
-                <w:sz w:val="24"/>
-                <w:szCs w:val="24"/>
-              </w:rPr>
-              <w:t xml:space="preserve"> &amp; Tech</w:t>
-            </w:r>
+              <w:t>Musical Saga Band</w:t>
+            </w:r>
+          </w:p>
+          <w:p>
+            <w:pPr>
+              <w:rPr>
+                <w:rFonts w:cstheme="minorHAnsi"/>
+                <w:sz w:val="24"/>
+                <w:szCs w:val="24"/>
+              </w:rPr>
+            </w:pPr>
           </w:p>
           <w:p>
             <w:pPr>
               <w:pStyle w:val="ListParagraph"/>
-              <w:rPr>
-                <w:rFonts w:cstheme="minorHAnsi"/>
-                <w:sz w:val="24"/>
-                <w:szCs w:val="24"/>
-              </w:rPr>
-            </w:pPr>
-            <w:r>
-              <w:rPr>
-                <w:rFonts w:cstheme="minorHAnsi"/>
-                <w:sz w:val="24"/>
-                <w:szCs w:val="24"/>
-              </w:rPr>
-              <w:t>( Fusion Band Alankit)</w:t>
-            </w:r>
+              <w:numPr>
+                <w:ilvl w:val="0"/>
+                <w:numId w:val="21"/>
+              </w:numPr>
+              <w:rPr>
+                <w:rFonts w:cstheme="minorHAnsi"/>
+                <w:sz w:val="24"/>
+                <w:szCs w:val="24"/>
+              </w:rPr>
+            </w:pPr>
+            <w:r>
+              <w:rPr>
+                <w:rFonts w:cstheme="minorHAnsi"/>
+                <w:sz w:val="24"/>
+                <w:szCs w:val="24"/>
+              </w:rPr>
+              <w:t xml:space="preserve">Sound Setup </w:t>
+            </w:r>
+            <w:proofErr w:type="gramStart"/>
+            <w:r>
+              <w:rPr>
+                <w:rFonts w:cstheme="minorHAnsi"/>
+                <w:sz w:val="24"/>
+                <w:szCs w:val="24"/>
+              </w:rPr>
+              <w:t>With</w:t>
+            </w:r>
+            <w:proofErr w:type="gramEnd"/>
+            <w:r>
+              <w:rPr>
+                <w:rFonts w:cstheme="minorHAnsi"/>
+                <w:sz w:val="24"/>
+                <w:szCs w:val="24"/>
+              </w:rPr>
+              <w:t xml:space="preserve"> Tech Rider</w:t>
+            </w:r>
+            <w:r>
+              <w:rPr>
+                <w:rFonts w:cstheme="minorHAnsi"/>
+                <w:sz w:val="24"/>
+                <w:szCs w:val="24"/>
+              </w:rPr>
+              <w:t xml:space="preserve"> </w:t>
+            </w:r>
+            <w:proofErr w:type="gramStart"/>
+            <w:r>
+              <w:rPr>
+                <w:rFonts w:cstheme="minorHAnsi"/>
+                <w:sz w:val="24"/>
+                <w:szCs w:val="24"/>
+              </w:rPr>
+              <w:t>For</w:t>
+            </w:r>
+            <w:proofErr w:type="gramEnd"/>
+            <w:r>
+              <w:rPr>
+                <w:rFonts w:cstheme="minorHAnsi"/>
+                <w:sz w:val="24"/>
+                <w:szCs w:val="24"/>
+              </w:rPr>
+              <w:t xml:space="preserve"> Band</w:t>
+            </w:r>
+          </w:p>
+          <w:p>
+            <w:pPr>
+              <w:pStyle w:val="ListParagraph"/>
+              <w:rPr>
+                <w:rFonts w:cstheme="minorHAnsi"/>
+                <w:sz w:val="24"/>
+                <w:szCs w:val="24"/>
+              </w:rPr>
+            </w:pPr>
+          </w:p>
+          <w:p>
+            <w:pPr>
+              <w:pStyle w:val="ListParagraph"/>
+              <w:numPr>
+                <w:ilvl w:val="0"/>
+                <w:numId w:val="21"/>
+              </w:numPr>
+              <w:rPr>
+                <w:rFonts w:cstheme="minorHAnsi"/>
+                <w:sz w:val="24"/>
+                <w:szCs w:val="24"/>
+              </w:rPr>
+            </w:pPr>
+            <w:proofErr w:type="spellStart"/>
+            <w:r>
+              <w:rPr>
+                <w:rFonts w:cstheme="minorHAnsi"/>
+                <w:sz w:val="24"/>
+                <w:szCs w:val="24"/>
+              </w:rPr>
+              <w:t>Dholki</w:t>
+            </w:r>
+            <w:proofErr w:type="spellEnd"/>
+            <w:r>
+              <w:rPr>
+                <w:rFonts w:cstheme="minorHAnsi"/>
+                <w:sz w:val="24"/>
+                <w:szCs w:val="24"/>
+              </w:rPr>
+              <w:t xml:space="preserve"> For Family Rituals</w:t>
+            </w:r>
+          </w:p>
+          <w:p>
+            <w:pPr>
+              <w:rPr>
+                <w:rFonts w:cstheme="minorHAnsi"/>
+                <w:sz w:val="24"/>
+                <w:szCs w:val="24"/>
+              </w:rPr>
+            </w:pPr>
+          </w:p>
+          <w:p>
+            <w:pPr>
+              <w:pStyle w:val="ListParagraph"/>
+              <w:rPr>
+                <w:rFonts w:cstheme="minorHAnsi"/>
+                <w:sz w:val="24"/>
+                <w:szCs w:val="24"/>
+              </w:rPr>
+            </w:pPr>
           </w:p>
         </w:tc>
         <w:tc>
@@ -1581,7 +1735,63 @@
                 <w:sz w:val="24"/>
                 <w:szCs w:val="24"/>
               </w:rPr>
-              <w:t>50,000 /-</w:t>
+              <w:t>Need To Freeze</w:t>
+            </w:r>
+          </w:p>
+          <w:p>
+            <w:pPr>
+              <w:jc w:val="center"/>
+              <w:rPr>
+                <w:rFonts w:cstheme="minorHAnsi"/>
+                <w:sz w:val="24"/>
+                <w:szCs w:val="24"/>
+              </w:rPr>
+            </w:pPr>
+          </w:p>
+          <w:p>
+            <w:pPr>
+              <w:jc w:val="center"/>
+              <w:rPr>
+                <w:rFonts w:cstheme="minorHAnsi"/>
+                <w:sz w:val="24"/>
+                <w:szCs w:val="24"/>
+              </w:rPr>
+            </w:pPr>
+            <w:r>
+              <w:rPr>
+                <w:rFonts w:cstheme="minorHAnsi"/>
+                <w:sz w:val="24"/>
+                <w:szCs w:val="24"/>
+              </w:rPr>
+              <w:t>30,000 /-</w:t>
+            </w:r>
+          </w:p>
+          <w:p>
+            <w:pPr>
+              <w:jc w:val="center"/>
+              <w:rPr>
+                <w:rFonts w:cstheme="minorHAnsi"/>
+                <w:sz w:val="24"/>
+                <w:szCs w:val="24"/>
+              </w:rPr>
+            </w:pPr>
+          </w:p>
+          <w:p>
+            <w:pPr>
+              <w:jc w:val="center"/>
+              <w:rPr>
+                <w:rFonts w:cstheme="minorHAnsi"/>
+                <w:sz w:val="24"/>
+                <w:szCs w:val="24"/>
+              </w:rPr>
+            </w:pPr>
+            <w:r>
+              <w:rPr>
+                <w:rFonts w:cstheme="minorHAnsi"/>
+                <w:sz w:val="24"/>
+                <w:szCs w:val="24"/>
+              </w:rPr>
+              <w:t>N/A</w:t>
             </w:r>
           </w:p>
         </w:tc>
@@ -1635,15 +1845,6 @@
           </w:p>
           <w:p>
             <w:pPr>
-              <w:rPr>
-                <w:rFonts w:cstheme="minorHAnsi"/>
-                <w:sz w:val="24"/>
-                <w:szCs w:val="24"/>
-              </w:rPr>
-            </w:pPr>
-          </w:p>
-          <w:p>
-            <w:pPr>
               <w:pStyle w:val="ListParagraph"/>
               <w:numPr>
                 <w:ilvl w:val="0"/>
@@ -1666,15 +1867,6 @@
           </w:p>
           <w:p>
             <w:pPr>
-              <w:rPr>
-                <w:rFonts w:cstheme="minorHAnsi"/>
-                <w:sz w:val="24"/>
-                <w:szCs w:val="24"/>
-              </w:rPr>
-            </w:pPr>
-          </w:p>
-          <w:p>
-            <w:pPr>
               <w:pStyle w:val="ListParagraph"/>
               <w:numPr>
                 <w:ilvl w:val="0"/>
@@ -1697,15 +1889,6 @@
           </w:p>
           <w:p>
             <w:pPr>
-              <w:rPr>
-                <w:rFonts w:cstheme="minorHAnsi"/>
-                <w:sz w:val="24"/>
-                <w:szCs w:val="24"/>
-              </w:rPr>
-            </w:pPr>
-          </w:p>
-          <w:p>
-            <w:pPr>
               <w:pStyle w:val="ListParagraph"/>
               <w:numPr>
                 <w:ilvl w:val="0"/>
@@ -1725,16 +1908,6 @@
               </w:rPr>
               <w:t>Led Floor [Size 12x12]</w:t>
             </w:r>
-          </w:p>
-          <w:p>
-            <w:pPr>
-              <w:pStyle w:val="ListParagraph"/>
-              <w:rPr>
-                <w:rFonts w:cstheme="minorHAnsi"/>
-                <w:sz w:val="24"/>
-                <w:szCs w:val="24"/>
-              </w:rPr>
-            </w:pPr>
           </w:p>
           <w:p>
             <w:pPr>
@@ -1974,7 +2147,7 @@
                 <w:sz w:val="24"/>
                 <w:szCs w:val="24"/>
               </w:rPr>
-              <w:t>9</w:t>
+              <w:t>7</w:t>
             </w:r>
             <w:r>
               <w:rPr>
@@ -2703,13 +2876,23 @@
               </w:rPr>
               <w:t xml:space="preserve">Flex Floor </w:t>
             </w:r>
-            <w:r>
-              <w:rPr>
-                <w:rFonts w:cstheme="minorHAnsi"/>
-                <w:sz w:val="24"/>
-                <w:szCs w:val="24"/>
-              </w:rPr>
-              <w:t>As Per Theme Size[</w:t>
+            <w:proofErr w:type="gramStart"/>
+            <w:r>
+              <w:rPr>
+                <w:rFonts w:cstheme="minorHAnsi"/>
+                <w:sz w:val="24"/>
+                <w:szCs w:val="24"/>
+              </w:rPr>
+              <w:t>As</w:t>
+            </w:r>
+            <w:proofErr w:type="gramEnd"/>
+            <w:r>
+              <w:rPr>
+                <w:rFonts w:cstheme="minorHAnsi"/>
+                <w:sz w:val="24"/>
+                <w:szCs w:val="24"/>
+              </w:rPr>
+              <w:t xml:space="preserve"> Per Theme Size[</w:t>
             </w:r>
             <w:r>
               <w:rPr>
@@ -2990,7 +3173,7 @@
                 <w:sz w:val="24"/>
                 <w:szCs w:val="24"/>
               </w:rPr>
-              <w:t>35,000 /-</w:t>
+              <w:t>On Final Call</w:t>
             </w:r>
           </w:p>
         </w:tc>
@@ -3141,7 +3324,15 @@
                 <w:sz w:val="24"/>
                 <w:szCs w:val="24"/>
               </w:rPr>
-              <w:t>60,000 /-</w:t>
+              <w:t>25</w:t>
+            </w:r>
+            <w:r>
+              <w:rPr>
+                <w:rFonts w:cstheme="minorHAnsi"/>
+                <w:sz w:val="24"/>
+                <w:szCs w:val="24"/>
+              </w:rPr>
+              <w:t>,000 /-</w:t>
             </w:r>
           </w:p>
         </w:tc>
@@ -3183,7 +3374,33 @@
                 <w:sz w:val="24"/>
                 <w:szCs w:val="24"/>
               </w:rPr>
-              <w:t>DJ Console For Jockey</w:t>
+              <w:t xml:space="preserve">DJ Console </w:t>
+            </w:r>
+            <w:proofErr w:type="gramStart"/>
+            <w:r>
+              <w:rPr>
+                <w:rFonts w:cstheme="minorHAnsi"/>
+                <w:sz w:val="24"/>
+                <w:szCs w:val="24"/>
+              </w:rPr>
+              <w:t>For</w:t>
+            </w:r>
+            <w:proofErr w:type="gramEnd"/>
+            <w:r>
+              <w:rPr>
+                <w:rFonts w:cstheme="minorHAnsi"/>
+                <w:sz w:val="24"/>
+                <w:szCs w:val="24"/>
+              </w:rPr>
+              <w:t xml:space="preserve"> Jockey</w:t>
+            </w:r>
+            <w:r>
+              <w:rPr>
+                <w:rFonts w:cstheme="minorHAnsi"/>
+                <w:sz w:val="24"/>
+                <w:szCs w:val="24"/>
+              </w:rPr>
+              <w:t xml:space="preserve"> Sid</w:t>
             </w:r>
           </w:p>
           <w:p>
@@ -3440,7 +3657,40 @@
                 <w:sz w:val="24"/>
                 <w:szCs w:val="24"/>
               </w:rPr>
-              <w:t>2,10,000 /-</w:t>
+              <w:t>1</w:t>
+            </w:r>
+            <w:r>
+              <w:rPr>
+                <w:rFonts w:cstheme="minorHAnsi"/>
+                <w:b/>
+                <w:bCs/>
+                <w:color w:val="C45911" w:themeColor="accent2" w:themeShade="BF"/>
+                <w:sz w:val="24"/>
+                <w:szCs w:val="24"/>
+              </w:rPr>
+              <w:t>,</w:t>
+            </w:r>
+            <w:r>
+              <w:rPr>
+                <w:rFonts w:cstheme="minorHAnsi"/>
+                <w:b/>
+                <w:bCs/>
+                <w:color w:val="C45911" w:themeColor="accent2" w:themeShade="BF"/>
+                <w:sz w:val="24"/>
+                <w:szCs w:val="24"/>
+              </w:rPr>
+              <w:t>40</w:t>
+            </w:r>
+            <w:r>
+              <w:rPr>
+                <w:rFonts w:cstheme="minorHAnsi"/>
+                <w:b/>
+                <w:bCs/>
+                <w:color w:val="C45911" w:themeColor="accent2" w:themeShade="BF"/>
+                <w:sz w:val="24"/>
+                <w:szCs w:val="24"/>
+              </w:rPr>
+              <w:t>,000 /-</w:t>
             </w:r>
           </w:p>
         </w:tc>
@@ -4144,7 +4394,25 @@
                 <w:sz w:val="24"/>
                 <w:szCs w:val="24"/>
               </w:rPr>
-              <w:t xml:space="preserve"> As Per Theme Size [16x24]</w:t>
+              <w:t xml:space="preserve"> </w:t>
+            </w:r>
+            <w:proofErr w:type="gramStart"/>
+            <w:r>
+              <w:rPr>
+                <w:rFonts w:cstheme="minorHAnsi"/>
+                <w:sz w:val="24"/>
+                <w:szCs w:val="24"/>
+              </w:rPr>
+              <w:t>As</w:t>
+            </w:r>
+            <w:proofErr w:type="gramEnd"/>
+            <w:r>
+              <w:rPr>
+                <w:rFonts w:cstheme="minorHAnsi"/>
+                <w:sz w:val="24"/>
+                <w:szCs w:val="24"/>
+              </w:rPr>
+              <w:t xml:space="preserve"> Per Theme Size [16x24]</w:t>
             </w:r>
           </w:p>
           <w:p>
@@ -4342,7 +4610,25 @@
                 <w:sz w:val="24"/>
                 <w:szCs w:val="24"/>
               </w:rPr>
-              <w:t xml:space="preserve">Percussionist [Mohsick] </w:t>
+              <w:t>Percussionist [</w:t>
+            </w:r>
+            <w:proofErr w:type="spellStart"/>
+            <w:r>
+              <w:rPr>
+                <w:rFonts w:cstheme="minorHAnsi"/>
+                <w:sz w:val="24"/>
+                <w:szCs w:val="24"/>
+              </w:rPr>
+              <w:t>Mohsick</w:t>
+            </w:r>
+            <w:proofErr w:type="spellEnd"/>
+            <w:r>
+              <w:rPr>
+                <w:rFonts w:cstheme="minorHAnsi"/>
+                <w:sz w:val="24"/>
+                <w:szCs w:val="24"/>
+              </w:rPr>
+              <w:t xml:space="preserve">] </w:t>
             </w:r>
           </w:p>
           <w:p>
@@ -4403,7 +4689,31 @@
                 <w:sz w:val="24"/>
                 <w:szCs w:val="24"/>
               </w:rPr>
-              <w:t>2,00,000 /-</w:t>
+              <w:t>1</w:t>
+            </w:r>
+            <w:r>
+              <w:rPr>
+                <w:rFonts w:cstheme="minorHAnsi"/>
+                <w:sz w:val="24"/>
+                <w:szCs w:val="24"/>
+              </w:rPr>
+              <w:t>,</w:t>
+            </w:r>
+            <w:r>
+              <w:rPr>
+                <w:rFonts w:cstheme="minorHAnsi"/>
+                <w:sz w:val="24"/>
+                <w:szCs w:val="24"/>
+              </w:rPr>
+              <w:t>8</w:t>
+            </w:r>
+            <w:r>
+              <w:rPr>
+                <w:rFonts w:cstheme="minorHAnsi"/>
+                <w:sz w:val="24"/>
+                <w:szCs w:val="24"/>
+              </w:rPr>
+              <w:t>0,000 /-</w:t>
             </w:r>
           </w:p>
         </w:tc>
@@ -4452,7 +4762,23 @@
                 <w:sz w:val="24"/>
                 <w:szCs w:val="24"/>
               </w:rPr>
-              <w:t>Dancers [4]</w:t>
+              <w:t>Dancers [</w:t>
+            </w:r>
+            <w:r>
+              <w:rPr>
+                <w:rFonts w:cstheme="minorHAnsi"/>
+                <w:sz w:val="24"/>
+                <w:szCs w:val="24"/>
+              </w:rPr>
+              <w:t>2</w:t>
+            </w:r>
+            <w:r>
+              <w:rPr>
+                <w:rFonts w:cstheme="minorHAnsi"/>
+                <w:sz w:val="24"/>
+                <w:szCs w:val="24"/>
+              </w:rPr>
+              <w:t>]</w:t>
             </w:r>
           </w:p>
         </w:tc>
@@ -4463,6 +4789,15 @@
           </w:tcPr>
           <w:p>
             <w:pPr>
+              <w:rPr>
+                <w:rFonts w:cstheme="minorHAnsi"/>
+                <w:sz w:val="24"/>
+                <w:szCs w:val="24"/>
+              </w:rPr>
+            </w:pPr>
+          </w:p>
+          <w:p>
+            <w:pPr>
               <w:jc w:val="center"/>
               <w:rPr>
                 <w:rFonts w:cstheme="minorHAnsi"/>
@@ -4470,6 +4805,14 @@
                 <w:szCs w:val="24"/>
               </w:rPr>
             </w:pPr>
+            <w:r>
+              <w:rPr>
+                <w:rFonts w:cstheme="minorHAnsi"/>
+                <w:sz w:val="24"/>
+                <w:szCs w:val="24"/>
+              </w:rPr>
+              <w:t>(Per Artist 25,000 /-)</w:t>
+            </w:r>
           </w:p>
           <w:p>
             <w:pPr>
@@ -4486,8 +4829,34 @@
                 <w:sz w:val="24"/>
                 <w:szCs w:val="24"/>
               </w:rPr>
-              <w:t>1,20,000 /-</w:t>
-            </w:r>
+              <w:t>5</w:t>
+            </w:r>
+            <w:r>
+              <w:rPr>
+                <w:rFonts w:cstheme="minorHAnsi"/>
+                <w:sz w:val="24"/>
+                <w:szCs w:val="24"/>
+              </w:rPr>
+              <w:t>0</w:t>
+            </w:r>
+            <w:r>
+              <w:rPr>
+                <w:rFonts w:cstheme="minorHAnsi"/>
+                <w:sz w:val="24"/>
+                <w:szCs w:val="24"/>
+              </w:rPr>
+              <w:t>,000 /-</w:t>
+            </w:r>
+          </w:p>
+          <w:p>
+            <w:pPr>
+              <w:jc w:val="center"/>
+              <w:rPr>
+                <w:rFonts w:cstheme="minorHAnsi"/>
+                <w:sz w:val="24"/>
+                <w:szCs w:val="24"/>
+              </w:rPr>
+            </w:pPr>
           </w:p>
         </w:tc>
       </w:tr>
@@ -4561,7 +4930,7 @@
                 <w:sz w:val="24"/>
                 <w:szCs w:val="24"/>
               </w:rPr>
-              <w:t>35,000 /-</w:t>
+              <w:t>On Final Call</w:t>
             </w:r>
           </w:p>
         </w:tc>
@@ -4625,44 +4994,15 @@
                 <w:sz w:val="24"/>
                 <w:szCs w:val="24"/>
               </w:rPr>
-              <w:t xml:space="preserve">Fire </w:t>
-            </w:r>
-            <w:r>
-              <w:rPr>
-                <w:rFonts w:cstheme="minorHAnsi"/>
-                <w:sz w:val="24"/>
-                <w:szCs w:val="24"/>
-              </w:rPr>
-              <w:t>Flames (2)</w:t>
-            </w:r>
-          </w:p>
-          <w:p>
-            <w:pPr>
-              <w:numPr>
-                <w:ilvl w:val="0"/>
-                <w:numId w:val="14"/>
-              </w:numPr>
-              <w:rPr>
-                <w:rFonts w:cstheme="minorHAnsi"/>
-                <w:sz w:val="24"/>
-                <w:szCs w:val="24"/>
-              </w:rPr>
-            </w:pPr>
-            <w:r>
-              <w:rPr>
-                <w:rFonts w:cstheme="minorHAnsi"/>
-                <w:sz w:val="24"/>
-                <w:szCs w:val="24"/>
-              </w:rPr>
-              <w:t xml:space="preserve">Electric </w:t>
-            </w:r>
-            <w:r>
-              <w:rPr>
-                <w:rFonts w:cstheme="minorHAnsi"/>
-                <w:sz w:val="24"/>
-                <w:szCs w:val="24"/>
-              </w:rPr>
-              <w:t>Fireworks</w:t>
+              <w:t>Firework</w:t>
+            </w:r>
+            <w:r>
+              <w:rPr>
+                <w:rFonts w:cstheme="minorHAnsi"/>
+                <w:sz w:val="24"/>
+                <w:szCs w:val="24"/>
+              </w:rPr>
+              <w:t xml:space="preserve"> Boxes [4] [Golden &amp; Red]</w:t>
             </w:r>
           </w:p>
           <w:p>
@@ -4715,15 +5055,15 @@
                 <w:sz w:val="24"/>
                 <w:szCs w:val="24"/>
               </w:rPr>
-              <w:t>1,</w:t>
-            </w:r>
-            <w:r>
-              <w:rPr>
-                <w:rFonts w:cstheme="minorHAnsi"/>
-                <w:sz w:val="24"/>
-                <w:szCs w:val="24"/>
-              </w:rPr>
-              <w:t>25</w:t>
+              <w:t>2</w:t>
+            </w:r>
+            <w:r>
+              <w:rPr>
+                <w:rFonts w:cstheme="minorHAnsi"/>
+                <w:sz w:val="24"/>
+                <w:szCs w:val="24"/>
+              </w:rPr>
+              <w:t>0</w:t>
             </w:r>
             <w:r>
               <w:rPr>
@@ -4834,7 +5174,40 @@
                 <w:sz w:val="24"/>
                 <w:szCs w:val="24"/>
               </w:rPr>
-              <w:t>6,30,000 /-</w:t>
+              <w:t>4</w:t>
+            </w:r>
+            <w:r>
+              <w:rPr>
+                <w:rFonts w:cstheme="minorHAnsi"/>
+                <w:b/>
+                <w:bCs/>
+                <w:color w:val="C45911" w:themeColor="accent2" w:themeShade="BF"/>
+                <w:sz w:val="24"/>
+                <w:szCs w:val="24"/>
+              </w:rPr>
+              <w:t>,</w:t>
+            </w:r>
+            <w:r>
+              <w:rPr>
+                <w:rFonts w:cstheme="minorHAnsi"/>
+                <w:b/>
+                <w:bCs/>
+                <w:color w:val="C45911" w:themeColor="accent2" w:themeShade="BF"/>
+                <w:sz w:val="24"/>
+                <w:szCs w:val="24"/>
+              </w:rPr>
+              <w:t>0</w:t>
+            </w:r>
+            <w:r>
+              <w:rPr>
+                <w:rFonts w:cstheme="minorHAnsi"/>
+                <w:b/>
+                <w:bCs/>
+                <w:color w:val="C45911" w:themeColor="accent2" w:themeShade="BF"/>
+                <w:sz w:val="24"/>
+                <w:szCs w:val="24"/>
+              </w:rPr>
+              <w:t>0,000 /-</w:t>
             </w:r>
           </w:p>
         </w:tc>
@@ -5563,7 +5936,25 @@
                 <w:sz w:val="24"/>
                 <w:szCs w:val="24"/>
               </w:rPr>
-              <w:t>DJ Console For Jockey</w:t>
+              <w:t xml:space="preserve">DJ Console </w:t>
+            </w:r>
+            <w:proofErr w:type="gramStart"/>
+            <w:r>
+              <w:rPr>
+                <w:rFonts w:cstheme="minorHAnsi"/>
+                <w:sz w:val="24"/>
+                <w:szCs w:val="24"/>
+              </w:rPr>
+              <w:t>For</w:t>
+            </w:r>
+            <w:proofErr w:type="gramEnd"/>
+            <w:r>
+              <w:rPr>
+                <w:rFonts w:cstheme="minorHAnsi"/>
+                <w:sz w:val="24"/>
+                <w:szCs w:val="24"/>
+              </w:rPr>
+              <w:t xml:space="preserve"> Jockey</w:t>
             </w:r>
           </w:p>
         </w:tc>
@@ -6675,7 +7066,23 @@
                 <w:sz w:val="24"/>
                 <w:szCs w:val="24"/>
               </w:rPr>
-              <w:t>50,000 /-</w:t>
+              <w:t>3</w:t>
+            </w:r>
+            <w:r>
+              <w:rPr>
+                <w:rFonts w:cstheme="minorHAnsi"/>
+                <w:sz w:val="24"/>
+                <w:szCs w:val="24"/>
+              </w:rPr>
+              <w:t>0</w:t>
+            </w:r>
+            <w:r>
+              <w:rPr>
+                <w:rFonts w:cstheme="minorHAnsi"/>
+                <w:sz w:val="24"/>
+                <w:szCs w:val="24"/>
+              </w:rPr>
+              <w:t>,000 /-</w:t>
             </w:r>
           </w:p>
           <w:p>
@@ -6726,7 +7133,49 @@
                 <w:sz w:val="24"/>
                 <w:szCs w:val="24"/>
               </w:rPr>
-              <w:t>Kathak Dancer [Female]</w:t>
+              <w:t>Kathak Dancer [Female</w:t>
+            </w:r>
+            <w:r>
+              <w:rPr>
+                <w:rFonts w:cstheme="minorHAnsi"/>
+                <w:sz w:val="24"/>
+                <w:szCs w:val="24"/>
+              </w:rPr>
+              <w:t xml:space="preserve"> &amp; </w:t>
+            </w:r>
+            <w:proofErr w:type="gramStart"/>
+            <w:r>
+              <w:rPr>
+                <w:rFonts w:cstheme="minorHAnsi"/>
+                <w:sz w:val="24"/>
+                <w:szCs w:val="24"/>
+              </w:rPr>
+              <w:t>Male</w:t>
+            </w:r>
+            <w:r>
+              <w:rPr>
+                <w:rFonts w:cstheme="minorHAnsi"/>
+                <w:sz w:val="24"/>
+                <w:szCs w:val="24"/>
+              </w:rPr>
+              <w:t>]</w:t>
+            </w:r>
+            <w:r>
+              <w:rPr>
+                <w:rFonts w:cstheme="minorHAnsi"/>
+                <w:sz w:val="24"/>
+                <w:szCs w:val="24"/>
+              </w:rPr>
+              <w:t>[</w:t>
+            </w:r>
+            <w:proofErr w:type="gramEnd"/>
+            <w:r>
+              <w:rPr>
+                <w:rFonts w:cstheme="minorHAnsi"/>
+                <w:sz w:val="24"/>
+                <w:szCs w:val="24"/>
+              </w:rPr>
+              <w:t>2 Artist]</w:t>
             </w:r>
           </w:p>
           <w:p>
@@ -6768,7 +7217,81 @@
                 <w:sz w:val="24"/>
                 <w:szCs w:val="24"/>
               </w:rPr>
-              <w:t>40,000 /-</w:t>
+              <w:t>15</w:t>
+            </w:r>
+            <w:r>
+              <w:rPr>
+                <w:rFonts w:cstheme="minorHAnsi"/>
+                <w:sz w:val="24"/>
+                <w:szCs w:val="24"/>
+              </w:rPr>
+              <w:t>,000</w:t>
+            </w:r>
+            <w:r>
+              <w:rPr>
+                <w:rFonts w:cstheme="minorHAnsi"/>
+                <w:sz w:val="24"/>
+                <w:szCs w:val="24"/>
+              </w:rPr>
+              <w:t xml:space="preserve"> /- </w:t>
+            </w:r>
+            <w:r>
+              <w:rPr>
+                <w:rFonts w:cstheme="minorHAnsi"/>
+                <w:sz w:val="24"/>
+                <w:szCs w:val="24"/>
+              </w:rPr>
+              <w:t>x</w:t>
+            </w:r>
+            <w:r>
+              <w:rPr>
+                <w:rFonts w:cstheme="minorHAnsi"/>
+                <w:sz w:val="24"/>
+                <w:szCs w:val="24"/>
+              </w:rPr>
+              <w:t xml:space="preserve"> </w:t>
+            </w:r>
+            <w:r>
+              <w:rPr>
+                <w:rFonts w:cstheme="minorHAnsi"/>
+                <w:sz w:val="24"/>
+                <w:szCs w:val="24"/>
+              </w:rPr>
+              <w:t>2</w:t>
+            </w:r>
+          </w:p>
+          <w:p>
+            <w:pPr>
+              <w:jc w:val="center"/>
+              <w:rPr>
+                <w:rFonts w:cstheme="minorHAnsi"/>
+                <w:sz w:val="24"/>
+                <w:szCs w:val="24"/>
+              </w:rPr>
+            </w:pPr>
+            <w:r>
+              <w:rPr>
+                <w:rFonts w:cstheme="minorHAnsi"/>
+                <w:sz w:val="24"/>
+                <w:szCs w:val="24"/>
+              </w:rPr>
+              <w:t xml:space="preserve">= </w:t>
+            </w:r>
+            <w:r>
+              <w:rPr>
+                <w:rFonts w:cstheme="minorHAnsi"/>
+                <w:sz w:val="24"/>
+                <w:szCs w:val="24"/>
+              </w:rPr>
+              <w:t>30</w:t>
+            </w:r>
+            <w:r>
+              <w:rPr>
+                <w:rFonts w:cstheme="minorHAnsi"/>
+                <w:sz w:val="24"/>
+                <w:szCs w:val="24"/>
+              </w:rPr>
+              <w:t>,000 /-</w:t>
             </w:r>
           </w:p>
           <w:p>
@@ -6793,26 +7316,7 @@
           </w:tcPr>
           <w:p>
             <w:pPr>
-              <w:rPr>
-                <w:rFonts w:cstheme="minorHAnsi"/>
-                <w:sz w:val="24"/>
-                <w:szCs w:val="24"/>
-              </w:rPr>
-            </w:pPr>
-          </w:p>
-          <w:p>
-            <w:pPr>
-              <w:numPr>
-                <w:ilvl w:val="0"/>
-                <w:numId w:val="5"/>
-              </w:numPr>
-              <w:rPr>
-                <w:rFonts w:cstheme="minorHAnsi"/>
-                <w:sz w:val="24"/>
-                <w:szCs w:val="24"/>
-              </w:rPr>
-            </w:pPr>
-            <w:r>
+              <w:jc w:val="center"/>
               <w:rPr>
                 <w:rFonts w:cstheme="minorHAnsi"/>
                 <w:b/>
@@ -6821,9 +7325,11 @@
                 <w:sz w:val="24"/>
                 <w:szCs w:val="24"/>
               </w:rPr>
-              <w:t>Special Effects</w:t>
-            </w:r>
-            <w:r>
+            </w:pPr>
+          </w:p>
+          <w:p>
+            <w:pPr>
+              <w:jc w:val="center"/>
               <w:rPr>
                 <w:rFonts w:cstheme="minorHAnsi"/>
                 <w:b/>
@@ -6832,50 +7338,6 @@
                 <w:sz w:val="24"/>
                 <w:szCs w:val="24"/>
               </w:rPr>
-              <w:t xml:space="preserve"> For Bride Entry</w:t>
-            </w:r>
-          </w:p>
-          <w:p>
-            <w:pPr>
-              <w:numPr>
-                <w:ilvl w:val="0"/>
-                <w:numId w:val="14"/>
-              </w:numPr>
-              <w:rPr>
-                <w:rFonts w:cstheme="minorHAnsi"/>
-                <w:sz w:val="24"/>
-                <w:szCs w:val="24"/>
-              </w:rPr>
-            </w:pPr>
-            <w:r>
-              <w:rPr>
-                <w:rFonts w:cstheme="minorHAnsi"/>
-                <w:sz w:val="24"/>
-                <w:szCs w:val="24"/>
-              </w:rPr>
-              <w:t>Low Fog [Dry Ice]</w:t>
-            </w:r>
-          </w:p>
-          <w:p>
-            <w:pPr>
-              <w:rPr>
-                <w:rFonts w:cstheme="minorHAnsi"/>
-                <w:sz w:val="24"/>
-                <w:szCs w:val="24"/>
-              </w:rPr>
-            </w:pPr>
-          </w:p>
-          <w:p>
-            <w:pPr>
-              <w:numPr>
-                <w:ilvl w:val="0"/>
-                <w:numId w:val="5"/>
-              </w:numPr>
-              <w:rPr>
-                <w:rFonts w:cstheme="minorHAnsi"/>
-                <w:sz w:val="24"/>
-                <w:szCs w:val="24"/>
-              </w:rPr>
             </w:pPr>
             <w:r>
               <w:rPr>
@@ -6886,7 +7348,7 @@
                 <w:sz w:val="24"/>
                 <w:szCs w:val="24"/>
               </w:rPr>
-              <w:t>Special Effects</w:t>
+              <w:t>TOTAL (</w:t>
             </w:r>
             <w:r>
               <w:rPr>
@@ -6897,34 +7359,27 @@
                 <w:sz w:val="24"/>
                 <w:szCs w:val="24"/>
               </w:rPr>
-              <w:t xml:space="preserve"> For JaiMala</w:t>
-            </w:r>
-          </w:p>
-          <w:p>
-            <w:pPr>
-              <w:numPr>
-                <w:ilvl w:val="0"/>
-                <w:numId w:val="14"/>
-              </w:numPr>
-              <w:rPr>
-                <w:rFonts w:cstheme="minorHAnsi"/>
-                <w:sz w:val="24"/>
-                <w:szCs w:val="24"/>
-              </w:rPr>
-            </w:pPr>
-            <w:r>
-              <w:rPr>
-                <w:rFonts w:cstheme="minorHAnsi"/>
-                <w:sz w:val="24"/>
-                <w:szCs w:val="24"/>
-              </w:rPr>
-              <w:t>Color Day Out[8 Boxes]</w:t>
-            </w:r>
-          </w:p>
-          <w:p>
-            <w:pPr>
-              <w:rPr>
-                <w:rFonts w:cstheme="minorHAnsi"/>
+              <w:t>E</w:t>
+            </w:r>
+            <w:r>
+              <w:rPr>
+                <w:rFonts w:cstheme="minorHAnsi"/>
+                <w:b/>
+                <w:bCs/>
+                <w:color w:val="C45911" w:themeColor="accent2" w:themeShade="BF"/>
+                <w:sz w:val="24"/>
+                <w:szCs w:val="24"/>
+              </w:rPr>
+              <w:t>)</w:t>
+            </w:r>
+          </w:p>
+          <w:p>
+            <w:pPr>
+              <w:rPr>
+                <w:rFonts w:cstheme="minorHAnsi"/>
+                <w:b/>
+                <w:bCs/>
+                <w:color w:val="C45911" w:themeColor="accent2" w:themeShade="BF"/>
                 <w:sz w:val="24"/>
                 <w:szCs w:val="24"/>
               </w:rPr>
@@ -6940,6 +7395,9 @@
               <w:jc w:val="center"/>
               <w:rPr>
                 <w:rFonts w:cstheme="minorHAnsi"/>
+                <w:b/>
+                <w:bCs/>
+                <w:color w:val="C45911" w:themeColor="accent2" w:themeShade="BF"/>
                 <w:sz w:val="24"/>
                 <w:szCs w:val="24"/>
               </w:rPr>
@@ -6950,62 +7408,6 @@
               <w:jc w:val="center"/>
               <w:rPr>
                 <w:rFonts w:cstheme="minorHAnsi"/>
-                <w:sz w:val="24"/>
-                <w:szCs w:val="24"/>
-              </w:rPr>
-            </w:pPr>
-          </w:p>
-          <w:p>
-            <w:pPr>
-              <w:jc w:val="center"/>
-              <w:rPr>
-                <w:rFonts w:cstheme="minorHAnsi"/>
-                <w:sz w:val="24"/>
-                <w:szCs w:val="24"/>
-              </w:rPr>
-            </w:pPr>
-            <w:r>
-              <w:rPr>
-                <w:rFonts w:cstheme="minorHAnsi"/>
-                <w:sz w:val="24"/>
-                <w:szCs w:val="24"/>
-              </w:rPr>
-              <w:t xml:space="preserve"> </w:t>
-            </w:r>
-          </w:p>
-          <w:p>
-            <w:pPr>
-              <w:jc w:val="center"/>
-              <w:rPr>
-                <w:rFonts w:cstheme="minorHAnsi"/>
-                <w:sz w:val="24"/>
-                <w:szCs w:val="24"/>
-              </w:rPr>
-            </w:pPr>
-            <w:r>
-              <w:rPr>
-                <w:rFonts w:cstheme="minorHAnsi"/>
-                <w:sz w:val="24"/>
-                <w:szCs w:val="24"/>
-              </w:rPr>
-              <w:t>1,00,000 /-</w:t>
-            </w:r>
-          </w:p>
-        </w:tc>
-      </w:tr>
-      <w:tr>
-        <w:trPr>
-          <w:trHeight w:val="563"/>
-        </w:trPr>
-        <w:tc>
-          <w:tcPr>
-            <w:tcW w:w="6205" w:type="dxa"/>
-          </w:tcPr>
-          <w:p>
-            <w:pPr>
-              <w:jc w:val="center"/>
-              <w:rPr>
-                <w:rFonts w:cstheme="minorHAnsi"/>
                 <w:b/>
                 <w:bCs/>
                 <w:color w:val="C45911" w:themeColor="accent2" w:themeShade="BF"/>
@@ -7013,10 +7415,7 @@
                 <w:szCs w:val="24"/>
               </w:rPr>
             </w:pPr>
-          </w:p>
-          <w:p>
-            <w:pPr>
-              <w:jc w:val="center"/>
+            <w:r>
               <w:rPr>
                 <w:rFonts w:cstheme="minorHAnsi"/>
                 <w:b/>
@@ -7025,7 +7424,8 @@
                 <w:sz w:val="24"/>
                 <w:szCs w:val="24"/>
               </w:rPr>
-            </w:pPr>
+              <w:t>1</w:t>
+            </w:r>
             <w:r>
               <w:rPr>
                 <w:rFonts w:cstheme="minorHAnsi"/>
@@ -7035,7 +7435,7 @@
                 <w:sz w:val="24"/>
                 <w:szCs w:val="24"/>
               </w:rPr>
-              <w:t>TOTAL (</w:t>
+              <w:t>,</w:t>
             </w:r>
             <w:r>
               <w:rPr>
@@ -7046,7 +7446,7 @@
                 <w:sz w:val="24"/>
                 <w:szCs w:val="24"/>
               </w:rPr>
-              <w:t>E</w:t>
+              <w:t>3</w:t>
             </w:r>
             <w:r>
               <w:rPr>
@@ -7057,61 +7457,7 @@
                 <w:sz w:val="24"/>
                 <w:szCs w:val="24"/>
               </w:rPr>
-              <w:t>)</w:t>
-            </w:r>
-          </w:p>
-          <w:p>
-            <w:pPr>
-              <w:rPr>
-                <w:rFonts w:cstheme="minorHAnsi"/>
-                <w:b/>
-                <w:bCs/>
-                <w:color w:val="C45911" w:themeColor="accent2" w:themeShade="BF"/>
-                <w:sz w:val="24"/>
-                <w:szCs w:val="24"/>
-              </w:rPr>
-            </w:pPr>
-          </w:p>
-        </w:tc>
-        <w:tc>
-          <w:tcPr>
-            <w:tcW w:w="3153" w:type="dxa"/>
-          </w:tcPr>
-          <w:p>
-            <w:pPr>
-              <w:jc w:val="center"/>
-              <w:rPr>
-                <w:rFonts w:cstheme="minorHAnsi"/>
-                <w:b/>
-                <w:bCs/>
-                <w:color w:val="C45911" w:themeColor="accent2" w:themeShade="BF"/>
-                <w:sz w:val="24"/>
-                <w:szCs w:val="24"/>
-              </w:rPr>
-            </w:pPr>
-          </w:p>
-          <w:p>
-            <w:pPr>
-              <w:jc w:val="center"/>
-              <w:rPr>
-                <w:rFonts w:cstheme="minorHAnsi"/>
-                <w:b/>
-                <w:bCs/>
-                <w:color w:val="C45911" w:themeColor="accent2" w:themeShade="BF"/>
-                <w:sz w:val="24"/>
-                <w:szCs w:val="24"/>
-              </w:rPr>
-            </w:pPr>
-            <w:r>
-              <w:rPr>
-                <w:rFonts w:cstheme="minorHAnsi"/>
-                <w:b/>
-                <w:bCs/>
-                <w:color w:val="C45911" w:themeColor="accent2" w:themeShade="BF"/>
-                <w:sz w:val="24"/>
-                <w:szCs w:val="24"/>
-              </w:rPr>
-              <w:t>2,65,000 /-</w:t>
+              <w:t>5,000 /-</w:t>
             </w:r>
           </w:p>
         </w:tc>
@@ -7712,13 +8058,23 @@
               </w:rPr>
               <w:t xml:space="preserve"> </w:t>
             </w:r>
-            <w:r>
-              <w:rPr>
-                <w:rFonts w:cstheme="minorHAnsi"/>
-                <w:sz w:val="24"/>
-                <w:szCs w:val="24"/>
-              </w:rPr>
-              <w:t>Chattar Boys</w:t>
+            <w:proofErr w:type="spellStart"/>
+            <w:r>
+              <w:rPr>
+                <w:rFonts w:cstheme="minorHAnsi"/>
+                <w:sz w:val="24"/>
+                <w:szCs w:val="24"/>
+              </w:rPr>
+              <w:t>Chattar</w:t>
+            </w:r>
+            <w:proofErr w:type="spellEnd"/>
+            <w:r>
+              <w:rPr>
+                <w:rFonts w:cstheme="minorHAnsi"/>
+                <w:sz w:val="24"/>
+                <w:szCs w:val="24"/>
+              </w:rPr>
+              <w:t xml:space="preserve"> Boys</w:t>
             </w:r>
           </w:p>
           <w:p>
@@ -7765,7 +8121,25 @@
                 <w:sz w:val="24"/>
                 <w:szCs w:val="24"/>
               </w:rPr>
-              <w:t xml:space="preserve"> With Umbrella for Groom</w:t>
+              <w:t xml:space="preserve"> </w:t>
+            </w:r>
+            <w:proofErr w:type="gramStart"/>
+            <w:r>
+              <w:rPr>
+                <w:rFonts w:cstheme="minorHAnsi"/>
+                <w:sz w:val="24"/>
+                <w:szCs w:val="24"/>
+              </w:rPr>
+              <w:t>With</w:t>
+            </w:r>
+            <w:proofErr w:type="gramEnd"/>
+            <w:r>
+              <w:rPr>
+                <w:rFonts w:cstheme="minorHAnsi"/>
+                <w:sz w:val="24"/>
+                <w:szCs w:val="24"/>
+              </w:rPr>
+              <w:t xml:space="preserve"> Umbrella for Groom</w:t>
             </w:r>
           </w:p>
           <w:p>
@@ -7797,7 +8171,25 @@
                 <w:sz w:val="24"/>
                 <w:szCs w:val="24"/>
               </w:rPr>
-              <w:t>Professional Dholies Team (</w:t>
+              <w:t xml:space="preserve">Professional </w:t>
+            </w:r>
+            <w:proofErr w:type="spellStart"/>
+            <w:r>
+              <w:rPr>
+                <w:rFonts w:cstheme="minorHAnsi"/>
+                <w:sz w:val="24"/>
+                <w:szCs w:val="24"/>
+              </w:rPr>
+              <w:t>Dholies</w:t>
+            </w:r>
+            <w:proofErr w:type="spellEnd"/>
+            <w:r>
+              <w:rPr>
+                <w:rFonts w:cstheme="minorHAnsi"/>
+                <w:sz w:val="24"/>
+                <w:szCs w:val="24"/>
+              </w:rPr>
+              <w:t xml:space="preserve"> Team (</w:t>
             </w:r>
             <w:r>
               <w:rPr>
@@ -8638,7 +9030,15 @@
                 <w:sz w:val="24"/>
                 <w:szCs w:val="24"/>
               </w:rPr>
-              <w:t>Sharpy Lights &amp; Laser Lights</w:t>
+              <w:t xml:space="preserve">Sharpy Lights &amp; </w:t>
+            </w:r>
+            <w:r>
+              <w:rPr>
+                <w:rFonts w:cstheme="minorHAnsi"/>
+                <w:sz w:val="24"/>
+                <w:szCs w:val="24"/>
+              </w:rPr>
+              <w:t>Led Warm Lights</w:t>
             </w:r>
           </w:p>
           <w:p>
@@ -8669,7 +9069,25 @@
                 <w:sz w:val="24"/>
                 <w:szCs w:val="24"/>
               </w:rPr>
-              <w:t>Wooden Dance Floor As Per Theme Size [16x24]</w:t>
+              <w:t xml:space="preserve">Wooden Dance Floor </w:t>
+            </w:r>
+            <w:proofErr w:type="gramStart"/>
+            <w:r>
+              <w:rPr>
+                <w:rFonts w:cstheme="minorHAnsi"/>
+                <w:sz w:val="24"/>
+                <w:szCs w:val="24"/>
+              </w:rPr>
+              <w:t>As</w:t>
+            </w:r>
+            <w:proofErr w:type="gramEnd"/>
+            <w:r>
+              <w:rPr>
+                <w:rFonts w:cstheme="minorHAnsi"/>
+                <w:sz w:val="24"/>
+                <w:szCs w:val="24"/>
+              </w:rPr>
+              <w:t xml:space="preserve"> Per Theme Size [16x24]</w:t>
             </w:r>
           </w:p>
           <w:p>
@@ -8866,31 +9284,7 @@
                 <w:sz w:val="24"/>
                 <w:szCs w:val="24"/>
               </w:rPr>
-              <w:t xml:space="preserve">Aisle For Bride Groom </w:t>
-            </w:r>
-            <w:r>
-              <w:rPr>
-                <w:rFonts w:cstheme="minorHAnsi"/>
-                <w:sz w:val="24"/>
-                <w:szCs w:val="24"/>
-              </w:rPr>
-              <w:t xml:space="preserve">Entry </w:t>
-            </w:r>
-            <w:r>
-              <w:rPr>
-                <w:rFonts w:cstheme="minorHAnsi"/>
-                <w:sz w:val="24"/>
-                <w:szCs w:val="24"/>
-              </w:rPr>
-              <w:t>[40x</w:t>
-            </w:r>
-            <w:r>
-              <w:rPr>
-                <w:rFonts w:cstheme="minorHAnsi"/>
-                <w:sz w:val="24"/>
-                <w:szCs w:val="24"/>
-              </w:rPr>
-              <w:t>8]</w:t>
+              <w:t xml:space="preserve">Live Band Tech Rider  </w:t>
             </w:r>
           </w:p>
         </w:tc>
@@ -8964,25 +9358,7 @@
                 <w:sz w:val="24"/>
                 <w:szCs w:val="24"/>
               </w:rPr>
-              <w:t xml:space="preserve">Live Band With Tech Rider  </w:t>
-            </w:r>
-          </w:p>
-          <w:p>
-            <w:pPr>
-              <w:pStyle w:val="ListParagraph"/>
-              <w:rPr>
-                <w:rFonts w:cstheme="minorHAnsi"/>
-                <w:sz w:val="24"/>
-                <w:szCs w:val="24"/>
-              </w:rPr>
-            </w:pPr>
-            <w:r>
-              <w:rPr>
-                <w:rFonts w:cstheme="minorHAnsi"/>
-                <w:sz w:val="24"/>
-                <w:szCs w:val="24"/>
-              </w:rPr>
-              <w:t>[Copy Cat Or As Per Selection]</w:t>
+              <w:t>Stage Platform 16x40 With Stairs &amp; Carpet</w:t>
             </w:r>
           </w:p>
         </w:tc>
@@ -9015,7 +9391,15 @@
                 <w:sz w:val="24"/>
                 <w:szCs w:val="24"/>
               </w:rPr>
-              <w:t xml:space="preserve">On Final Call </w:t>
+              <w:t>20</w:t>
+            </w:r>
+            <w:r>
+              <w:rPr>
+                <w:rFonts w:cstheme="minorHAnsi"/>
+                <w:sz w:val="24"/>
+                <w:szCs w:val="24"/>
+              </w:rPr>
+              <w:t>,000 /-</w:t>
             </w:r>
           </w:p>
         </w:tc>
@@ -9056,7 +9440,7 @@
                 <w:sz w:val="24"/>
                 <w:szCs w:val="24"/>
               </w:rPr>
-              <w:t>Stage Platform 16x40 With Stairs &amp; Carpet</w:t>
+              <w:t>Professional Magician</w:t>
             </w:r>
           </w:p>
         </w:tc>
@@ -9138,7 +9522,7 @@
                 <w:sz w:val="24"/>
                 <w:szCs w:val="24"/>
               </w:rPr>
-              <w:t>Professional Magician</w:t>
+              <w:t>Piano [Only Instrument]</w:t>
             </w:r>
           </w:p>
         </w:tc>
@@ -9171,7 +9555,7 @@
                 <w:sz w:val="24"/>
                 <w:szCs w:val="24"/>
               </w:rPr>
-              <w:t>50,000 /-</w:t>
+              <w:t>On Final Call</w:t>
             </w:r>
           </w:p>
         </w:tc>
@@ -9212,7 +9596,7 @@
                 <w:sz w:val="24"/>
                 <w:szCs w:val="24"/>
               </w:rPr>
-              <w:t>Piano [Only Instrument]</w:t>
+              <w:t>Saxophone Artist</w:t>
             </w:r>
           </w:p>
         </w:tc>
@@ -9245,7 +9629,15 @@
                 <w:sz w:val="24"/>
                 <w:szCs w:val="24"/>
               </w:rPr>
-              <w:t>On Final Call</w:t>
+              <w:t>40</w:t>
+            </w:r>
+            <w:r>
+              <w:rPr>
+                <w:rFonts w:cstheme="minorHAnsi"/>
+                <w:sz w:val="24"/>
+                <w:szCs w:val="24"/>
+              </w:rPr>
+              <w:t>,000 /-</w:t>
             </w:r>
           </w:p>
         </w:tc>
@@ -9286,81 +9678,33 @@
                 <w:sz w:val="24"/>
                 <w:szCs w:val="24"/>
               </w:rPr>
-              <w:t>Saxophone Artist</w:t>
-            </w:r>
-          </w:p>
-        </w:tc>
-        <w:tc>
-          <w:tcPr>
-            <w:tcW w:w="2970" w:type="dxa"/>
-          </w:tcPr>
-          <w:p>
-            <w:pPr>
-              <w:jc w:val="center"/>
-              <w:rPr>
-                <w:rFonts w:cstheme="minorHAnsi"/>
-                <w:sz w:val="24"/>
-                <w:szCs w:val="24"/>
-              </w:rPr>
-            </w:pPr>
-          </w:p>
-          <w:p>
-            <w:pPr>
-              <w:jc w:val="center"/>
-              <w:rPr>
-                <w:rFonts w:cstheme="minorHAnsi"/>
-                <w:sz w:val="24"/>
-                <w:szCs w:val="24"/>
-              </w:rPr>
-            </w:pPr>
-            <w:r>
-              <w:rPr>
-                <w:rFonts w:cstheme="minorHAnsi"/>
-                <w:sz w:val="24"/>
-                <w:szCs w:val="24"/>
-              </w:rPr>
-              <w:t>50,000 /-</w:t>
-            </w:r>
-          </w:p>
-        </w:tc>
-      </w:tr>
-      <w:tr>
-        <w:trPr>
-          <w:trHeight w:val="908"/>
-        </w:trPr>
-        <w:tc>
-          <w:tcPr>
-            <w:tcW w:w="6565" w:type="dxa"/>
-          </w:tcPr>
-          <w:p>
-            <w:pPr>
-              <w:rPr>
-                <w:rFonts w:cstheme="minorHAnsi"/>
-                <w:sz w:val="24"/>
-                <w:szCs w:val="24"/>
-              </w:rPr>
-            </w:pPr>
-          </w:p>
-          <w:p>
-            <w:pPr>
-              <w:pStyle w:val="ListParagraph"/>
-              <w:numPr>
-                <w:ilvl w:val="0"/>
-                <w:numId w:val="21"/>
-              </w:numPr>
-              <w:rPr>
-                <w:rFonts w:cstheme="minorHAnsi"/>
-                <w:sz w:val="24"/>
-                <w:szCs w:val="24"/>
-              </w:rPr>
-            </w:pPr>
-            <w:r>
-              <w:rPr>
-                <w:rFonts w:cstheme="minorHAnsi"/>
-                <w:sz w:val="24"/>
-                <w:szCs w:val="24"/>
-              </w:rPr>
-              <w:t>DJ Console For Jockey</w:t>
+              <w:t xml:space="preserve">DJ Console </w:t>
+            </w:r>
+            <w:proofErr w:type="gramStart"/>
+            <w:r>
+              <w:rPr>
+                <w:rFonts w:cstheme="minorHAnsi"/>
+                <w:sz w:val="24"/>
+                <w:szCs w:val="24"/>
+              </w:rPr>
+              <w:t>For</w:t>
+            </w:r>
+            <w:proofErr w:type="gramEnd"/>
+            <w:r>
+              <w:rPr>
+                <w:rFonts w:cstheme="minorHAnsi"/>
+                <w:sz w:val="24"/>
+                <w:szCs w:val="24"/>
+              </w:rPr>
+              <w:t xml:space="preserve"> Jockey</w:t>
+            </w:r>
+            <w:r>
+              <w:rPr>
+                <w:rFonts w:cstheme="minorHAnsi"/>
+                <w:sz w:val="24"/>
+                <w:szCs w:val="24"/>
+              </w:rPr>
+              <w:t xml:space="preserve"> Krish</w:t>
             </w:r>
           </w:p>
         </w:tc>
@@ -9470,6 +9814,35 @@
           </w:p>
           <w:p>
             <w:pPr>
+              <w:numPr>
+                <w:ilvl w:val="0"/>
+                <w:numId w:val="14"/>
+              </w:numPr>
+              <w:rPr>
+                <w:rFonts w:cstheme="minorHAnsi"/>
+                <w:sz w:val="24"/>
+                <w:szCs w:val="24"/>
+              </w:rPr>
+            </w:pPr>
+            <w:r>
+              <w:rPr>
+                <w:rFonts w:cstheme="minorHAnsi"/>
+                <w:sz w:val="24"/>
+                <w:szCs w:val="24"/>
+              </w:rPr>
+              <w:t>Spotlight</w:t>
+            </w:r>
+            <w:r>
+              <w:rPr>
+                <w:rFonts w:cstheme="minorHAnsi"/>
+                <w:sz w:val="24"/>
+                <w:szCs w:val="24"/>
+              </w:rPr>
+              <w:t xml:space="preserve"> &amp; Laser Light</w:t>
+            </w:r>
+          </w:p>
+          <w:p>
+            <w:pPr>
               <w:rPr>
                 <w:rFonts w:cstheme="minorHAnsi"/>
                 <w:sz w:val="24"/>
@@ -9519,6 +9892,32 @@
                 <w:szCs w:val="24"/>
               </w:rPr>
               <w:t>25,000 /-</w:t>
+            </w:r>
+          </w:p>
+          <w:p>
+            <w:pPr>
+              <w:jc w:val="center"/>
+              <w:rPr>
+                <w:rFonts w:cstheme="minorHAnsi"/>
+                <w:sz w:val="24"/>
+                <w:szCs w:val="24"/>
+              </w:rPr>
+            </w:pPr>
+            <w:r>
+              <w:rPr>
+                <w:rFonts w:cstheme="minorHAnsi"/>
+                <w:sz w:val="24"/>
+                <w:szCs w:val="24"/>
+              </w:rPr>
+              <w:t>40</w:t>
+            </w:r>
+            <w:r>
+              <w:rPr>
+                <w:rFonts w:cstheme="minorHAnsi"/>
+                <w:sz w:val="24"/>
+                <w:szCs w:val="24"/>
+              </w:rPr>
+              <w:t>,000 /-</w:t>
             </w:r>
           </w:p>
         </w:tc>
@@ -9769,7 +10168,47 @@
                   <w:sz w:val="24"/>
                   <w:szCs w:val="24"/>
                 </w:rPr>
-                <w:t>Randhawa Vijay Entertainer (@vj_randhawa) • Instagram photos and videos</w:t>
+                <w:t xml:space="preserve">Randhawa Vijay </w:t>
+              </w:r>
+              <w:proofErr w:type="gramStart"/>
+              <w:r>
+                <w:rPr>
+                  <w:rStyle w:val="Hyperlink"/>
+                  <w:rFonts w:cstheme="minorHAnsi"/>
+                  <w:sz w:val="24"/>
+                  <w:szCs w:val="24"/>
+                </w:rPr>
+                <w:t>Entertainer (@</w:t>
+              </w:r>
+              <w:proofErr w:type="gramEnd"/>
+              <w:r>
+                <w:rPr>
+                  <w:rStyle w:val="Hyperlink"/>
+                  <w:rFonts w:cstheme="minorHAnsi"/>
+                  <w:sz w:val="24"/>
+                  <w:szCs w:val="24"/>
+                </w:rPr>
+                <w:t>vj_</w:t>
+              </w:r>
+              <w:proofErr w:type="gramStart"/>
+              <w:r>
+                <w:rPr>
+                  <w:rStyle w:val="Hyperlink"/>
+                  <w:rFonts w:cstheme="minorHAnsi"/>
+                  <w:sz w:val="24"/>
+                  <w:szCs w:val="24"/>
+                </w:rPr>
+                <w:t>randhawa) •</w:t>
+              </w:r>
+              <w:proofErr w:type="gramEnd"/>
+              <w:r>
+                <w:rPr>
+                  <w:rStyle w:val="Hyperlink"/>
+                  <w:rFonts w:cstheme="minorHAnsi"/>
+                  <w:sz w:val="24"/>
+                  <w:szCs w:val="24"/>
+                </w:rPr>
+                <w:t xml:space="preserve"> Instagram photos and videos</w:t>
               </w:r>
             </w:hyperlink>
           </w:p>
@@ -9819,7 +10258,47 @@
                   <w:sz w:val="24"/>
                   <w:szCs w:val="24"/>
                 </w:rPr>
-                <w:t>RADHIKA LOOMBA (@radhikaloomba_official) • Instagram photos and videos</w:t>
+                <w:t xml:space="preserve">RADHIKA </w:t>
+              </w:r>
+              <w:proofErr w:type="gramStart"/>
+              <w:r>
+                <w:rPr>
+                  <w:rStyle w:val="Hyperlink"/>
+                  <w:rFonts w:cstheme="minorHAnsi"/>
+                  <w:sz w:val="24"/>
+                  <w:szCs w:val="24"/>
+                </w:rPr>
+                <w:t>LOOMBA (@</w:t>
+              </w:r>
+              <w:proofErr w:type="gramEnd"/>
+              <w:r>
+                <w:rPr>
+                  <w:rStyle w:val="Hyperlink"/>
+                  <w:rFonts w:cstheme="minorHAnsi"/>
+                  <w:sz w:val="24"/>
+                  <w:szCs w:val="24"/>
+                </w:rPr>
+                <w:t>radhikaloomba_</w:t>
+              </w:r>
+              <w:proofErr w:type="gramStart"/>
+              <w:r>
+                <w:rPr>
+                  <w:rStyle w:val="Hyperlink"/>
+                  <w:rFonts w:cstheme="minorHAnsi"/>
+                  <w:sz w:val="24"/>
+                  <w:szCs w:val="24"/>
+                </w:rPr>
+                <w:t>official) •</w:t>
+              </w:r>
+              <w:proofErr w:type="gramEnd"/>
+              <w:r>
+                <w:rPr>
+                  <w:rStyle w:val="Hyperlink"/>
+                  <w:rFonts w:cstheme="minorHAnsi"/>
+                  <w:sz w:val="24"/>
+                  <w:szCs w:val="24"/>
+                </w:rPr>
+                <w:t xml:space="preserve"> Instagram photos and videos</w:t>
               </w:r>
             </w:hyperlink>
           </w:p>
@@ -9869,7 +10348,47 @@
                   <w:sz w:val="24"/>
                   <w:szCs w:val="24"/>
                 </w:rPr>
-                <w:t>Ish Nanda (@anchor_ish_nanda) • Instagram photos and videos</w:t>
+                <w:t xml:space="preserve">Ish </w:t>
+              </w:r>
+              <w:proofErr w:type="gramStart"/>
+              <w:r>
+                <w:rPr>
+                  <w:rStyle w:val="Hyperlink"/>
+                  <w:rFonts w:cstheme="minorHAnsi"/>
+                  <w:sz w:val="24"/>
+                  <w:szCs w:val="24"/>
+                </w:rPr>
+                <w:t>Nanda (@</w:t>
+              </w:r>
+              <w:proofErr w:type="gramEnd"/>
+              <w:r>
+                <w:rPr>
+                  <w:rStyle w:val="Hyperlink"/>
+                  <w:rFonts w:cstheme="minorHAnsi"/>
+                  <w:sz w:val="24"/>
+                  <w:szCs w:val="24"/>
+                </w:rPr>
+                <w:t>anchor_ish_</w:t>
+              </w:r>
+              <w:proofErr w:type="gramStart"/>
+              <w:r>
+                <w:rPr>
+                  <w:rStyle w:val="Hyperlink"/>
+                  <w:rFonts w:cstheme="minorHAnsi"/>
+                  <w:sz w:val="24"/>
+                  <w:szCs w:val="24"/>
+                </w:rPr>
+                <w:t>nanda) •</w:t>
+              </w:r>
+              <w:proofErr w:type="gramEnd"/>
+              <w:r>
+                <w:rPr>
+                  <w:rStyle w:val="Hyperlink"/>
+                  <w:rFonts w:cstheme="minorHAnsi"/>
+                  <w:sz w:val="24"/>
+                  <w:szCs w:val="24"/>
+                </w:rPr>
+                <w:t xml:space="preserve"> Instagram photos and videos</w:t>
               </w:r>
             </w:hyperlink>
           </w:p>
@@ -9885,27 +10404,6 @@
         </w:tc>
       </w:tr>
     </w:tbl>
-    <w:p>
-      <w:pPr>
-        <w:rPr>
-          <w:rFonts w:asciiTheme="majorHAnsi" w:eastAsiaTheme="majorEastAsia" w:hAnsiTheme="majorHAnsi" w:cstheme="majorBidi"/>
-          <w:bCs/>
-          <w:color w:val="000000" w:themeColor="text1"/>
-          <w:sz w:val="36"/>
-          <w:szCs w:val="36"/>
-          <w14:shadow w14:blurRad="38100" w14:dist="19050" w14:dir="2700000" w14:sx="100000" w14:sy="100000" w14:kx="0" w14:ky="0" w14:algn="tl">
-            <w14:schemeClr w14:val="dk1">
-              <w14:alpha w14:val="60000"/>
-            </w14:schemeClr>
-          </w14:shadow>
-          <w14:textOutline w14:w="0" w14:cap="flat" w14:cmpd="sng" w14:algn="ctr">
-            <w14:noFill/>
-            <w14:prstDash w14:val="solid"/>
-            <w14:round/>
-          </w14:textOutline>
-        </w:rPr>
-      </w:pPr>
-    </w:p>
     <w:p/>
     <w:tbl>
       <w:tblPr>
@@ -9933,7 +10431,6 @@
               <w:rPr>
                 <w:highlight w:val="yellow"/>
               </w:rPr>
-              <w:lastRenderedPageBreak/>
               <w:t>Live Bands</w:t>
             </w:r>
             <w:r>
@@ -9958,13 +10455,23 @@
                 <w:szCs w:val="24"/>
               </w:rPr>
             </w:pPr>
-            <w:r>
-              <w:rPr>
-                <w:rFonts w:cstheme="minorHAnsi"/>
-                <w:sz w:val="24"/>
-                <w:szCs w:val="24"/>
-              </w:rPr>
-              <w:t>Mohsick [Percussionist]</w:t>
+            <w:proofErr w:type="spellStart"/>
+            <w:r>
+              <w:rPr>
+                <w:rFonts w:cstheme="minorHAnsi"/>
+                <w:sz w:val="24"/>
+                <w:szCs w:val="24"/>
+              </w:rPr>
+              <w:t>Mohsick</w:t>
+            </w:r>
+            <w:proofErr w:type="spellEnd"/>
+            <w:r>
+              <w:rPr>
+                <w:rFonts w:cstheme="minorHAnsi"/>
+                <w:sz w:val="24"/>
+                <w:szCs w:val="24"/>
+              </w:rPr>
+              <w:t xml:space="preserve"> [Percussionist]</w:t>
             </w:r>
           </w:p>
           <w:p>
@@ -10015,6 +10522,7 @@
           </w:p>
           <w:p>
             <w:hyperlink r:id="rId12" w:history="1">
+              <w:proofErr w:type="gramStart"/>
               <w:r>
                 <w:rPr>
                   <w:rStyle w:val="Hyperlink"/>
@@ -10022,7 +10530,17 @@
                   <w:sz w:val="24"/>
                   <w:szCs w:val="24"/>
                 </w:rPr>
-                <w:t>Roulette (@rouletteonstage) • Instagram photos and videos</w:t>
+                <w:t>Roulette (@rouletteonstage) •</w:t>
+              </w:r>
+              <w:proofErr w:type="gramEnd"/>
+              <w:r>
+                <w:rPr>
+                  <w:rStyle w:val="Hyperlink"/>
+                  <w:rFonts w:cstheme="minorHAnsi"/>
+                  <w:sz w:val="24"/>
+                  <w:szCs w:val="24"/>
+                </w:rPr>
+                <w:t xml:space="preserve"> Instagram photos and videos</w:t>
               </w:r>
             </w:hyperlink>
           </w:p>
@@ -10053,6 +10571,7 @@
                 <w:szCs w:val="24"/>
               </w:rPr>
             </w:pPr>
+            <w:proofErr w:type="gramStart"/>
             <w:r>
               <w:rPr>
                 <w:rFonts w:cstheme="minorHAnsi"/>
@@ -10061,6 +10580,7 @@
               </w:rPr>
               <w:t>Copy Cat</w:t>
             </w:r>
+            <w:proofErr w:type="gramEnd"/>
           </w:p>
           <w:p>
             <w:pPr>
@@ -10071,6 +10591,7 @@
               </w:rPr>
             </w:pPr>
             <w:hyperlink r:id="rId13" w:history="1">
+              <w:proofErr w:type="gramStart"/>
               <w:r>
                 <w:rPr>
                   <w:rStyle w:val="Hyperlink"/>
@@ -10078,7 +10599,37 @@
                   <w:sz w:val="24"/>
                   <w:szCs w:val="24"/>
                 </w:rPr>
-                <w:t>The CopyCats (@thecopycatsindia) • Instagram photos and videos</w:t>
+                <w:t xml:space="preserve">The </w:t>
+              </w:r>
+              <w:proofErr w:type="spellStart"/>
+              <w:r>
+                <w:rPr>
+                  <w:rStyle w:val="Hyperlink"/>
+                  <w:rFonts w:cstheme="minorHAnsi"/>
+                  <w:sz w:val="24"/>
+                  <w:szCs w:val="24"/>
+                </w:rPr>
+                <w:t>CopyCats</w:t>
+              </w:r>
+              <w:proofErr w:type="spellEnd"/>
+              <w:r>
+                <w:rPr>
+                  <w:rStyle w:val="Hyperlink"/>
+                  <w:rFonts w:cstheme="minorHAnsi"/>
+                  <w:sz w:val="24"/>
+                  <w:szCs w:val="24"/>
+                </w:rPr>
+                <w:t xml:space="preserve"> (@thecopycatsindia) •</w:t>
+              </w:r>
+              <w:proofErr w:type="gramEnd"/>
+              <w:r>
+                <w:rPr>
+                  <w:rStyle w:val="Hyperlink"/>
+                  <w:rFonts w:cstheme="minorHAnsi"/>
+                  <w:sz w:val="24"/>
+                  <w:szCs w:val="24"/>
+                </w:rPr>
+                <w:t xml:space="preserve"> Instagram photos and videos</w:t>
               </w:r>
             </w:hyperlink>
           </w:p>
@@ -10106,6 +10657,7 @@
                 <w:sz w:val="24"/>
                 <w:szCs w:val="24"/>
               </w:rPr>
+              <w:lastRenderedPageBreak/>
               <w:t>Manleen Rekhi</w:t>
             </w:r>
           </w:p>
@@ -10118,6 +10670,7 @@
               </w:rPr>
             </w:pPr>
             <w:hyperlink r:id="rId14" w:history="1">
+              <w:proofErr w:type="spellStart"/>
               <w:r>
                 <w:rPr>
                   <w:rStyle w:val="Hyperlink"/>
@@ -10125,7 +10678,17 @@
                   <w:sz w:val="24"/>
                   <w:szCs w:val="24"/>
                 </w:rPr>
-                <w:t>manleenrekhilive • Instagram photos and videos</w:t>
+                <w:t>manleenrekhilive</w:t>
+              </w:r>
+              <w:proofErr w:type="spellEnd"/>
+              <w:r>
+                <w:rPr>
+                  <w:rStyle w:val="Hyperlink"/>
+                  <w:rFonts w:cstheme="minorHAnsi"/>
+                  <w:sz w:val="24"/>
+                  <w:szCs w:val="24"/>
+                </w:rPr>
+                <w:t xml:space="preserve"> • Instagram photos and videos</w:t>
               </w:r>
             </w:hyperlink>
           </w:p>
@@ -14111,6 +14674,7 @@
   <w:style w:type="character" w:default="1" w:styleId="DefaultParagraphFont">
     <w:name w:val="Default Paragraph Font"/>
     <w:uiPriority w:val="1"/>
+    <w:semiHidden/>
     <w:unhideWhenUsed/>
   </w:style>
   <w:style w:type="table" w:default="1" w:styleId="TableNormal">

--- a/Quotations/Kavita Goswami 20_22_Feb_2026/Quotation With Budget (1).docx
+++ b/Quotations/Kavita Goswami 20_22_Feb_2026/Quotation With Budget (1).docx
@@ -4610,25 +4610,7 @@
                 <w:sz w:val="24"/>
                 <w:szCs w:val="24"/>
               </w:rPr>
-              <w:t>Percussionist [</w:t>
-            </w:r>
-            <w:proofErr w:type="spellStart"/>
-            <w:r>
-              <w:rPr>
-                <w:rFonts w:cstheme="minorHAnsi"/>
-                <w:sz w:val="24"/>
-                <w:szCs w:val="24"/>
-              </w:rPr>
-              <w:t>Mohsick</w:t>
-            </w:r>
-            <w:proofErr w:type="spellEnd"/>
-            <w:r>
-              <w:rPr>
-                <w:rFonts w:cstheme="minorHAnsi"/>
-                <w:sz w:val="24"/>
-                <w:szCs w:val="24"/>
-              </w:rPr>
-              <w:t xml:space="preserve">] </w:t>
+              <w:t xml:space="preserve">Percussionist [Mohsick] </w:t>
             </w:r>
           </w:p>
           <w:p>
@@ -8287,7 +8269,23 @@
                 <w:sz w:val="24"/>
                 <w:szCs w:val="24"/>
               </w:rPr>
-              <w:t>2,50,000 /-</w:t>
+              <w:t>2,</w:t>
+            </w:r>
+            <w:r>
+              <w:rPr>
+                <w:rFonts w:cstheme="minorHAnsi"/>
+                <w:sz w:val="24"/>
+                <w:szCs w:val="24"/>
+              </w:rPr>
+              <w:t>0</w:t>
+            </w:r>
+            <w:r>
+              <w:rPr>
+                <w:rFonts w:cstheme="minorHAnsi"/>
+                <w:sz w:val="24"/>
+                <w:szCs w:val="24"/>
+              </w:rPr>
+              <w:t>0,000 /-</w:t>
             </w:r>
           </w:p>
         </w:tc>
@@ -8382,7 +8380,23 @@
                 <w:sz w:val="24"/>
                 <w:szCs w:val="24"/>
               </w:rPr>
-              <w:t>2,50,000 /-</w:t>
+              <w:t>2,</w:t>
+            </w:r>
+            <w:r>
+              <w:rPr>
+                <w:rFonts w:cstheme="minorHAnsi"/>
+                <w:sz w:val="24"/>
+                <w:szCs w:val="24"/>
+              </w:rPr>
+              <w:t>0</w:t>
+            </w:r>
+            <w:r>
+              <w:rPr>
+                <w:rFonts w:cstheme="minorHAnsi"/>
+                <w:sz w:val="24"/>
+                <w:szCs w:val="24"/>
+              </w:rPr>
+              <w:t>0,000 /-</w:t>
             </w:r>
           </w:p>
         </w:tc>

--- a/Quotations/Kavita Goswami 20_22_Feb_2026/Quotation With Budget (1).docx
+++ b/Quotations/Kavita Goswami 20_22_Feb_2026/Quotation With Budget (1).docx
@@ -1666,16 +1666,6 @@
               </w:rPr>
             </w:pPr>
           </w:p>
-          <w:p>
-            <w:pPr>
-              <w:pStyle w:val="ListParagraph"/>
-              <w:rPr>
-                <w:rFonts w:cstheme="minorHAnsi"/>
-                <w:sz w:val="24"/>
-                <w:szCs w:val="24"/>
-              </w:rPr>
-            </w:pPr>
-          </w:p>
         </w:tc>
         <w:tc>
           <w:tcPr>
@@ -3134,15 +3124,6 @@
               <w:t>Professional Anchor</w:t>
             </w:r>
           </w:p>
-          <w:p>
-            <w:pPr>
-              <w:rPr>
-                <w:rFonts w:cstheme="minorHAnsi"/>
-                <w:sz w:val="24"/>
-                <w:szCs w:val="24"/>
-              </w:rPr>
-            </w:pPr>
-          </w:p>
         </w:tc>
         <w:tc>
           <w:tcPr>
@@ -3215,65 +3196,8 @@
                 <w:sz w:val="24"/>
                 <w:szCs w:val="24"/>
               </w:rPr>
-              <w:t>Artists [</w:t>
-            </w:r>
-            <w:r>
-              <w:rPr>
-                <w:rFonts w:cstheme="minorHAnsi"/>
-                <w:sz w:val="24"/>
-                <w:szCs w:val="24"/>
-              </w:rPr>
-              <w:t>2</w:t>
-            </w:r>
-            <w:r>
-              <w:rPr>
-                <w:rFonts w:cstheme="minorHAnsi"/>
-                <w:sz w:val="24"/>
-                <w:szCs w:val="24"/>
-              </w:rPr>
-              <w:t xml:space="preserve">] </w:t>
-            </w:r>
-            <w:r>
-              <w:rPr>
-                <w:rFonts w:cstheme="minorHAnsi"/>
-                <w:sz w:val="24"/>
-                <w:szCs w:val="24"/>
-              </w:rPr>
-              <w:t>[</w:t>
-            </w:r>
-            <w:r>
-              <w:rPr>
-                <w:rFonts w:cstheme="minorHAnsi"/>
-                <w:sz w:val="24"/>
-                <w:szCs w:val="24"/>
-              </w:rPr>
-              <w:t>Jiving &amp; Swing Dancing</w:t>
-            </w:r>
-            <w:r>
-              <w:rPr>
-                <w:rFonts w:cstheme="minorHAnsi"/>
-                <w:sz w:val="24"/>
-                <w:szCs w:val="24"/>
-              </w:rPr>
-              <w:t>]</w:t>
-            </w:r>
-            <w:r>
-              <w:rPr>
-                <w:rFonts w:cstheme="minorHAnsi"/>
-                <w:sz w:val="24"/>
-                <w:szCs w:val="24"/>
-              </w:rPr>
-              <w:t xml:space="preserve"> </w:t>
-            </w:r>
-          </w:p>
-          <w:p>
-            <w:pPr>
-              <w:rPr>
-                <w:rFonts w:cstheme="minorHAnsi"/>
-                <w:sz w:val="24"/>
-                <w:szCs w:val="24"/>
-              </w:rPr>
-            </w:pPr>
+              <w:t>Saxophone Artist</w:t>
+            </w:r>
           </w:p>
         </w:tc>
         <w:tc>
@@ -3292,47 +3216,20 @@
           </w:p>
           <w:p>
             <w:pPr>
-              <w:tabs>
-                <w:tab w:val="left" w:pos="648"/>
-                <w:tab w:val="center" w:pos="1287"/>
-              </w:tabs>
-              <w:rPr>
-                <w:rFonts w:cstheme="minorHAnsi"/>
-                <w:sz w:val="24"/>
-                <w:szCs w:val="24"/>
-              </w:rPr>
-            </w:pPr>
-            <w:r>
-              <w:rPr>
-                <w:rFonts w:cstheme="minorHAnsi"/>
-                <w:sz w:val="24"/>
-                <w:szCs w:val="24"/>
-              </w:rPr>
-              <w:tab/>
-            </w:r>
-            <w:r>
-              <w:rPr>
-                <w:rFonts w:cstheme="minorHAnsi"/>
-                <w:sz w:val="24"/>
-                <w:szCs w:val="24"/>
-              </w:rPr>
-              <w:tab/>
-            </w:r>
-            <w:r>
-              <w:rPr>
-                <w:rFonts w:cstheme="minorHAnsi"/>
-                <w:sz w:val="24"/>
-                <w:szCs w:val="24"/>
-              </w:rPr>
-              <w:t>25</w:t>
-            </w:r>
-            <w:r>
-              <w:rPr>
-                <w:rFonts w:cstheme="minorHAnsi"/>
-                <w:sz w:val="24"/>
-                <w:szCs w:val="24"/>
-              </w:rPr>
-              <w:t>,000 /-</w:t>
+              <w:jc w:val="center"/>
+              <w:rPr>
+                <w:rFonts w:cstheme="minorHAnsi"/>
+                <w:sz w:val="24"/>
+                <w:szCs w:val="24"/>
+              </w:rPr>
+            </w:pPr>
+            <w:r>
+              <w:rPr>
+                <w:rFonts w:cstheme="minorHAnsi"/>
+                <w:sz w:val="24"/>
+                <w:szCs w:val="24"/>
+              </w:rPr>
+              <w:t>40,000 /-</w:t>
             </w:r>
           </w:p>
         </w:tc>
@@ -3374,43 +3271,56 @@
                 <w:sz w:val="24"/>
                 <w:szCs w:val="24"/>
               </w:rPr>
-              <w:t xml:space="preserve">DJ Console </w:t>
-            </w:r>
-            <w:proofErr w:type="gramStart"/>
-            <w:r>
-              <w:rPr>
-                <w:rFonts w:cstheme="minorHAnsi"/>
-                <w:sz w:val="24"/>
-                <w:szCs w:val="24"/>
-              </w:rPr>
-              <w:t>For</w:t>
-            </w:r>
-            <w:proofErr w:type="gramEnd"/>
-            <w:r>
-              <w:rPr>
-                <w:rFonts w:cstheme="minorHAnsi"/>
-                <w:sz w:val="24"/>
-                <w:szCs w:val="24"/>
-              </w:rPr>
-              <w:t xml:space="preserve"> Jockey</w:t>
-            </w:r>
-            <w:r>
-              <w:rPr>
-                <w:rFonts w:cstheme="minorHAnsi"/>
-                <w:sz w:val="24"/>
-                <w:szCs w:val="24"/>
-              </w:rPr>
-              <w:t xml:space="preserve"> Sid</w:t>
-            </w:r>
-          </w:p>
-          <w:p>
-            <w:pPr>
-              <w:rPr>
-                <w:rFonts w:cstheme="minorHAnsi"/>
-                <w:sz w:val="24"/>
-                <w:szCs w:val="24"/>
-              </w:rPr>
-            </w:pPr>
+              <w:t>Artists [</w:t>
+            </w:r>
+            <w:r>
+              <w:rPr>
+                <w:rFonts w:cstheme="minorHAnsi"/>
+                <w:sz w:val="24"/>
+                <w:szCs w:val="24"/>
+              </w:rPr>
+              <w:t>2</w:t>
+            </w:r>
+            <w:r>
+              <w:rPr>
+                <w:rFonts w:cstheme="minorHAnsi"/>
+                <w:sz w:val="24"/>
+                <w:szCs w:val="24"/>
+              </w:rPr>
+              <w:t xml:space="preserve">] </w:t>
+            </w:r>
+            <w:r>
+              <w:rPr>
+                <w:rFonts w:cstheme="minorHAnsi"/>
+                <w:sz w:val="24"/>
+                <w:szCs w:val="24"/>
+              </w:rPr>
+              <w:t>[</w:t>
+            </w:r>
+            <w:r>
+              <w:rPr>
+                <w:rFonts w:cstheme="minorHAnsi"/>
+                <w:sz w:val="24"/>
+                <w:szCs w:val="24"/>
+              </w:rPr>
+              <w:t>Jiving &amp; Swing Dancing</w:t>
+            </w:r>
+            <w:r>
+              <w:rPr>
+                <w:rFonts w:cstheme="minorHAnsi"/>
+                <w:sz w:val="24"/>
+                <w:szCs w:val="24"/>
+              </w:rPr>
+              <w:t>]</w:t>
+            </w:r>
+            <w:r>
+              <w:rPr>
+                <w:rFonts w:cstheme="minorHAnsi"/>
+                <w:sz w:val="24"/>
+                <w:szCs w:val="24"/>
+              </w:rPr>
+              <w:t xml:space="preserve"> </w:t>
+            </w:r>
           </w:p>
         </w:tc>
         <w:tc>
@@ -3429,20 +3339,47 @@
           </w:p>
           <w:p>
             <w:pPr>
-              <w:jc w:val="center"/>
-              <w:rPr>
-                <w:rFonts w:cstheme="minorHAnsi"/>
-                <w:sz w:val="24"/>
-                <w:szCs w:val="24"/>
-              </w:rPr>
-            </w:pPr>
-            <w:r>
-              <w:rPr>
-                <w:rFonts w:cstheme="minorHAnsi"/>
-                <w:sz w:val="24"/>
-                <w:szCs w:val="24"/>
-              </w:rPr>
-              <w:t>20,000 /-</w:t>
+              <w:tabs>
+                <w:tab w:val="left" w:pos="648"/>
+                <w:tab w:val="center" w:pos="1287"/>
+              </w:tabs>
+              <w:rPr>
+                <w:rFonts w:cstheme="minorHAnsi"/>
+                <w:sz w:val="24"/>
+                <w:szCs w:val="24"/>
+              </w:rPr>
+            </w:pPr>
+            <w:r>
+              <w:rPr>
+                <w:rFonts w:cstheme="minorHAnsi"/>
+                <w:sz w:val="24"/>
+                <w:szCs w:val="24"/>
+              </w:rPr>
+              <w:tab/>
+            </w:r>
+            <w:r>
+              <w:rPr>
+                <w:rFonts w:cstheme="minorHAnsi"/>
+                <w:sz w:val="24"/>
+                <w:szCs w:val="24"/>
+              </w:rPr>
+              <w:tab/>
+            </w:r>
+            <w:r>
+              <w:rPr>
+                <w:rFonts w:cstheme="minorHAnsi"/>
+                <w:sz w:val="24"/>
+                <w:szCs w:val="24"/>
+              </w:rPr>
+              <w:t>25</w:t>
+            </w:r>
+            <w:r>
+              <w:rPr>
+                <w:rFonts w:cstheme="minorHAnsi"/>
+                <w:sz w:val="24"/>
+                <w:szCs w:val="24"/>
+              </w:rPr>
+              <w:t>,000 /-</w:t>
             </w:r>
           </w:p>
         </w:tc>
@@ -3460,9 +3397,6 @@
             <w:pPr>
               <w:rPr>
                 <w:rFonts w:cstheme="minorHAnsi"/>
-                <w:b/>
-                <w:bCs/>
-                <w:color w:val="C45911" w:themeColor="accent2" w:themeShade="BF"/>
                 <w:sz w:val="24"/>
                 <w:szCs w:val="24"/>
               </w:rPr>
@@ -3473,7 +3407,7 @@
               <w:pStyle w:val="ListParagraph"/>
               <w:numPr>
                 <w:ilvl w:val="0"/>
-                <w:numId w:val="27"/>
+                <w:numId w:val="23"/>
               </w:numPr>
               <w:rPr>
                 <w:rFonts w:cstheme="minorHAnsi"/>
@@ -3484,34 +3418,36 @@
             <w:r>
               <w:rPr>
                 <w:rFonts w:cstheme="minorHAnsi"/>
-                <w:b/>
-                <w:bCs/>
-                <w:color w:val="C45911" w:themeColor="accent2" w:themeShade="BF"/>
-                <w:sz w:val="24"/>
-                <w:szCs w:val="24"/>
-              </w:rPr>
-              <w:t>Special Effects</w:t>
-            </w:r>
-          </w:p>
-          <w:p>
-            <w:pPr>
-              <w:numPr>
-                <w:ilvl w:val="0"/>
-                <w:numId w:val="14"/>
-              </w:numPr>
-              <w:rPr>
-                <w:rFonts w:cstheme="minorHAnsi"/>
-                <w:sz w:val="24"/>
-                <w:szCs w:val="24"/>
-              </w:rPr>
-            </w:pPr>
-            <w:r>
-              <w:rPr>
-                <w:rFonts w:cstheme="minorHAnsi"/>
-                <w:sz w:val="24"/>
-                <w:szCs w:val="24"/>
-              </w:rPr>
-              <w:t>Bubble Machine</w:t>
+                <w:sz w:val="24"/>
+                <w:szCs w:val="24"/>
+              </w:rPr>
+              <w:t xml:space="preserve">DJ Console </w:t>
+            </w:r>
+            <w:proofErr w:type="gramStart"/>
+            <w:r>
+              <w:rPr>
+                <w:rFonts w:cstheme="minorHAnsi"/>
+                <w:sz w:val="24"/>
+                <w:szCs w:val="24"/>
+              </w:rPr>
+              <w:t>For</w:t>
+            </w:r>
+            <w:proofErr w:type="gramEnd"/>
+            <w:r>
+              <w:rPr>
+                <w:rFonts w:cstheme="minorHAnsi"/>
+                <w:sz w:val="24"/>
+                <w:szCs w:val="24"/>
+              </w:rPr>
+              <w:t xml:space="preserve"> Jockey</w:t>
+            </w:r>
+            <w:r>
+              <w:rPr>
+                <w:rFonts w:cstheme="minorHAnsi"/>
+                <w:sz w:val="24"/>
+                <w:szCs w:val="24"/>
+              </w:rPr>
+              <w:t xml:space="preserve"> Sid</w:t>
             </w:r>
           </w:p>
         </w:tc>
@@ -3519,16 +3455,6 @@
           <w:tcPr>
             <w:tcW w:w="2790" w:type="dxa"/>
           </w:tcPr>
-          <w:p>
-            <w:pPr>
-              <w:jc w:val="center"/>
-              <w:rPr>
-                <w:rFonts w:cstheme="minorHAnsi"/>
-                <w:sz w:val="24"/>
-                <w:szCs w:val="24"/>
-              </w:rPr>
-            </w:pPr>
-          </w:p>
           <w:p>
             <w:pPr>
               <w:jc w:val="center"/>
@@ -3570,7 +3496,6 @@
           </w:tcPr>
           <w:p>
             <w:pPr>
-              <w:jc w:val="center"/>
               <w:rPr>
                 <w:rFonts w:cstheme="minorHAnsi"/>
                 <w:b/>
@@ -3583,7 +3508,18 @@
           </w:p>
           <w:p>
             <w:pPr>
-              <w:jc w:val="center"/>
+              <w:pStyle w:val="ListParagraph"/>
+              <w:numPr>
+                <w:ilvl w:val="0"/>
+                <w:numId w:val="27"/>
+              </w:numPr>
+              <w:rPr>
+                <w:rFonts w:cstheme="minorHAnsi"/>
+                <w:sz w:val="24"/>
+                <w:szCs w:val="24"/>
+              </w:rPr>
+            </w:pPr>
+            <w:r>
               <w:rPr>
                 <w:rFonts w:cstheme="minorHAnsi"/>
                 <w:b/>
@@ -3592,27 +3528,34 @@
                 <w:sz w:val="24"/>
                 <w:szCs w:val="24"/>
               </w:rPr>
-            </w:pPr>
-            <w:r>
-              <w:rPr>
-                <w:rFonts w:cstheme="minorHAnsi"/>
-                <w:b/>
-                <w:bCs/>
-                <w:color w:val="C45911" w:themeColor="accent2" w:themeShade="BF"/>
-                <w:sz w:val="24"/>
-                <w:szCs w:val="24"/>
-              </w:rPr>
-              <w:t>TOTAL (B)</w:t>
-            </w:r>
-          </w:p>
-          <w:p>
-            <w:pPr>
-              <w:jc w:val="center"/>
-              <w:rPr>
-                <w:rFonts w:cstheme="minorHAnsi"/>
-                <w:b/>
-                <w:bCs/>
-                <w:color w:val="C45911" w:themeColor="accent2" w:themeShade="BF"/>
+              <w:t>Special Effects</w:t>
+            </w:r>
+          </w:p>
+          <w:p>
+            <w:pPr>
+              <w:numPr>
+                <w:ilvl w:val="0"/>
+                <w:numId w:val="14"/>
+              </w:numPr>
+              <w:rPr>
+                <w:rFonts w:cstheme="minorHAnsi"/>
+                <w:sz w:val="24"/>
+                <w:szCs w:val="24"/>
+              </w:rPr>
+            </w:pPr>
+            <w:r>
+              <w:rPr>
+                <w:rFonts w:cstheme="minorHAnsi"/>
+                <w:sz w:val="24"/>
+                <w:szCs w:val="24"/>
+              </w:rPr>
+              <w:t>Bubble Machine</w:t>
+            </w:r>
+          </w:p>
+          <w:p>
+            <w:pPr>
+              <w:rPr>
+                <w:rFonts w:cstheme="minorHAnsi"/>
                 <w:sz w:val="24"/>
                 <w:szCs w:val="24"/>
               </w:rPr>
@@ -3628,6 +3571,110 @@
               <w:jc w:val="center"/>
               <w:rPr>
                 <w:rFonts w:cstheme="minorHAnsi"/>
+                <w:sz w:val="24"/>
+                <w:szCs w:val="24"/>
+              </w:rPr>
+            </w:pPr>
+          </w:p>
+          <w:p>
+            <w:pPr>
+              <w:jc w:val="center"/>
+              <w:rPr>
+                <w:rFonts w:cstheme="minorHAnsi"/>
+                <w:sz w:val="24"/>
+                <w:szCs w:val="24"/>
+              </w:rPr>
+            </w:pPr>
+          </w:p>
+          <w:p>
+            <w:pPr>
+              <w:jc w:val="center"/>
+              <w:rPr>
+                <w:rFonts w:cstheme="minorHAnsi"/>
+                <w:sz w:val="24"/>
+                <w:szCs w:val="24"/>
+              </w:rPr>
+            </w:pPr>
+            <w:r>
+              <w:rPr>
+                <w:rFonts w:cstheme="minorHAnsi"/>
+                <w:sz w:val="24"/>
+                <w:szCs w:val="24"/>
+              </w:rPr>
+              <w:t>20,000 /-</w:t>
+            </w:r>
+          </w:p>
+        </w:tc>
+      </w:tr>
+      <w:tr>
+        <w:trPr>
+          <w:trHeight w:val="563"/>
+        </w:trPr>
+        <w:tc>
+          <w:tcPr>
+            <w:tcW w:w="6745" w:type="dxa"/>
+            <w:gridSpan w:val="2"/>
+          </w:tcPr>
+          <w:p>
+            <w:pPr>
+              <w:jc w:val="center"/>
+              <w:rPr>
+                <w:rFonts w:cstheme="minorHAnsi"/>
+                <w:b/>
+                <w:bCs/>
+                <w:color w:val="C45911" w:themeColor="accent2" w:themeShade="BF"/>
+                <w:sz w:val="24"/>
+                <w:szCs w:val="24"/>
+              </w:rPr>
+            </w:pPr>
+          </w:p>
+          <w:p>
+            <w:pPr>
+              <w:jc w:val="center"/>
+              <w:rPr>
+                <w:rFonts w:cstheme="minorHAnsi"/>
+                <w:b/>
+                <w:bCs/>
+                <w:color w:val="C45911" w:themeColor="accent2" w:themeShade="BF"/>
+                <w:sz w:val="24"/>
+                <w:szCs w:val="24"/>
+              </w:rPr>
+            </w:pPr>
+            <w:r>
+              <w:rPr>
+                <w:rFonts w:cstheme="minorHAnsi"/>
+                <w:b/>
+                <w:bCs/>
+                <w:color w:val="C45911" w:themeColor="accent2" w:themeShade="BF"/>
+                <w:sz w:val="24"/>
+                <w:szCs w:val="24"/>
+              </w:rPr>
+              <w:t>TOTAL (B)</w:t>
+            </w:r>
+          </w:p>
+          <w:p>
+            <w:pPr>
+              <w:jc w:val="center"/>
+              <w:rPr>
+                <w:rFonts w:cstheme="minorHAnsi"/>
+                <w:b/>
+                <w:bCs/>
+                <w:color w:val="C45911" w:themeColor="accent2" w:themeShade="BF"/>
+                <w:sz w:val="24"/>
+                <w:szCs w:val="24"/>
+              </w:rPr>
+            </w:pPr>
+          </w:p>
+        </w:tc>
+        <w:tc>
+          <w:tcPr>
+            <w:tcW w:w="2790" w:type="dxa"/>
+          </w:tcPr>
+          <w:p>
+            <w:pPr>
+              <w:jc w:val="center"/>
+              <w:rPr>
+                <w:rFonts w:cstheme="minorHAnsi"/>
                 <w:b/>
                 <w:bCs/>
                 <w:color w:val="C45911" w:themeColor="accent2" w:themeShade="BF"/>
@@ -3679,7 +3726,18 @@
                 <w:sz w:val="24"/>
                 <w:szCs w:val="24"/>
               </w:rPr>
-              <w:t>40</w:t>
+              <w:t>8</w:t>
+            </w:r>
+            <w:r>
+              <w:rPr>
+                <w:rFonts w:cstheme="minorHAnsi"/>
+                <w:b/>
+                <w:bCs/>
+                <w:color w:val="C45911" w:themeColor="accent2" w:themeShade="BF"/>
+                <w:sz w:val="24"/>
+                <w:szCs w:val="24"/>
+              </w:rPr>
+              <w:t>0</w:t>
             </w:r>
             <w:r>
               <w:rPr>
@@ -4476,17 +4534,26 @@
                 <w:sz w:val="24"/>
                 <w:szCs w:val="24"/>
               </w:rPr>
-              <w:t>Tech rider For Percussionist</w:t>
-            </w:r>
-          </w:p>
-          <w:p>
-            <w:pPr>
-              <w:rPr>
-                <w:rFonts w:cstheme="minorHAnsi"/>
-                <w:sz w:val="24"/>
-                <w:szCs w:val="24"/>
-              </w:rPr>
-            </w:pPr>
+              <w:t xml:space="preserve">Tech </w:t>
+            </w:r>
+            <w:proofErr w:type="gramStart"/>
+            <w:r>
+              <w:rPr>
+                <w:rFonts w:cstheme="minorHAnsi"/>
+                <w:sz w:val="24"/>
+                <w:szCs w:val="24"/>
+              </w:rPr>
+              <w:t>rider</w:t>
+            </w:r>
+            <w:proofErr w:type="gramEnd"/>
+            <w:r>
+              <w:rPr>
+                <w:rFonts w:cstheme="minorHAnsi"/>
+                <w:sz w:val="24"/>
+                <w:szCs w:val="24"/>
+              </w:rPr>
+              <w:t xml:space="preserve"> For Percussionist</w:t>
+            </w:r>
           </w:p>
         </w:tc>
         <w:tc>
@@ -4631,15 +4698,6 @@
               <w:t>[Including Travel, Stay, Food &amp; Beverages]</w:t>
             </w:r>
           </w:p>
-          <w:p>
-            <w:pPr>
-              <w:rPr>
-                <w:rFonts w:cstheme="minorHAnsi"/>
-                <w:sz w:val="24"/>
-                <w:szCs w:val="24"/>
-              </w:rPr>
-            </w:pPr>
-          </w:p>
         </w:tc>
         <w:tc>
           <w:tcPr>
@@ -4687,7 +4745,7 @@
                 <w:sz w:val="24"/>
                 <w:szCs w:val="24"/>
               </w:rPr>
-              <w:t>8</w:t>
+              <w:t>5</w:t>
             </w:r>
             <w:r>
               <w:rPr>
@@ -4830,16 +4888,6 @@
               <w:t>,000 /-</w:t>
             </w:r>
           </w:p>
-          <w:p>
-            <w:pPr>
-              <w:jc w:val="center"/>
-              <w:rPr>
-                <w:rFonts w:cstheme="minorHAnsi"/>
-                <w:sz w:val="24"/>
-                <w:szCs w:val="24"/>
-              </w:rPr>
-            </w:pPr>
-          </w:p>
         </w:tc>
       </w:tr>
       <w:tr>
@@ -4976,25 +5024,47 @@
                 <w:sz w:val="24"/>
                 <w:szCs w:val="24"/>
               </w:rPr>
-              <w:t>Firework</w:t>
-            </w:r>
-            <w:r>
-              <w:rPr>
-                <w:rFonts w:cstheme="minorHAnsi"/>
-                <w:sz w:val="24"/>
-                <w:szCs w:val="24"/>
-              </w:rPr>
-              <w:t xml:space="preserve"> Boxes [4] [Golden &amp; Red]</w:t>
-            </w:r>
-          </w:p>
-          <w:p>
-            <w:pPr>
-              <w:rPr>
-                <w:rFonts w:cstheme="minorHAnsi"/>
-                <w:sz w:val="24"/>
-                <w:szCs w:val="24"/>
-              </w:rPr>
-            </w:pPr>
+              <w:t>Electric Fireworks</w:t>
+            </w:r>
+          </w:p>
+          <w:p>
+            <w:pPr>
+              <w:numPr>
+                <w:ilvl w:val="0"/>
+                <w:numId w:val="14"/>
+              </w:numPr>
+              <w:rPr>
+                <w:rFonts w:cstheme="minorHAnsi"/>
+                <w:sz w:val="24"/>
+                <w:szCs w:val="24"/>
+              </w:rPr>
+            </w:pPr>
+            <w:r>
+              <w:rPr>
+                <w:rFonts w:cstheme="minorHAnsi"/>
+                <w:sz w:val="24"/>
+                <w:szCs w:val="24"/>
+              </w:rPr>
+              <w:t xml:space="preserve">Cold Pyros </w:t>
+            </w:r>
+            <w:proofErr w:type="gramStart"/>
+            <w:r>
+              <w:rPr>
+                <w:rFonts w:cstheme="minorHAnsi"/>
+                <w:sz w:val="24"/>
+                <w:szCs w:val="24"/>
+              </w:rPr>
+              <w:t>On</w:t>
+            </w:r>
+            <w:proofErr w:type="gramEnd"/>
+            <w:r>
+              <w:rPr>
+                <w:rFonts w:cstheme="minorHAnsi"/>
+                <w:sz w:val="24"/>
+                <w:szCs w:val="24"/>
+              </w:rPr>
+              <w:t xml:space="preserve"> Water Body (20)</w:t>
+            </w:r>
           </w:p>
         </w:tc>
         <w:tc>
@@ -5037,7 +5107,7 @@
                 <w:sz w:val="24"/>
                 <w:szCs w:val="24"/>
               </w:rPr>
-              <w:t>2</w:t>
+              <w:t>9</w:t>
             </w:r>
             <w:r>
               <w:rPr>
@@ -5054,6 +5124,24 @@
                 <w:szCs w:val="24"/>
               </w:rPr>
               <w:t>,000 /-</w:t>
+            </w:r>
+          </w:p>
+          <w:p>
+            <w:pPr>
+              <w:jc w:val="center"/>
+              <w:rPr>
+                <w:rFonts w:cstheme="minorHAnsi"/>
+                <w:sz w:val="24"/>
+                <w:szCs w:val="24"/>
+              </w:rPr>
+            </w:pPr>
+            <w:r>
+              <w:rPr>
+                <w:rFonts w:cstheme="minorHAnsi"/>
+                <w:sz w:val="24"/>
+                <w:szCs w:val="24"/>
+              </w:rPr>
+              <w:t>10,000 /-</w:t>
             </w:r>
           </w:p>
         </w:tc>
@@ -5178,7 +5266,7 @@
                 <w:sz w:val="24"/>
                 <w:szCs w:val="24"/>
               </w:rPr>
-              <w:t>0</w:t>
+              <w:t>50</w:t>
             </w:r>
             <w:r>
               <w:rPr>
@@ -5189,7 +5277,7 @@
                 <w:sz w:val="24"/>
                 <w:szCs w:val="24"/>
               </w:rPr>
-              <w:t>0,000 /-</w:t>
+              <w:t>,000 /-</w:t>
             </w:r>
           </w:p>
         </w:tc>
@@ -6891,15 +6979,7 @@
                 <w:sz w:val="24"/>
                 <w:szCs w:val="24"/>
               </w:rPr>
-              <w:t xml:space="preserve">White Piano </w:t>
-            </w:r>
-            <w:r>
-              <w:rPr>
-                <w:rFonts w:cstheme="minorHAnsi"/>
-                <w:sz w:val="24"/>
-                <w:szCs w:val="24"/>
-              </w:rPr>
-              <w:t>[Instrument Only]</w:t>
+              <w:t>Professional Anchor</w:t>
             </w:r>
           </w:p>
           <w:p>
@@ -6982,31 +7062,15 @@
                 <w:sz w:val="24"/>
                 <w:szCs w:val="24"/>
               </w:rPr>
-              <w:t>Violin</w:t>
-            </w:r>
-            <w:r>
-              <w:rPr>
-                <w:rFonts w:cstheme="minorHAnsi"/>
-                <w:sz w:val="24"/>
-                <w:szCs w:val="24"/>
-              </w:rPr>
-              <w:t xml:space="preserve"> </w:t>
-            </w:r>
-            <w:r>
-              <w:rPr>
-                <w:rFonts w:cstheme="minorHAnsi"/>
-                <w:sz w:val="24"/>
-                <w:szCs w:val="24"/>
-              </w:rPr>
-              <w:t xml:space="preserve">With </w:t>
-            </w:r>
-            <w:r>
-              <w:rPr>
-                <w:rFonts w:cstheme="minorHAnsi"/>
-                <w:sz w:val="24"/>
-                <w:szCs w:val="24"/>
-              </w:rPr>
-              <w:t>Artist</w:t>
+              <w:t xml:space="preserve">White Piano </w:t>
+            </w:r>
+            <w:r>
+              <w:rPr>
+                <w:rFonts w:cstheme="minorHAnsi"/>
+                <w:sz w:val="24"/>
+                <w:szCs w:val="24"/>
+              </w:rPr>
+              <w:t>[Instrument Only]</w:t>
             </w:r>
           </w:p>
           <w:p>
@@ -7048,34 +7112,8 @@
                 <w:sz w:val="24"/>
                 <w:szCs w:val="24"/>
               </w:rPr>
-              <w:t>3</w:t>
-            </w:r>
-            <w:r>
-              <w:rPr>
-                <w:rFonts w:cstheme="minorHAnsi"/>
-                <w:sz w:val="24"/>
-                <w:szCs w:val="24"/>
-              </w:rPr>
-              <w:t>0</w:t>
-            </w:r>
-            <w:r>
-              <w:rPr>
-                <w:rFonts w:cstheme="minorHAnsi"/>
-                <w:sz w:val="24"/>
-                <w:szCs w:val="24"/>
-              </w:rPr>
-              <w:t>,000 /-</w:t>
-            </w:r>
-          </w:p>
-          <w:p>
-            <w:pPr>
-              <w:jc w:val="center"/>
-              <w:rPr>
-                <w:rFonts w:cstheme="minorHAnsi"/>
-                <w:sz w:val="24"/>
-                <w:szCs w:val="24"/>
-              </w:rPr>
-            </w:pPr>
+              <w:t>On Final Call</w:t>
+            </w:r>
           </w:p>
         </w:tc>
       </w:tr>
@@ -7115,6 +7153,147 @@
                 <w:sz w:val="24"/>
                 <w:szCs w:val="24"/>
               </w:rPr>
+              <w:t>Violin</w:t>
+            </w:r>
+            <w:r>
+              <w:rPr>
+                <w:rFonts w:cstheme="minorHAnsi"/>
+                <w:sz w:val="24"/>
+                <w:szCs w:val="24"/>
+              </w:rPr>
+              <w:t xml:space="preserve"> </w:t>
+            </w:r>
+            <w:r>
+              <w:rPr>
+                <w:rFonts w:cstheme="minorHAnsi"/>
+                <w:sz w:val="24"/>
+                <w:szCs w:val="24"/>
+              </w:rPr>
+              <w:t xml:space="preserve">With </w:t>
+            </w:r>
+            <w:r>
+              <w:rPr>
+                <w:rFonts w:cstheme="minorHAnsi"/>
+                <w:sz w:val="24"/>
+                <w:szCs w:val="24"/>
+              </w:rPr>
+              <w:t>Artist</w:t>
+            </w:r>
+            <w:r>
+              <w:rPr>
+                <w:rFonts w:cstheme="minorHAnsi"/>
+                <w:sz w:val="24"/>
+                <w:szCs w:val="24"/>
+              </w:rPr>
+              <w:t xml:space="preserve"> [Female Artist]</w:t>
+            </w:r>
+          </w:p>
+          <w:p>
+            <w:pPr>
+              <w:rPr>
+                <w:rFonts w:cstheme="minorHAnsi"/>
+                <w:sz w:val="24"/>
+                <w:szCs w:val="24"/>
+              </w:rPr>
+            </w:pPr>
+          </w:p>
+        </w:tc>
+        <w:tc>
+          <w:tcPr>
+            <w:tcW w:w="3153" w:type="dxa"/>
+          </w:tcPr>
+          <w:p>
+            <w:pPr>
+              <w:jc w:val="center"/>
+              <w:rPr>
+                <w:rFonts w:cstheme="minorHAnsi"/>
+                <w:sz w:val="24"/>
+                <w:szCs w:val="24"/>
+              </w:rPr>
+            </w:pPr>
+          </w:p>
+          <w:p>
+            <w:pPr>
+              <w:jc w:val="center"/>
+              <w:rPr>
+                <w:rFonts w:cstheme="minorHAnsi"/>
+                <w:sz w:val="24"/>
+                <w:szCs w:val="24"/>
+              </w:rPr>
+            </w:pPr>
+            <w:r>
+              <w:rPr>
+                <w:rFonts w:cstheme="minorHAnsi"/>
+                <w:sz w:val="24"/>
+                <w:szCs w:val="24"/>
+              </w:rPr>
+              <w:t>3</w:t>
+            </w:r>
+            <w:r>
+              <w:rPr>
+                <w:rFonts w:cstheme="minorHAnsi"/>
+                <w:sz w:val="24"/>
+                <w:szCs w:val="24"/>
+              </w:rPr>
+              <w:t>0</w:t>
+            </w:r>
+            <w:r>
+              <w:rPr>
+                <w:rFonts w:cstheme="minorHAnsi"/>
+                <w:sz w:val="24"/>
+                <w:szCs w:val="24"/>
+              </w:rPr>
+              <w:t>,000 /-</w:t>
+            </w:r>
+          </w:p>
+          <w:p>
+            <w:pPr>
+              <w:jc w:val="center"/>
+              <w:rPr>
+                <w:rFonts w:cstheme="minorHAnsi"/>
+                <w:sz w:val="24"/>
+                <w:szCs w:val="24"/>
+              </w:rPr>
+            </w:pPr>
+          </w:p>
+        </w:tc>
+      </w:tr>
+      <w:tr>
+        <w:trPr>
+          <w:trHeight w:val="563"/>
+        </w:trPr>
+        <w:tc>
+          <w:tcPr>
+            <w:tcW w:w="6205" w:type="dxa"/>
+          </w:tcPr>
+          <w:p>
+            <w:pPr>
+              <w:rPr>
+                <w:rFonts w:cstheme="minorHAnsi"/>
+                <w:sz w:val="24"/>
+                <w:szCs w:val="24"/>
+              </w:rPr>
+            </w:pPr>
+          </w:p>
+          <w:p>
+            <w:pPr>
+              <w:pStyle w:val="ListParagraph"/>
+              <w:numPr>
+                <w:ilvl w:val="0"/>
+                <w:numId w:val="21"/>
+              </w:numPr>
+              <w:rPr>
+                <w:rFonts w:cstheme="minorHAnsi"/>
+                <w:sz w:val="24"/>
+                <w:szCs w:val="24"/>
+              </w:rPr>
+            </w:pPr>
+            <w:r>
+              <w:rPr>
+                <w:rFonts w:cstheme="minorHAnsi"/>
+                <w:sz w:val="24"/>
+                <w:szCs w:val="24"/>
+              </w:rPr>
               <w:t>Kathak Dancer [Female</w:t>
             </w:r>
             <w:r>
@@ -7125,32 +7304,14 @@
               </w:rPr>
               <w:t xml:space="preserve"> &amp; </w:t>
             </w:r>
-            <w:proofErr w:type="gramStart"/>
-            <w:r>
-              <w:rPr>
-                <w:rFonts w:cstheme="minorHAnsi"/>
-                <w:sz w:val="24"/>
-                <w:szCs w:val="24"/>
-              </w:rPr>
-              <w:t>Male</w:t>
-            </w:r>
-            <w:r>
-              <w:rPr>
-                <w:rFonts w:cstheme="minorHAnsi"/>
-                <w:sz w:val="24"/>
-                <w:szCs w:val="24"/>
-              </w:rPr>
-              <w:t>]</w:t>
-            </w:r>
-            <w:r>
-              <w:rPr>
-                <w:rFonts w:cstheme="minorHAnsi"/>
-                <w:sz w:val="24"/>
-                <w:szCs w:val="24"/>
-              </w:rPr>
-              <w:t>[</w:t>
-            </w:r>
-            <w:proofErr w:type="gramEnd"/>
+            <w:r>
+              <w:rPr>
+                <w:rFonts w:cstheme="minorHAnsi"/>
+                <w:sz w:val="24"/>
+                <w:szCs w:val="24"/>
+              </w:rPr>
+              <w:t>Male] [</w:t>
+            </w:r>
             <w:r>
               <w:rPr>
                 <w:rFonts w:cstheme="minorHAnsi"/>
@@ -9536,7 +9697,7 @@
                 <w:sz w:val="24"/>
                 <w:szCs w:val="24"/>
               </w:rPr>
-              <w:t>Piano [Only Instrument]</w:t>
+              <w:t>Saxophone Artist</w:t>
             </w:r>
           </w:p>
         </w:tc>
@@ -9569,7 +9730,15 @@
                 <w:sz w:val="24"/>
                 <w:szCs w:val="24"/>
               </w:rPr>
-              <w:t>On Final Call</w:t>
+              <w:t>40</w:t>
+            </w:r>
+            <w:r>
+              <w:rPr>
+                <w:rFonts w:cstheme="minorHAnsi"/>
+                <w:sz w:val="24"/>
+                <w:szCs w:val="24"/>
+              </w:rPr>
+              <w:t>,000 /-</w:t>
             </w:r>
           </w:p>
         </w:tc>
@@ -9610,7 +9779,33 @@
                 <w:sz w:val="24"/>
                 <w:szCs w:val="24"/>
               </w:rPr>
-              <w:t>Saxophone Artist</w:t>
+              <w:t xml:space="preserve">DJ Console </w:t>
+            </w:r>
+            <w:proofErr w:type="gramStart"/>
+            <w:r>
+              <w:rPr>
+                <w:rFonts w:cstheme="minorHAnsi"/>
+                <w:sz w:val="24"/>
+                <w:szCs w:val="24"/>
+              </w:rPr>
+              <w:t>For</w:t>
+            </w:r>
+            <w:proofErr w:type="gramEnd"/>
+            <w:r>
+              <w:rPr>
+                <w:rFonts w:cstheme="minorHAnsi"/>
+                <w:sz w:val="24"/>
+                <w:szCs w:val="24"/>
+              </w:rPr>
+              <w:t xml:space="preserve"> Jockey</w:t>
+            </w:r>
+            <w:r>
+              <w:rPr>
+                <w:rFonts w:cstheme="minorHAnsi"/>
+                <w:sz w:val="24"/>
+                <w:szCs w:val="24"/>
+              </w:rPr>
+              <w:t xml:space="preserve"> Krish</w:t>
             </w:r>
           </w:p>
         </w:tc>
@@ -9643,15 +9838,7 @@
                 <w:sz w:val="24"/>
                 <w:szCs w:val="24"/>
               </w:rPr>
-              <w:t>40</w:t>
-            </w:r>
-            <w:r>
-              <w:rPr>
-                <w:rFonts w:cstheme="minorHAnsi"/>
-                <w:sz w:val="24"/>
-                <w:szCs w:val="24"/>
-              </w:rPr>
-              <w:t>,000 /-</w:t>
+              <w:t>20,000 /-</w:t>
             </w:r>
           </w:p>
         </w:tc>
@@ -9692,33 +9879,7 @@
                 <w:sz w:val="24"/>
                 <w:szCs w:val="24"/>
               </w:rPr>
-              <w:t xml:space="preserve">DJ Console </w:t>
-            </w:r>
-            <w:proofErr w:type="gramStart"/>
-            <w:r>
-              <w:rPr>
-                <w:rFonts w:cstheme="minorHAnsi"/>
-                <w:sz w:val="24"/>
-                <w:szCs w:val="24"/>
-              </w:rPr>
-              <w:t>For</w:t>
-            </w:r>
-            <w:proofErr w:type="gramEnd"/>
-            <w:r>
-              <w:rPr>
-                <w:rFonts w:cstheme="minorHAnsi"/>
-                <w:sz w:val="24"/>
-                <w:szCs w:val="24"/>
-              </w:rPr>
-              <w:t xml:space="preserve"> Jockey</w:t>
-            </w:r>
-            <w:r>
-              <w:rPr>
-                <w:rFonts w:cstheme="minorHAnsi"/>
-                <w:sz w:val="24"/>
-                <w:szCs w:val="24"/>
-              </w:rPr>
-              <w:t xml:space="preserve"> Krish</w:t>
+              <w:t>Professional Anchor</w:t>
             </w:r>
           </w:p>
         </w:tc>
@@ -9751,7 +9912,7 @@
                 <w:sz w:val="24"/>
                 <w:szCs w:val="24"/>
               </w:rPr>
-              <w:t>20,000 /-</w:t>
+              <w:t>Final Call</w:t>
             </w:r>
           </w:p>
         </w:tc>
@@ -10077,30 +10238,6 @@
         </w:tc>
       </w:tr>
     </w:tbl>
-    <w:p>
-      <w:pPr>
-        <w:rPr>
-          <w:rFonts w:asciiTheme="majorHAnsi" w:eastAsiaTheme="majorEastAsia" w:hAnsiTheme="majorHAnsi" w:cstheme="majorBidi"/>
-          <w:b/>
-          <w:bCs/>
-          <w:color w:val="385623" w:themeColor="accent6" w:themeShade="80"/>
-          <w:sz w:val="28"/>
-          <w:szCs w:val="28"/>
-        </w:rPr>
-      </w:pPr>
-    </w:p>
-    <w:p>
-      <w:pPr>
-        <w:rPr>
-          <w:rFonts w:asciiTheme="majorHAnsi" w:eastAsiaTheme="majorEastAsia" w:hAnsiTheme="majorHAnsi" w:cstheme="majorBidi"/>
-          <w:b/>
-          <w:bCs/>
-          <w:color w:val="385623" w:themeColor="accent6" w:themeShade="80"/>
-          <w:sz w:val="28"/>
-          <w:szCs w:val="28"/>
-        </w:rPr>
-      </w:pPr>
-    </w:p>
     <w:p/>
     <w:tbl>
       <w:tblPr>
@@ -10671,7 +10808,6 @@
                 <w:sz w:val="24"/>
                 <w:szCs w:val="24"/>
               </w:rPr>
-              <w:lastRenderedPageBreak/>
               <w:t>Manleen Rekhi</w:t>
             </w:r>
           </w:p>

--- a/Quotations/Kavita Goswami 20_22_Feb_2026/Quotation With Budget (1).docx
+++ b/Quotations/Kavita Goswami 20_22_Feb_2026/Quotation With Budget (1).docx
@@ -698,8 +698,8 @@
         <w:tblLook w:val="04A0" w:firstRow="1" w:lastRow="0" w:firstColumn="1" w:lastColumn="0" w:noHBand="0" w:noVBand="1"/>
       </w:tblPr>
       <w:tblGrid>
-        <w:gridCol w:w="6475"/>
-        <w:gridCol w:w="2880"/>
+        <w:gridCol w:w="6835"/>
+        <w:gridCol w:w="2520"/>
       </w:tblGrid>
       <w:tr>
         <w:trPr>
@@ -1429,7 +1429,7 @@
         </w:trPr>
         <w:tc>
           <w:tcPr>
-            <w:tcW w:w="6475" w:type="dxa"/>
+            <w:tcW w:w="6835" w:type="dxa"/>
             <w:shd w:val="clear" w:color="auto" w:fill="ED7D31" w:themeFill="accent2"/>
           </w:tcPr>
           <w:p>
@@ -1459,7 +1459,7 @@
         </w:tc>
         <w:tc>
           <w:tcPr>
-            <w:tcW w:w="2880" w:type="dxa"/>
+            <w:tcW w:w="2520" w:type="dxa"/>
             <w:shd w:val="clear" w:color="auto" w:fill="ED7D31" w:themeFill="accent2"/>
           </w:tcPr>
           <w:p>
@@ -1494,7 +1494,7 @@
         </w:trPr>
         <w:tc>
           <w:tcPr>
-            <w:tcW w:w="6475" w:type="dxa"/>
+            <w:tcW w:w="6835" w:type="dxa"/>
           </w:tcPr>
           <w:p>
             <w:pPr>
@@ -1669,7 +1669,7 @@
         </w:tc>
         <w:tc>
           <w:tcPr>
-            <w:tcW w:w="2880" w:type="dxa"/>
+            <w:tcW w:w="2520" w:type="dxa"/>
           </w:tcPr>
           <w:p>
             <w:pPr>
@@ -1712,6 +1712,31 @@
           </w:p>
           <w:p>
             <w:pPr>
+              <w:rPr>
+                <w:rFonts w:cstheme="minorHAnsi"/>
+                <w:sz w:val="24"/>
+                <w:szCs w:val="24"/>
+              </w:rPr>
+            </w:pPr>
+            <w:r>
+              <w:rPr>
+                <w:rFonts w:cstheme="minorHAnsi"/>
+                <w:sz w:val="24"/>
+                <w:szCs w:val="24"/>
+              </w:rPr>
+              <w:t xml:space="preserve">90,000 /- With </w:t>
+            </w:r>
+            <w:r>
+              <w:rPr>
+                <w:rFonts w:cstheme="minorHAnsi"/>
+                <w:sz w:val="24"/>
+                <w:szCs w:val="24"/>
+              </w:rPr>
+              <w:t>Travel</w:t>
+            </w:r>
+          </w:p>
+          <w:p>
+            <w:pPr>
               <w:jc w:val="center"/>
               <w:rPr>
                 <w:rFonts w:cstheme="minorHAnsi"/>
@@ -1719,14 +1744,6 @@
                 <w:szCs w:val="24"/>
               </w:rPr>
             </w:pPr>
-            <w:r>
-              <w:rPr>
-                <w:rFonts w:cstheme="minorHAnsi"/>
-                <w:sz w:val="24"/>
-                <w:szCs w:val="24"/>
-              </w:rPr>
-              <w:t>Need To Freeze</w:t>
-            </w:r>
           </w:p>
           <w:p>
             <w:pPr>
@@ -1737,28 +1754,25 @@
                 <w:szCs w:val="24"/>
               </w:rPr>
             </w:pPr>
-          </w:p>
-          <w:p>
-            <w:pPr>
-              <w:jc w:val="center"/>
-              <w:rPr>
-                <w:rFonts w:cstheme="minorHAnsi"/>
-                <w:sz w:val="24"/>
-                <w:szCs w:val="24"/>
-              </w:rPr>
-            </w:pPr>
-            <w:r>
-              <w:rPr>
-                <w:rFonts w:cstheme="minorHAnsi"/>
-                <w:sz w:val="24"/>
-                <w:szCs w:val="24"/>
-              </w:rPr>
-              <w:t>30,000 /-</w:t>
-            </w:r>
-          </w:p>
-          <w:p>
-            <w:pPr>
-              <w:jc w:val="center"/>
+            <w:r>
+              <w:rPr>
+                <w:rFonts w:cstheme="minorHAnsi"/>
+                <w:sz w:val="24"/>
+                <w:szCs w:val="24"/>
+              </w:rPr>
+              <w:t>3</w:t>
+            </w:r>
+            <w:r>
+              <w:rPr>
+                <w:rFonts w:cstheme="minorHAnsi"/>
+                <w:sz w:val="24"/>
+                <w:szCs w:val="24"/>
+              </w:rPr>
+              <w:t>0,000 /-</w:t>
+            </w:r>
+          </w:p>
+          <w:p>
+            <w:pPr>
               <w:rPr>
                 <w:rFonts w:cstheme="minorHAnsi"/>
                 <w:sz w:val="24"/>
@@ -1792,7 +1806,7 @@
         </w:trPr>
         <w:tc>
           <w:tcPr>
-            <w:tcW w:w="6475" w:type="dxa"/>
+            <w:tcW w:w="6835" w:type="dxa"/>
           </w:tcPr>
           <w:p>
             <w:pPr>
@@ -1936,7 +1950,7 @@
         </w:tc>
         <w:tc>
           <w:tcPr>
-            <w:tcW w:w="2880" w:type="dxa"/>
+            <w:tcW w:w="2520" w:type="dxa"/>
           </w:tcPr>
           <w:p>
             <w:pPr>
@@ -2060,7 +2074,7 @@
         </w:trPr>
         <w:tc>
           <w:tcPr>
-            <w:tcW w:w="6475" w:type="dxa"/>
+            <w:tcW w:w="6835" w:type="dxa"/>
           </w:tcPr>
           <w:p>
             <w:pPr>
@@ -2102,7 +2116,7 @@
         </w:tc>
         <w:tc>
           <w:tcPr>
-            <w:tcW w:w="2880" w:type="dxa"/>
+            <w:tcW w:w="2520" w:type="dxa"/>
           </w:tcPr>
           <w:p>
             <w:pPr>
@@ -2137,7 +2151,7 @@
                 <w:sz w:val="24"/>
                 <w:szCs w:val="24"/>
               </w:rPr>
-              <w:t>7</w:t>
+              <w:t>1,6</w:t>
             </w:r>
             <w:r>
               <w:rPr>

--- a/Quotations/Kavita Goswami 20_22_Feb_2026/Quotation With Budget (1).docx
+++ b/Quotations/Kavita Goswami 20_22_Feb_2026/Quotation With Budget (1).docx
@@ -3385,7 +3385,7 @@
                 <w:sz w:val="24"/>
                 <w:szCs w:val="24"/>
               </w:rPr>
-              <w:t>25</w:t>
+              <w:t>50</w:t>
             </w:r>
             <w:r>
               <w:rPr>
@@ -3718,7 +3718,7 @@
                 <w:sz w:val="24"/>
                 <w:szCs w:val="24"/>
               </w:rPr>
-              <w:t>1</w:t>
+              <w:t>2</w:t>
             </w:r>
             <w:r>
               <w:rPr>
@@ -3740,18 +3740,7 @@
                 <w:sz w:val="24"/>
                 <w:szCs w:val="24"/>
               </w:rPr>
-              <w:t>8</w:t>
-            </w:r>
-            <w:r>
-              <w:rPr>
-                <w:rFonts w:cstheme="minorHAnsi"/>
-                <w:b/>
-                <w:bCs/>
-                <w:color w:val="C45911" w:themeColor="accent2" w:themeShade="BF"/>
-                <w:sz w:val="24"/>
-                <w:szCs w:val="24"/>
-              </w:rPr>
-              <w:t>0</w:t>
+              <w:t>05</w:t>
             </w:r>
             <w:r>
               <w:rPr>
@@ -5077,7 +5066,23 @@
                 <w:sz w:val="24"/>
                 <w:szCs w:val="24"/>
               </w:rPr>
-              <w:t xml:space="preserve"> Water Body (20)</w:t>
+              <w:t xml:space="preserve"> Water Body (</w:t>
+            </w:r>
+            <w:r>
+              <w:rPr>
+                <w:rFonts w:cstheme="minorHAnsi"/>
+                <w:sz w:val="24"/>
+                <w:szCs w:val="24"/>
+              </w:rPr>
+              <w:t>3</w:t>
+            </w:r>
+            <w:r>
+              <w:rPr>
+                <w:rFonts w:cstheme="minorHAnsi"/>
+                <w:sz w:val="24"/>
+                <w:szCs w:val="24"/>
+              </w:rPr>
+              <w:t>0)</w:t>
             </w:r>
           </w:p>
         </w:tc>
@@ -5155,7 +5160,15 @@
                 <w:sz w:val="24"/>
                 <w:szCs w:val="24"/>
               </w:rPr>
-              <w:t>10,000 /-</w:t>
+              <w:t>25</w:t>
+            </w:r>
+            <w:r>
+              <w:rPr>
+                <w:rFonts w:cstheme="minorHAnsi"/>
+                <w:sz w:val="24"/>
+                <w:szCs w:val="24"/>
+              </w:rPr>
+              <w:t>,000 /-</w:t>
             </w:r>
           </w:p>
         </w:tc>
@@ -5280,7 +5293,7 @@
                 <w:sz w:val="24"/>
                 <w:szCs w:val="24"/>
               </w:rPr>
-              <w:t>50</w:t>
+              <w:t>65</w:t>
             </w:r>
             <w:r>
               <w:rPr>
@@ -8552,6 +8565,9 @@
             <w:r>
               <w:rPr>
                 <w:rFonts w:cstheme="minorHAnsi"/>
+                <w:b/>
+                <w:bCs/>
+                <w:color w:val="C45911" w:themeColor="accent2" w:themeShade="BF"/>
                 <w:sz w:val="24"/>
                 <w:szCs w:val="24"/>
               </w:rPr>
@@ -8560,6 +8576,9 @@
             <w:r>
               <w:rPr>
                 <w:rFonts w:cstheme="minorHAnsi"/>
+                <w:b/>
+                <w:bCs/>
+                <w:color w:val="C45911" w:themeColor="accent2" w:themeShade="BF"/>
                 <w:sz w:val="24"/>
                 <w:szCs w:val="24"/>
               </w:rPr>
@@ -8568,6 +8587,9 @@
             <w:r>
               <w:rPr>
                 <w:rFonts w:cstheme="minorHAnsi"/>
+                <w:b/>
+                <w:bCs/>
+                <w:color w:val="C45911" w:themeColor="accent2" w:themeShade="BF"/>
                 <w:sz w:val="24"/>
                 <w:szCs w:val="24"/>
               </w:rPr>
